--- a/week3-molecular-docking/5_CalistaAqilahTsabitah_Week3.docx
+++ b/week3-molecular-docking/5_CalistaAqilahTsabitah_Week3.docx
@@ -1,6 +1,6 @@
 
 <file path=word/document.xml><?xml version="1.0" encoding="utf-8"?>
-<w:document xmlns:wpc="http://schemas.microsoft.com/office/word/2010/wordprocessingCanvas" xmlns:mc="http://schemas.openxmlformats.org/markup-compatibility/2006" xmlns:o="urn:schemas-microsoft-com:office:office" xmlns:r="http://schemas.openxmlformats.org/officeDocument/2006/relationships" xmlns:m="http://schemas.openxmlformats.org/officeDocument/2006/math" xmlns:v="urn:schemas-microsoft-com:vml" xmlns:wp14="http://schemas.microsoft.com/office/word/2010/wordprocessingDrawing" xmlns:wp="http://schemas.openxmlformats.org/drawingml/2006/wordprocessingDrawing" xmlns:w10="urn:schemas-microsoft-com:office:word" xmlns:w="http://schemas.openxmlformats.org/wordprocessingml/2006/main" xmlns:w14="http://schemas.microsoft.com/office/word/2010/wordml" xmlns:w15="http://schemas.microsoft.com/office/word/2012/wordml" xmlns:wpg="http://schemas.microsoft.com/office/word/2010/wordprocessingGroup" xmlns:wpi="http://schemas.microsoft.com/office/word/2010/wordprocessingInk" xmlns:wne="http://schemas.microsoft.com/office/word/2006/wordml" xmlns:wps="http://schemas.microsoft.com/office/word/2010/wordprocessingShape" xmlns:cx="http://schemas.microsoft.com/office/drawing/2014/chartex" xmlns:cx1="http://schemas.microsoft.com/office/drawing/2015/9/8/chartex" xmlns:cx2="http://schemas.microsoft.com/office/drawing/2015/10/21/chartex" xmlns:cx3="http://schemas.microsoft.com/office/drawing/2016/5/9/chartex" xmlns:cx4="http://schemas.microsoft.com/office/drawing/2016/5/10/chartex" xmlns:cx5="http://schemas.microsoft.com/office/drawing/2016/5/11/chartex" xmlns:cx6="http://schemas.microsoft.com/office/drawing/2016/5/12/chartex" xmlns:cx7="http://schemas.microsoft.com/office/drawing/2016/5/13/chartex" xmlns:cx8="http://schemas.microsoft.com/office/drawing/2016/5/14/chartex" xmlns:aink="http://schemas.microsoft.com/office/drawing/2016/ink" xmlns:am3d="http://schemas.microsoft.com/office/drawing/2017/model3d" xmlns:w16cex="http://schemas.microsoft.com/office/word/2018/wordml/cex" xmlns:w16cid="http://schemas.microsoft.com/office/word/2016/wordml/cid" xmlns:w16="http://schemas.microsoft.com/office/word/2018/wordml" xmlns:w16sdtdh="http://schemas.microsoft.com/office/word/2020/wordml/sdtdatahash" xmlns:w16se="http://schemas.microsoft.com/office/word/2015/wordml/symex" mc:Ignorable="w14 w15 wp14">
+<w:document xmlns:wpc="http://schemas.microsoft.com/office/word/2010/wordprocessingCanvas" xmlns:cx="http://schemas.microsoft.com/office/drawing/2014/chartex" xmlns:cx1="http://schemas.microsoft.com/office/drawing/2015/9/8/chartex" xmlns:cx2="http://schemas.microsoft.com/office/drawing/2015/10/21/chartex" xmlns:cx3="http://schemas.microsoft.com/office/drawing/2016/5/9/chartex" xmlns:cx4="http://schemas.microsoft.com/office/drawing/2016/5/10/chartex" xmlns:cx5="http://schemas.microsoft.com/office/drawing/2016/5/11/chartex" xmlns:cx6="http://schemas.microsoft.com/office/drawing/2016/5/12/chartex" xmlns:cx7="http://schemas.microsoft.com/office/drawing/2016/5/13/chartex" xmlns:cx8="http://schemas.microsoft.com/office/drawing/2016/5/14/chartex" xmlns:mc="http://schemas.openxmlformats.org/markup-compatibility/2006" xmlns:aink="http://schemas.microsoft.com/office/drawing/2016/ink" xmlns:am3d="http://schemas.microsoft.com/office/drawing/2017/model3d" xmlns:o="urn:schemas-microsoft-com:office:office" xmlns:oel="http://schemas.microsoft.com/office/2019/extlst" xmlns:r="http://schemas.openxmlformats.org/officeDocument/2006/relationships" xmlns:m="http://schemas.openxmlformats.org/officeDocument/2006/math" xmlns:v="urn:schemas-microsoft-com:vml" xmlns:wp14="http://schemas.microsoft.com/office/word/2010/wordprocessingDrawing" xmlns:wp="http://schemas.openxmlformats.org/drawingml/2006/wordprocessingDrawing" xmlns:w10="urn:schemas-microsoft-com:office:word" xmlns:w="http://schemas.openxmlformats.org/wordprocessingml/2006/main" xmlns:w14="http://schemas.microsoft.com/office/word/2010/wordml" xmlns:w15="http://schemas.microsoft.com/office/word/2012/wordml" xmlns:w16cei="http://schemas.microsoft.com/office/word/2026/wordml/cei" xmlns:w16cex="http://schemas.microsoft.com/office/word/2018/wordml/cex" xmlns:w16cid="http://schemas.microsoft.com/office/word/2016/wordml/cid" xmlns:w16="http://schemas.microsoft.com/office/word/2018/wordml" xmlns:w16du="http://schemas.microsoft.com/office/word/2023/wordml/word16du" xmlns:w16sdtdh="http://schemas.microsoft.com/office/word/2020/wordml/sdtdatahash" xmlns:w16sdtfl="http://schemas.microsoft.com/office/word/2024/wordml/sdtformatlock" xmlns:w16se="http://schemas.microsoft.com/office/word/2015/wordml/symex" xmlns:wpg="http://schemas.microsoft.com/office/word/2010/wordprocessingGroup" xmlns:wpi="http://schemas.microsoft.com/office/word/2010/wordprocessingInk" xmlns:wne="http://schemas.microsoft.com/office/word/2006/wordml" xmlns:wps="http://schemas.microsoft.com/office/word/2010/wordprocessingShape" mc:Ignorable="w14 w15 w16se w16cid w16 w16cex w16sdtdh w16sdtfl w16du wp14">
   <w:body>
     <w:p>
       <w:pPr>
@@ -14,7 +14,7 @@
           <w:sz w:val="32"/>
           <w:szCs w:val="32"/>
         </w:rPr>
-        <w:t xml:space="preserve">LAPORAN MOLECULAR DOCKING — WEEK 3</w:t>
+        <w:t>LAPORAN MOLECULAR DOCKING — WEEK 3</w:t>
       </w:r>
     </w:p>
     <w:p>
@@ -22,6 +22,7 @@
         <w:spacing w:after="100"/>
         <w:jc w:val="center"/>
       </w:pPr>
+      <w:proofErr w:type="spellStart"/>
       <w:r>
         <w:rPr>
           <w:b/>
@@ -29,7 +30,37 @@
           <w:sz w:val="26"/>
           <w:szCs w:val="26"/>
         </w:rPr>
-        <w:t xml:space="preserve">Interaksi Protein Target CTNNB1 (β-catenin) dengan Ligan Quercetin</w:t>
+        <w:t>Interaksi</w:t>
+      </w:r>
+      <w:proofErr w:type="spellEnd"/>
+      <w:r>
+        <w:rPr>
+          <w:b/>
+          <w:bCs/>
+          <w:sz w:val="26"/>
+          <w:szCs w:val="26"/>
+        </w:rPr>
+        <w:t xml:space="preserve"> Protein Target CTNNB1 (β-catenin) </w:t>
+      </w:r>
+      <w:proofErr w:type="spellStart"/>
+      <w:r>
+        <w:rPr>
+          <w:b/>
+          <w:bCs/>
+          <w:sz w:val="26"/>
+          <w:szCs w:val="26"/>
+        </w:rPr>
+        <w:t>dengan</w:t>
+      </w:r>
+      <w:proofErr w:type="spellEnd"/>
+      <w:r>
+        <w:rPr>
+          <w:b/>
+          <w:bCs/>
+          <w:sz w:val="26"/>
+          <w:szCs w:val="26"/>
+        </w:rPr>
+        <w:t xml:space="preserve"> Ligan Quercetin</w:t>
       </w:r>
     </w:p>
     <w:p>
@@ -43,19 +74,23 @@
           <w:bCs/>
           <w:i/>
           <w:iCs/>
-          <w:color w:val="C00000"/>
-        </w:rPr>
-        <w:t xml:space="preserve">[Nomor Kelompok Belajar]_[Nama Peserta]_Week3</w:t>
+        </w:rPr>
+        <w:t>5_Calista Aqilah Tsabitah_Week3</w:t>
       </w:r>
     </w:p>
     <w:p>
       <w:pPr>
         <w:pStyle w:val="Heading1"/>
-        <w:spacing w:after="150" w:before="300"/>
+        <w:spacing w:before="300" w:after="150"/>
       </w:pPr>
       <w:r>
-        <w:t xml:space="preserve">1. Latar Belakang</w:t>
-      </w:r>
+        <w:t xml:space="preserve">1. Latar </w:t>
+      </w:r>
+      <w:proofErr w:type="spellStart"/>
+      <w:r>
+        <w:t>Belakang</w:t>
+      </w:r>
+      <w:proofErr w:type="spellEnd"/>
     </w:p>
     <w:p>
       <w:pPr>
@@ -63,371 +98,801 @@
         <w:jc w:val="both"/>
       </w:pPr>
       <w:r>
-        <w:t xml:space="preserve">Pada analisis network pharmacology Week 2, enam senyawa flavonoid kandidat (Quercetin, Luteolin, Kaempferol, Apigenin, Genistein, dan Resveratrol) diprediksi targetnya menggunakan SwissTargetPrediction, kemudian diintersect dengan target penyakit dan dianalisis melalui Protein–Protein Interaction (PPI) network pada Cytoscape. Berdasarkan nilai Degree, Betweenness Centrality, dan Closeness Centrality, </w:t>
+        <w:t xml:space="preserve">Pada </w:t>
+      </w:r>
+      <w:proofErr w:type="spellStart"/>
+      <w:r>
+        <w:t>analisis</w:t>
+      </w:r>
+      <w:proofErr w:type="spellEnd"/>
+      <w:r>
+        <w:t xml:space="preserve"> network pharmacology Week 2, </w:t>
+      </w:r>
+      <w:proofErr w:type="spellStart"/>
+      <w:r>
+        <w:t>enam</w:t>
+      </w:r>
+      <w:proofErr w:type="spellEnd"/>
+      <w:r>
+        <w:t xml:space="preserve"> </w:t>
+      </w:r>
+      <w:proofErr w:type="spellStart"/>
+      <w:r>
+        <w:t>senyawa</w:t>
+      </w:r>
+      <w:proofErr w:type="spellEnd"/>
+      <w:r>
+        <w:t xml:space="preserve"> flavonoid </w:t>
+      </w:r>
+      <w:proofErr w:type="spellStart"/>
+      <w:r>
+        <w:t>kandidat</w:t>
+      </w:r>
+      <w:proofErr w:type="spellEnd"/>
+      <w:r>
+        <w:t xml:space="preserve"> (Quercetin, Luteolin, Kaempferol, Apigenin, Genistein, dan Resveratrol) </w:t>
+      </w:r>
+      <w:proofErr w:type="spellStart"/>
+      <w:r>
+        <w:t>diprediksi</w:t>
+      </w:r>
+      <w:proofErr w:type="spellEnd"/>
+      <w:r>
+        <w:t xml:space="preserve"> </w:t>
+      </w:r>
+      <w:proofErr w:type="spellStart"/>
+      <w:r>
+        <w:t>targetnya</w:t>
+      </w:r>
+      <w:proofErr w:type="spellEnd"/>
+      <w:r>
+        <w:t xml:space="preserve"> </w:t>
+      </w:r>
+      <w:proofErr w:type="spellStart"/>
+      <w:r>
+        <w:t>menggunakan</w:t>
+      </w:r>
+      <w:proofErr w:type="spellEnd"/>
+      <w:r>
+        <w:t xml:space="preserve"> </w:t>
+      </w:r>
+      <w:proofErr w:type="spellStart"/>
+      <w:r>
+        <w:t>SwissTargetPrediction</w:t>
+      </w:r>
+      <w:proofErr w:type="spellEnd"/>
+      <w:r>
+        <w:t xml:space="preserve">, </w:t>
+      </w:r>
+      <w:proofErr w:type="spellStart"/>
+      <w:r>
+        <w:t>kemudian</w:t>
+      </w:r>
+      <w:proofErr w:type="spellEnd"/>
+      <w:r>
+        <w:t xml:space="preserve"> </w:t>
+      </w:r>
+      <w:proofErr w:type="spellStart"/>
+      <w:r>
+        <w:t>diintersect</w:t>
+      </w:r>
+      <w:proofErr w:type="spellEnd"/>
+      <w:r>
+        <w:t xml:space="preserve"> </w:t>
+      </w:r>
+      <w:proofErr w:type="spellStart"/>
+      <w:r>
+        <w:t>dengan</w:t>
+      </w:r>
+      <w:proofErr w:type="spellEnd"/>
+      <w:r>
+        <w:t xml:space="preserve"> target </w:t>
+      </w:r>
+      <w:proofErr w:type="spellStart"/>
+      <w:r>
+        <w:t>penyakit</w:t>
+      </w:r>
+      <w:proofErr w:type="spellEnd"/>
+      <w:r>
+        <w:t xml:space="preserve"> dan </w:t>
+      </w:r>
+      <w:proofErr w:type="spellStart"/>
+      <w:r>
+        <w:t>dianalisis</w:t>
+      </w:r>
+      <w:proofErr w:type="spellEnd"/>
+      <w:r>
+        <w:t xml:space="preserve"> </w:t>
+      </w:r>
+      <w:proofErr w:type="spellStart"/>
+      <w:r>
+        <w:t>melalui</w:t>
+      </w:r>
+      <w:proofErr w:type="spellEnd"/>
+      <w:r>
+        <w:t xml:space="preserve"> Protein–Protein Interaction (PPI) network pada </w:t>
+      </w:r>
+      <w:proofErr w:type="spellStart"/>
+      <w:r>
+        <w:t>Cytoscape</w:t>
+      </w:r>
+      <w:proofErr w:type="spellEnd"/>
+      <w:r>
+        <w:t xml:space="preserve">. </w:t>
+      </w:r>
+      <w:proofErr w:type="spellStart"/>
+      <w:r>
+        <w:t>Berdasarkan</w:t>
+      </w:r>
+      <w:proofErr w:type="spellEnd"/>
+      <w:r>
+        <w:t xml:space="preserve"> </w:t>
+      </w:r>
+      <w:proofErr w:type="spellStart"/>
+      <w:r>
+        <w:t>nilai</w:t>
+      </w:r>
+      <w:proofErr w:type="spellEnd"/>
+      <w:r>
+        <w:t xml:space="preserve"> Degree, Betweenness Centrality, dan Closeness Centrality, </w:t>
       </w:r>
       <w:r>
         <w:rPr>
           <w:b/>
           <w:bCs/>
         </w:rPr>
-        <w:t xml:space="preserve">CTNNB1 (β-catenin)</w:t>
-      </w:r>
-      <w:r>
-        <w:t xml:space="preserve"> teridentifikasi sebagai hub gene dengan skor tertinggi pada ketiga metrik sekaligus (Degree = 4, Betweenness = 0,70, Closeness = 0,83), menjadikannya kandidat protein target paling sentral dalam jaringan interaksi yang terbentuk. Berdasarkan data SwissTargetPrediction, CTNNB1 secara spesifik terhubung dengan senyawa </w:t>
+        <w:t>CTNNB1 (β-catenin)</w:t>
+      </w:r>
+      <w:r>
+        <w:t xml:space="preserve"> </w:t>
+      </w:r>
+      <w:proofErr w:type="spellStart"/>
+      <w:r>
+        <w:t>teridentifikasi</w:t>
+      </w:r>
+      <w:proofErr w:type="spellEnd"/>
+      <w:r>
+        <w:t xml:space="preserve"> </w:t>
+      </w:r>
+      <w:proofErr w:type="spellStart"/>
+      <w:r>
+        <w:t>sebagai</w:t>
+      </w:r>
+      <w:proofErr w:type="spellEnd"/>
+      <w:r>
+        <w:t xml:space="preserve"> hub gene </w:t>
+      </w:r>
+      <w:proofErr w:type="spellStart"/>
+      <w:r>
+        <w:t>dengan</w:t>
+      </w:r>
+      <w:proofErr w:type="spellEnd"/>
+      <w:r>
+        <w:t xml:space="preserve"> </w:t>
+      </w:r>
+      <w:proofErr w:type="spellStart"/>
+      <w:r>
+        <w:t>skor</w:t>
+      </w:r>
+      <w:proofErr w:type="spellEnd"/>
+      <w:r>
+        <w:t xml:space="preserve"> </w:t>
+      </w:r>
+      <w:proofErr w:type="spellStart"/>
+      <w:r>
+        <w:t>tertinggi</w:t>
+      </w:r>
+      <w:proofErr w:type="spellEnd"/>
+      <w:r>
+        <w:t xml:space="preserve"> pada </w:t>
+      </w:r>
+      <w:proofErr w:type="spellStart"/>
+      <w:r>
+        <w:t>ketiga</w:t>
+      </w:r>
+      <w:proofErr w:type="spellEnd"/>
+      <w:r>
+        <w:t xml:space="preserve"> </w:t>
+      </w:r>
+      <w:proofErr w:type="spellStart"/>
+      <w:r>
+        <w:t>metrik</w:t>
+      </w:r>
+      <w:proofErr w:type="spellEnd"/>
+      <w:r>
+        <w:t xml:space="preserve"> </w:t>
+      </w:r>
+      <w:proofErr w:type="spellStart"/>
+      <w:r>
+        <w:t>sekaligus</w:t>
+      </w:r>
+      <w:proofErr w:type="spellEnd"/>
+      <w:r>
+        <w:t xml:space="preserve"> (Degree = 4, Betweenness = 0,70, Closeness = 0,83), </w:t>
+      </w:r>
+      <w:proofErr w:type="spellStart"/>
+      <w:r>
+        <w:t>menjadikannya</w:t>
+      </w:r>
+      <w:proofErr w:type="spellEnd"/>
+      <w:r>
+        <w:t xml:space="preserve"> </w:t>
+      </w:r>
+      <w:proofErr w:type="spellStart"/>
+      <w:r>
+        <w:t>kandidat</w:t>
+      </w:r>
+      <w:proofErr w:type="spellEnd"/>
+      <w:r>
+        <w:t xml:space="preserve"> protein target paling </w:t>
+      </w:r>
+      <w:proofErr w:type="spellStart"/>
+      <w:r>
+        <w:t>sentral</w:t>
+      </w:r>
+      <w:proofErr w:type="spellEnd"/>
+      <w:r>
+        <w:t xml:space="preserve"> </w:t>
+      </w:r>
+      <w:proofErr w:type="spellStart"/>
+      <w:r>
+        <w:t>dalam</w:t>
+      </w:r>
+      <w:proofErr w:type="spellEnd"/>
+      <w:r>
+        <w:t xml:space="preserve"> </w:t>
+      </w:r>
+      <w:proofErr w:type="spellStart"/>
+      <w:r>
+        <w:t>jaringan</w:t>
+      </w:r>
+      <w:proofErr w:type="spellEnd"/>
+      <w:r>
+        <w:t xml:space="preserve"> </w:t>
+      </w:r>
+      <w:proofErr w:type="spellStart"/>
+      <w:r>
+        <w:t>interaksi</w:t>
+      </w:r>
+      <w:proofErr w:type="spellEnd"/>
+      <w:r>
+        <w:t xml:space="preserve"> yang </w:t>
+      </w:r>
+      <w:proofErr w:type="spellStart"/>
+      <w:r>
+        <w:t>terbentuk</w:t>
+      </w:r>
+      <w:proofErr w:type="spellEnd"/>
+      <w:r>
+        <w:t xml:space="preserve">. </w:t>
+      </w:r>
+      <w:proofErr w:type="spellStart"/>
+      <w:r>
+        <w:t>Berdasarkan</w:t>
+      </w:r>
+      <w:proofErr w:type="spellEnd"/>
+      <w:r>
+        <w:t xml:space="preserve"> data </w:t>
+      </w:r>
+      <w:proofErr w:type="spellStart"/>
+      <w:r>
+        <w:t>SwissTargetPrediction</w:t>
+      </w:r>
+      <w:proofErr w:type="spellEnd"/>
+      <w:r>
+        <w:t xml:space="preserve">, CTNNB1 </w:t>
+      </w:r>
+      <w:proofErr w:type="spellStart"/>
+      <w:r>
+        <w:t>secara</w:t>
+      </w:r>
+      <w:proofErr w:type="spellEnd"/>
+      <w:r>
+        <w:t xml:space="preserve"> </w:t>
+      </w:r>
+      <w:proofErr w:type="spellStart"/>
+      <w:r>
+        <w:t>spesifik</w:t>
+      </w:r>
+      <w:proofErr w:type="spellEnd"/>
+      <w:r>
+        <w:t xml:space="preserve"> </w:t>
+      </w:r>
+      <w:proofErr w:type="spellStart"/>
+      <w:r>
+        <w:t>terhubung</w:t>
+      </w:r>
+      <w:proofErr w:type="spellEnd"/>
+      <w:r>
+        <w:t xml:space="preserve"> </w:t>
+      </w:r>
+      <w:proofErr w:type="spellStart"/>
+      <w:r>
+        <w:t>dengan</w:t>
+      </w:r>
+      <w:proofErr w:type="spellEnd"/>
+      <w:r>
+        <w:t xml:space="preserve"> </w:t>
+      </w:r>
+      <w:proofErr w:type="spellStart"/>
+      <w:r>
+        <w:t>senyawa</w:t>
+      </w:r>
+      <w:proofErr w:type="spellEnd"/>
+      <w:r>
+        <w:t xml:space="preserve"> </w:t>
       </w:r>
       <w:r>
         <w:rPr>
           <w:b/>
           <w:bCs/>
         </w:rPr>
-        <w:t xml:space="preserve">Quercetin</w:t>
-      </w:r>
-      <w:r>
-        <w:t xml:space="preserve">, sehingga pasangan protein–ligan ini dipilih untuk divalidasi lebih lanjut melalui molecular docking pada modul Week 3.</w:t>
+        <w:t>Quercetin</w:t>
+      </w:r>
+      <w:r>
+        <w:t xml:space="preserve">, </w:t>
+      </w:r>
+      <w:proofErr w:type="spellStart"/>
+      <w:r>
+        <w:t>sehingga</w:t>
+      </w:r>
+      <w:proofErr w:type="spellEnd"/>
+      <w:r>
+        <w:t xml:space="preserve"> </w:t>
+      </w:r>
+      <w:proofErr w:type="spellStart"/>
+      <w:r>
+        <w:t>pasangan</w:t>
+      </w:r>
+      <w:proofErr w:type="spellEnd"/>
+      <w:r>
+        <w:t xml:space="preserve"> protein–ligan </w:t>
+      </w:r>
+      <w:proofErr w:type="spellStart"/>
+      <w:r>
+        <w:t>ini</w:t>
+      </w:r>
+      <w:proofErr w:type="spellEnd"/>
+      <w:r>
+        <w:t xml:space="preserve"> </w:t>
+      </w:r>
+      <w:proofErr w:type="spellStart"/>
+      <w:r>
+        <w:t>dipilih</w:t>
+      </w:r>
+      <w:proofErr w:type="spellEnd"/>
+      <w:r>
+        <w:t xml:space="preserve"> </w:t>
+      </w:r>
+      <w:proofErr w:type="spellStart"/>
+      <w:r>
+        <w:t>untuk</w:t>
+      </w:r>
+      <w:proofErr w:type="spellEnd"/>
+      <w:r>
+        <w:t xml:space="preserve"> </w:t>
+      </w:r>
+      <w:proofErr w:type="spellStart"/>
+      <w:r>
+        <w:t>divalidasi</w:t>
+      </w:r>
+      <w:proofErr w:type="spellEnd"/>
+      <w:r>
+        <w:t xml:space="preserve"> </w:t>
+      </w:r>
+      <w:proofErr w:type="spellStart"/>
+      <w:r>
+        <w:t>lebih</w:t>
+      </w:r>
+      <w:proofErr w:type="spellEnd"/>
+      <w:r>
+        <w:t xml:space="preserve"> </w:t>
+      </w:r>
+      <w:proofErr w:type="spellStart"/>
+      <w:r>
+        <w:t>lanjut</w:t>
+      </w:r>
+      <w:proofErr w:type="spellEnd"/>
+      <w:r>
+        <w:t xml:space="preserve"> </w:t>
+      </w:r>
+      <w:proofErr w:type="spellStart"/>
+      <w:r>
+        <w:t>melalui</w:t>
+      </w:r>
+      <w:proofErr w:type="spellEnd"/>
+      <w:r>
+        <w:t xml:space="preserve"> molecular docking pada </w:t>
+      </w:r>
+      <w:proofErr w:type="spellStart"/>
+      <w:r>
+        <w:t>modul</w:t>
+      </w:r>
+      <w:proofErr w:type="spellEnd"/>
+      <w:r>
+        <w:t xml:space="preserve"> Week 3.</w:t>
       </w:r>
     </w:p>
     <w:p>
       <w:pPr>
         <w:pStyle w:val="Heading1"/>
-        <w:spacing w:after="150" w:before="300"/>
+        <w:spacing w:before="300" w:after="150"/>
       </w:pPr>
       <w:r>
-        <w:t xml:space="preserve">2. Informasi Protein Target dan Ligan</w:t>
+        <w:t xml:space="preserve">2. </w:t>
+      </w:r>
+      <w:proofErr w:type="spellStart"/>
+      <w:r>
+        <w:t>Informasi</w:t>
+      </w:r>
+      <w:proofErr w:type="spellEnd"/>
+      <w:r>
+        <w:t xml:space="preserve"> Protein Target dan Ligan</w:t>
       </w:r>
     </w:p>
     <w:p>
       <w:pPr>
         <w:pStyle w:val="Heading2"/>
-        <w:spacing w:after="150" w:before="300"/>
+        <w:spacing w:before="300" w:after="150"/>
       </w:pPr>
       <w:r>
-        <w:t xml:space="preserve">2.1 Protein Target</w:t>
+        <w:t>2.1 Protein Target</w:t>
       </w:r>
     </w:p>
     <w:tbl>
       <w:tblPr>
-        <w:tblW w:type="dxa" w:w="9360"/>
+        <w:tblW w:w="9360" w:type="dxa"/>
         <w:tblBorders>
-          <w:top w:val="single" w:color="auto" w:sz="4"/>
-          <w:left w:val="single" w:color="auto" w:sz="4"/>
-          <w:bottom w:val="single" w:color="auto" w:sz="4"/>
-          <w:right w:val="single" w:color="auto" w:sz="4"/>
-          <w:insideH w:val="single" w:color="auto" w:sz="4"/>
-          <w:insideV w:val="single" w:color="auto" w:sz="4"/>
+          <w:top w:val="single" w:sz="4" w:space="0" w:color="auto"/>
+          <w:left w:val="single" w:sz="4" w:space="0" w:color="auto"/>
+          <w:bottom w:val="single" w:sz="4" w:space="0" w:color="auto"/>
+          <w:right w:val="single" w:sz="4" w:space="0" w:color="auto"/>
+          <w:insideH w:val="single" w:sz="4" w:space="0" w:color="auto"/>
+          <w:insideV w:val="single" w:sz="4" w:space="0" w:color="auto"/>
         </w:tblBorders>
+        <w:tblCellMar>
+          <w:left w:w="10" w:type="dxa"/>
+          <w:right w:w="10" w:type="dxa"/>
+        </w:tblCellMar>
+        <w:tblLook w:val="0000" w:firstRow="0" w:lastRow="0" w:firstColumn="0" w:lastColumn="0" w:noHBand="0" w:noVBand="0"/>
       </w:tblPr>
       <w:tblGrid>
         <w:gridCol w:w="3000"/>
         <w:gridCol w:w="6360"/>
       </w:tblGrid>
       <w:tr>
+        <w:tblPrEx>
+          <w:tblCellMar>
+            <w:top w:w="0" w:type="dxa"/>
+            <w:bottom w:w="0" w:type="dxa"/>
+          </w:tblCellMar>
+        </w:tblPrEx>
         <w:tc>
           <w:tcPr>
-            <w:tcW w:type="dxa" w:w="3000"/>
-            <w:shd w:fill="6B2FA0" w:val="clear"/>
+            <w:tcW w:w="3000" w:type="dxa"/>
+            <w:shd w:val="clear" w:color="auto" w:fill="6B2FA0"/>
             <w:tcMar>
-              <w:top w:type="dxa" w:w="80"/>
-              <w:left w:type="dxa" w:w="100"/>
-              <w:bottom w:type="dxa" w:w="80"/>
-              <w:right w:type="dxa" w:w="100"/>
+              <w:top w:w="80" w:type="dxa"/>
+              <w:left w:w="100" w:type="dxa"/>
+              <w:bottom w:w="80" w:type="dxa"/>
+              <w:right w:w="100" w:type="dxa"/>
             </w:tcMar>
             <w:vAlign w:val="center"/>
           </w:tcPr>
           <w:p>
+            <w:proofErr w:type="spellStart"/>
             <w:r>
               <w:rPr>
                 <w:b/>
                 <w:bCs/>
                 <w:color w:val="FFFFFF"/>
               </w:rPr>
-              <w:t xml:space="preserve">Atribut</w:t>
-            </w:r>
+              <w:t>Atribut</w:t>
+            </w:r>
+            <w:proofErr w:type="spellEnd"/>
           </w:p>
         </w:tc>
         <w:tc>
           <w:tcPr>
-            <w:tcW w:type="dxa" w:w="6360"/>
-            <w:shd w:fill="6B2FA0" w:val="clear"/>
+            <w:tcW w:w="6360" w:type="dxa"/>
+            <w:shd w:val="clear" w:color="auto" w:fill="6B2FA0"/>
             <w:tcMar>
-              <w:top w:type="dxa" w:w="80"/>
-              <w:left w:type="dxa" w:w="100"/>
-              <w:bottom w:type="dxa" w:w="80"/>
-              <w:right w:type="dxa" w:w="100"/>
+              <w:top w:w="80" w:type="dxa"/>
+              <w:left w:w="100" w:type="dxa"/>
+              <w:bottom w:w="80" w:type="dxa"/>
+              <w:right w:w="100" w:type="dxa"/>
             </w:tcMar>
             <w:vAlign w:val="center"/>
           </w:tcPr>
           <w:p>
+            <w:proofErr w:type="spellStart"/>
             <w:r>
               <w:rPr>
                 <w:b/>
                 <w:bCs/>
                 <w:color w:val="FFFFFF"/>
               </w:rPr>
-              <w:t xml:space="preserve">Keterangan</w:t>
-            </w:r>
+              <w:t>Keterangan</w:t>
+            </w:r>
+            <w:proofErr w:type="spellEnd"/>
           </w:p>
         </w:tc>
       </w:tr>
       <w:tr>
+        <w:tblPrEx>
+          <w:tblCellMar>
+            <w:top w:w="0" w:type="dxa"/>
+            <w:bottom w:w="0" w:type="dxa"/>
+          </w:tblCellMar>
+        </w:tblPrEx>
         <w:tc>
           <w:tcPr>
-            <w:tcW w:type="dxa" w:w="3000"/>
+            <w:tcW w:w="3000" w:type="dxa"/>
             <w:tcMar>
-              <w:top w:type="dxa" w:w="80"/>
-              <w:left w:type="dxa" w:w="100"/>
-              <w:bottom w:type="dxa" w:w="80"/>
-              <w:right w:type="dxa" w:w="100"/>
+              <w:top w:w="80" w:type="dxa"/>
+              <w:left w:w="100" w:type="dxa"/>
+              <w:bottom w:w="80" w:type="dxa"/>
+              <w:right w:w="100" w:type="dxa"/>
             </w:tcMar>
             <w:vAlign w:val="center"/>
           </w:tcPr>
           <w:p>
             <w:r>
-              <w:rPr>
-                <w:b w:val="false"/>
-                <w:bCs w:val="false"/>
-              </w:rPr>
-              <w:t xml:space="preserve">Nama Gen / Protein</w:t>
+              <w:t>Nama Gen / Protein</w:t>
             </w:r>
           </w:p>
         </w:tc>
         <w:tc>
           <w:tcPr>
-            <w:tcW w:type="dxa" w:w="6360"/>
+            <w:tcW w:w="6360" w:type="dxa"/>
             <w:tcMar>
-              <w:top w:type="dxa" w:w="80"/>
-              <w:left w:type="dxa" w:w="100"/>
-              <w:bottom w:type="dxa" w:w="80"/>
-              <w:right w:type="dxa" w:w="100"/>
+              <w:top w:w="80" w:type="dxa"/>
+              <w:left w:w="100" w:type="dxa"/>
+              <w:bottom w:w="80" w:type="dxa"/>
+              <w:right w:w="100" w:type="dxa"/>
             </w:tcMar>
             <w:vAlign w:val="center"/>
           </w:tcPr>
           <w:p>
             <w:r>
-              <w:rPr>
-                <w:b w:val="false"/>
-                <w:bCs w:val="false"/>
-              </w:rPr>
-              <w:t xml:space="preserve">CTNNB1 (Catenin Beta-1 / β-catenin)</w:t>
+              <w:t>CTNNB1 (Catenin Beta-1 / β-catenin)</w:t>
             </w:r>
           </w:p>
         </w:tc>
       </w:tr>
       <w:tr>
+        <w:tblPrEx>
+          <w:tblCellMar>
+            <w:top w:w="0" w:type="dxa"/>
+            <w:bottom w:w="0" w:type="dxa"/>
+          </w:tblCellMar>
+        </w:tblPrEx>
         <w:tc>
           <w:tcPr>
-            <w:tcW w:type="dxa" w:w="3000"/>
+            <w:tcW w:w="3000" w:type="dxa"/>
             <w:tcMar>
-              <w:top w:type="dxa" w:w="80"/>
-              <w:left w:type="dxa" w:w="100"/>
-              <w:bottom w:type="dxa" w:w="80"/>
-              <w:right w:type="dxa" w:w="100"/>
+              <w:top w:w="80" w:type="dxa"/>
+              <w:left w:w="100" w:type="dxa"/>
+              <w:bottom w:w="80" w:type="dxa"/>
+              <w:right w:w="100" w:type="dxa"/>
             </w:tcMar>
             <w:vAlign w:val="center"/>
           </w:tcPr>
           <w:p>
             <w:r>
-              <w:rPr>
-                <w:b w:val="false"/>
-                <w:bCs w:val="false"/>
-              </w:rPr>
-              <w:t xml:space="preserve">PDB ID</w:t>
+              <w:t>PDB ID</w:t>
             </w:r>
           </w:p>
         </w:tc>
         <w:tc>
           <w:tcPr>
-            <w:tcW w:type="dxa" w:w="6360"/>
+            <w:tcW w:w="6360" w:type="dxa"/>
             <w:tcMar>
-              <w:top w:type="dxa" w:w="80"/>
-              <w:left w:type="dxa" w:w="100"/>
-              <w:bottom w:type="dxa" w:w="80"/>
-              <w:right w:type="dxa" w:w="100"/>
+              <w:top w:w="80" w:type="dxa"/>
+              <w:left w:w="100" w:type="dxa"/>
+              <w:bottom w:w="80" w:type="dxa"/>
+              <w:right w:w="100" w:type="dxa"/>
             </w:tcMar>
             <w:vAlign w:val="center"/>
           </w:tcPr>
           <w:p>
             <w:r>
-              <w:rPr>
-                <w:b w:val="false"/>
-                <w:bCs w:val="false"/>
-              </w:rPr>
-              <w:t xml:space="preserve">1JDH</w:t>
+              <w:t>1JDH</w:t>
             </w:r>
           </w:p>
         </w:tc>
       </w:tr>
       <w:tr>
+        <w:tblPrEx>
+          <w:tblCellMar>
+            <w:top w:w="0" w:type="dxa"/>
+            <w:bottom w:w="0" w:type="dxa"/>
+          </w:tblCellMar>
+        </w:tblPrEx>
         <w:tc>
           <w:tcPr>
-            <w:tcW w:type="dxa" w:w="3000"/>
+            <w:tcW w:w="3000" w:type="dxa"/>
             <w:tcMar>
-              <w:top w:type="dxa" w:w="80"/>
-              <w:left w:type="dxa" w:w="100"/>
-              <w:bottom w:type="dxa" w:w="80"/>
-              <w:right w:type="dxa" w:w="100"/>
+              <w:top w:w="80" w:type="dxa"/>
+              <w:left w:w="100" w:type="dxa"/>
+              <w:bottom w:w="80" w:type="dxa"/>
+              <w:right w:w="100" w:type="dxa"/>
             </w:tcMar>
             <w:vAlign w:val="center"/>
           </w:tcPr>
           <w:p>
             <w:r>
-              <w:rPr>
-                <w:b w:val="false"/>
-                <w:bCs w:val="false"/>
-              </w:rPr>
-              <w:t xml:space="preserve">Metode Penentuan Struktur</w:t>
-            </w:r>
+              <w:t xml:space="preserve">Metode </w:t>
+            </w:r>
+            <w:proofErr w:type="spellStart"/>
+            <w:r>
+              <w:t>Penentuan</w:t>
+            </w:r>
+            <w:proofErr w:type="spellEnd"/>
+            <w:r>
+              <w:t xml:space="preserve"> </w:t>
+            </w:r>
+            <w:proofErr w:type="spellStart"/>
+            <w:r>
+              <w:t>Struktur</w:t>
+            </w:r>
+            <w:proofErr w:type="spellEnd"/>
           </w:p>
         </w:tc>
         <w:tc>
           <w:tcPr>
-            <w:tcW w:type="dxa" w:w="6360"/>
+            <w:tcW w:w="6360" w:type="dxa"/>
             <w:tcMar>
-              <w:top w:type="dxa" w:w="80"/>
-              <w:left w:type="dxa" w:w="100"/>
-              <w:bottom w:type="dxa" w:w="80"/>
-              <w:right w:type="dxa" w:w="100"/>
+              <w:top w:w="80" w:type="dxa"/>
+              <w:left w:w="100" w:type="dxa"/>
+              <w:bottom w:w="80" w:type="dxa"/>
+              <w:right w:w="100" w:type="dxa"/>
             </w:tcMar>
             <w:vAlign w:val="center"/>
           </w:tcPr>
           <w:p>
             <w:r>
-              <w:rPr>
-                <w:b w:val="false"/>
-                <w:bCs w:val="false"/>
-              </w:rPr>
-              <w:t xml:space="preserve">X-ray Diffraction</w:t>
+              <w:t>X-ray Diffraction</w:t>
             </w:r>
           </w:p>
         </w:tc>
       </w:tr>
       <w:tr>
+        <w:tblPrEx>
+          <w:tblCellMar>
+            <w:top w:w="0" w:type="dxa"/>
+            <w:bottom w:w="0" w:type="dxa"/>
+          </w:tblCellMar>
+        </w:tblPrEx>
         <w:tc>
           <w:tcPr>
-            <w:tcW w:type="dxa" w:w="3000"/>
+            <w:tcW w:w="3000" w:type="dxa"/>
             <w:tcMar>
-              <w:top w:type="dxa" w:w="80"/>
-              <w:left w:type="dxa" w:w="100"/>
-              <w:bottom w:type="dxa" w:w="80"/>
-              <w:right w:type="dxa" w:w="100"/>
+              <w:top w:w="80" w:type="dxa"/>
+              <w:left w:w="100" w:type="dxa"/>
+              <w:bottom w:w="80" w:type="dxa"/>
+              <w:right w:w="100" w:type="dxa"/>
             </w:tcMar>
             <w:vAlign w:val="center"/>
           </w:tcPr>
           <w:p>
-            <w:r>
-              <w:rPr>
-                <w:b w:val="false"/>
-                <w:bCs w:val="false"/>
-              </w:rPr>
-              <w:t xml:space="preserve">Resolusi</w:t>
-            </w:r>
+            <w:proofErr w:type="spellStart"/>
+            <w:r>
+              <w:t>Resolusi</w:t>
+            </w:r>
+            <w:proofErr w:type="spellEnd"/>
           </w:p>
         </w:tc>
         <w:tc>
           <w:tcPr>
-            <w:tcW w:type="dxa" w:w="6360"/>
+            <w:tcW w:w="6360" w:type="dxa"/>
             <w:tcMar>
-              <w:top w:type="dxa" w:w="80"/>
-              <w:left w:type="dxa" w:w="100"/>
-              <w:bottom w:type="dxa" w:w="80"/>
-              <w:right w:type="dxa" w:w="100"/>
+              <w:top w:w="80" w:type="dxa"/>
+              <w:left w:w="100" w:type="dxa"/>
+              <w:bottom w:w="80" w:type="dxa"/>
+              <w:right w:w="100" w:type="dxa"/>
             </w:tcMar>
             <w:vAlign w:val="center"/>
           </w:tcPr>
           <w:p>
             <w:r>
-              <w:rPr>
-                <w:b w:val="false"/>
-                <w:bCs w:val="false"/>
-              </w:rPr>
-              <w:t xml:space="preserve">2.0 Å</w:t>
+              <w:t>2.0 Å</w:t>
             </w:r>
           </w:p>
         </w:tc>
       </w:tr>
       <w:tr>
+        <w:tblPrEx>
+          <w:tblCellMar>
+            <w:top w:w="0" w:type="dxa"/>
+            <w:bottom w:w="0" w:type="dxa"/>
+          </w:tblCellMar>
+        </w:tblPrEx>
         <w:tc>
           <w:tcPr>
-            <w:tcW w:type="dxa" w:w="3000"/>
+            <w:tcW w:w="3000" w:type="dxa"/>
             <w:tcMar>
-              <w:top w:type="dxa" w:w="80"/>
-              <w:left w:type="dxa" w:w="100"/>
-              <w:bottom w:type="dxa" w:w="80"/>
-              <w:right w:type="dxa" w:w="100"/>
+              <w:top w:w="80" w:type="dxa"/>
+              <w:left w:w="100" w:type="dxa"/>
+              <w:bottom w:w="80" w:type="dxa"/>
+              <w:right w:w="100" w:type="dxa"/>
             </w:tcMar>
             <w:vAlign w:val="center"/>
           </w:tcPr>
           <w:p>
             <w:r>
-              <w:rPr>
-                <w:b w:val="false"/>
-                <w:bCs w:val="false"/>
-              </w:rPr>
-              <w:t xml:space="preserve">Chain yang Digunakan</w:t>
-            </w:r>
+              <w:t xml:space="preserve">Chain yang </w:t>
+            </w:r>
+            <w:proofErr w:type="spellStart"/>
+            <w:r>
+              <w:t>Digunakan</w:t>
+            </w:r>
+            <w:proofErr w:type="spellEnd"/>
           </w:p>
         </w:tc>
         <w:tc>
           <w:tcPr>
-            <w:tcW w:type="dxa" w:w="6360"/>
+            <w:tcW w:w="6360" w:type="dxa"/>
             <w:tcMar>
-              <w:top w:type="dxa" w:w="80"/>
-              <w:left w:type="dxa" w:w="100"/>
-              <w:bottom w:type="dxa" w:w="80"/>
-              <w:right w:type="dxa" w:w="100"/>
+              <w:top w:w="80" w:type="dxa"/>
+              <w:left w:w="100" w:type="dxa"/>
+              <w:bottom w:w="80" w:type="dxa"/>
+              <w:right w:w="100" w:type="dxa"/>
             </w:tcMar>
             <w:vAlign w:val="center"/>
           </w:tcPr>
           <w:p>
             <w:r>
-              <w:rPr>
-                <w:b w:val="false"/>
-                <w:bCs w:val="false"/>
-              </w:rPr>
-              <w:t xml:space="preserve">Chain A (β-catenin); chain B/TCF4 dihapus</w:t>
-            </w:r>
+              <w:t xml:space="preserve">Chain A (β-catenin); chain B/TCF4 </w:t>
+            </w:r>
+            <w:proofErr w:type="spellStart"/>
+            <w:r>
+              <w:t>dihapus</w:t>
+            </w:r>
+            <w:proofErr w:type="spellEnd"/>
           </w:p>
         </w:tc>
       </w:tr>
       <w:tr>
+        <w:tblPrEx>
+          <w:tblCellMar>
+            <w:top w:w="0" w:type="dxa"/>
+            <w:bottom w:w="0" w:type="dxa"/>
+          </w:tblCellMar>
+        </w:tblPrEx>
         <w:tc>
           <w:tcPr>
-            <w:tcW w:type="dxa" w:w="3000"/>
+            <w:tcW w:w="3000" w:type="dxa"/>
             <w:tcMar>
-              <w:top w:type="dxa" w:w="80"/>
-              <w:left w:type="dxa" w:w="100"/>
-              <w:bottom w:type="dxa" w:w="80"/>
-              <w:right w:type="dxa" w:w="100"/>
+              <w:top w:w="80" w:type="dxa"/>
+              <w:left w:w="100" w:type="dxa"/>
+              <w:bottom w:w="80" w:type="dxa"/>
+              <w:right w:w="100" w:type="dxa"/>
             </w:tcMar>
             <w:vAlign w:val="center"/>
           </w:tcPr>
           <w:p>
-            <w:r>
-              <w:rPr>
-                <w:b w:val="false"/>
-                <w:bCs w:val="false"/>
-              </w:rPr>
-              <w:t xml:space="preserve">Organisme</w:t>
-            </w:r>
+            <w:proofErr w:type="spellStart"/>
+            <w:r>
+              <w:t>Organisme</w:t>
+            </w:r>
+            <w:proofErr w:type="spellEnd"/>
           </w:p>
         </w:tc>
         <w:tc>
           <w:tcPr>
-            <w:tcW w:type="dxa" w:w="6360"/>
+            <w:tcW w:w="6360" w:type="dxa"/>
             <w:tcMar>
-              <w:top w:type="dxa" w:w="80"/>
-              <w:left w:type="dxa" w:w="100"/>
-              <w:bottom w:type="dxa" w:w="80"/>
-              <w:right w:type="dxa" w:w="100"/>
+              <w:top w:w="80" w:type="dxa"/>
+              <w:left w:w="100" w:type="dxa"/>
+              <w:bottom w:w="80" w:type="dxa"/>
+              <w:right w:w="100" w:type="dxa"/>
             </w:tcMar>
             <w:vAlign w:val="center"/>
           </w:tcPr>
           <w:p>
             <w:r>
-              <w:rPr>
-                <w:b w:val="false"/>
-                <w:bCs w:val="false"/>
-              </w:rPr>
-              <w:t xml:space="preserve">Homo sapiens</w:t>
+              <w:t>Homo sapiens</w:t>
             </w:r>
           </w:p>
         </w:tc>
@@ -441,292 +906,349 @@
     <w:p>
       <w:pPr>
         <w:pStyle w:val="Heading2"/>
-        <w:spacing w:after="150" w:before="300"/>
+        <w:spacing w:before="300" w:after="150"/>
       </w:pPr>
       <w:r>
-        <w:t xml:space="preserve">2.2 Ligan</w:t>
+        <w:t>2.2 Ligan</w:t>
       </w:r>
     </w:p>
     <w:tbl>
       <w:tblPr>
-        <w:tblW w:type="dxa" w:w="9360"/>
+        <w:tblW w:w="9360" w:type="dxa"/>
         <w:tblBorders>
-          <w:top w:val="single" w:color="auto" w:sz="4"/>
-          <w:left w:val="single" w:color="auto" w:sz="4"/>
-          <w:bottom w:val="single" w:color="auto" w:sz="4"/>
-          <w:right w:val="single" w:color="auto" w:sz="4"/>
-          <w:insideH w:val="single" w:color="auto" w:sz="4"/>
-          <w:insideV w:val="single" w:color="auto" w:sz="4"/>
+          <w:top w:val="single" w:sz="4" w:space="0" w:color="auto"/>
+          <w:left w:val="single" w:sz="4" w:space="0" w:color="auto"/>
+          <w:bottom w:val="single" w:sz="4" w:space="0" w:color="auto"/>
+          <w:right w:val="single" w:sz="4" w:space="0" w:color="auto"/>
+          <w:insideH w:val="single" w:sz="4" w:space="0" w:color="auto"/>
+          <w:insideV w:val="single" w:sz="4" w:space="0" w:color="auto"/>
         </w:tblBorders>
+        <w:tblCellMar>
+          <w:left w:w="10" w:type="dxa"/>
+          <w:right w:w="10" w:type="dxa"/>
+        </w:tblCellMar>
+        <w:tblLook w:val="0000" w:firstRow="0" w:lastRow="0" w:firstColumn="0" w:lastColumn="0" w:noHBand="0" w:noVBand="0"/>
       </w:tblPr>
       <w:tblGrid>
         <w:gridCol w:w="3000"/>
         <w:gridCol w:w="6360"/>
       </w:tblGrid>
       <w:tr>
+        <w:tblPrEx>
+          <w:tblCellMar>
+            <w:top w:w="0" w:type="dxa"/>
+            <w:bottom w:w="0" w:type="dxa"/>
+          </w:tblCellMar>
+        </w:tblPrEx>
         <w:tc>
           <w:tcPr>
-            <w:tcW w:type="dxa" w:w="3000"/>
-            <w:shd w:fill="6B2FA0" w:val="clear"/>
+            <w:tcW w:w="3000" w:type="dxa"/>
+            <w:shd w:val="clear" w:color="auto" w:fill="6B2FA0"/>
             <w:tcMar>
-              <w:top w:type="dxa" w:w="80"/>
-              <w:left w:type="dxa" w:w="100"/>
-              <w:bottom w:type="dxa" w:w="80"/>
-              <w:right w:type="dxa" w:w="100"/>
+              <w:top w:w="80" w:type="dxa"/>
+              <w:left w:w="100" w:type="dxa"/>
+              <w:bottom w:w="80" w:type="dxa"/>
+              <w:right w:w="100" w:type="dxa"/>
             </w:tcMar>
             <w:vAlign w:val="center"/>
           </w:tcPr>
           <w:p>
+            <w:proofErr w:type="spellStart"/>
             <w:r>
               <w:rPr>
                 <w:b/>
                 <w:bCs/>
                 <w:color w:val="FFFFFF"/>
               </w:rPr>
-              <w:t xml:space="preserve">Atribut</w:t>
-            </w:r>
+              <w:t>Atribut</w:t>
+            </w:r>
+            <w:proofErr w:type="spellEnd"/>
           </w:p>
         </w:tc>
         <w:tc>
           <w:tcPr>
-            <w:tcW w:type="dxa" w:w="6360"/>
-            <w:shd w:fill="6B2FA0" w:val="clear"/>
+            <w:tcW w:w="6360" w:type="dxa"/>
+            <w:shd w:val="clear" w:color="auto" w:fill="6B2FA0"/>
             <w:tcMar>
-              <w:top w:type="dxa" w:w="80"/>
-              <w:left w:type="dxa" w:w="100"/>
-              <w:bottom w:type="dxa" w:w="80"/>
-              <w:right w:type="dxa" w:w="100"/>
+              <w:top w:w="80" w:type="dxa"/>
+              <w:left w:w="100" w:type="dxa"/>
+              <w:bottom w:w="80" w:type="dxa"/>
+              <w:right w:w="100" w:type="dxa"/>
             </w:tcMar>
             <w:vAlign w:val="center"/>
           </w:tcPr>
           <w:p>
+            <w:proofErr w:type="spellStart"/>
             <w:r>
               <w:rPr>
                 <w:b/>
                 <w:bCs/>
                 <w:color w:val="FFFFFF"/>
               </w:rPr>
-              <w:t xml:space="preserve">Keterangan</w:t>
-            </w:r>
+              <w:t>Keterangan</w:t>
+            </w:r>
+            <w:proofErr w:type="spellEnd"/>
           </w:p>
         </w:tc>
       </w:tr>
       <w:tr>
+        <w:tblPrEx>
+          <w:tblCellMar>
+            <w:top w:w="0" w:type="dxa"/>
+            <w:bottom w:w="0" w:type="dxa"/>
+          </w:tblCellMar>
+        </w:tblPrEx>
         <w:tc>
           <w:tcPr>
-            <w:tcW w:type="dxa" w:w="3000"/>
+            <w:tcW w:w="3000" w:type="dxa"/>
             <w:tcMar>
-              <w:top w:type="dxa" w:w="80"/>
-              <w:left w:type="dxa" w:w="100"/>
-              <w:bottom w:type="dxa" w:w="80"/>
-              <w:right w:type="dxa" w:w="100"/>
+              <w:top w:w="80" w:type="dxa"/>
+              <w:left w:w="100" w:type="dxa"/>
+              <w:bottom w:w="80" w:type="dxa"/>
+              <w:right w:w="100" w:type="dxa"/>
             </w:tcMar>
             <w:vAlign w:val="center"/>
           </w:tcPr>
           <w:p>
             <w:r>
-              <w:rPr>
-                <w:b w:val="false"/>
-                <w:bCs w:val="false"/>
-              </w:rPr>
-              <w:t xml:space="preserve">Nama Senyawa</w:t>
-            </w:r>
+              <w:t xml:space="preserve">Nama </w:t>
+            </w:r>
+            <w:proofErr w:type="spellStart"/>
+            <w:r>
+              <w:t>Senyawa</w:t>
+            </w:r>
+            <w:proofErr w:type="spellEnd"/>
           </w:p>
         </w:tc>
         <w:tc>
           <w:tcPr>
-            <w:tcW w:type="dxa" w:w="6360"/>
+            <w:tcW w:w="6360" w:type="dxa"/>
             <w:tcMar>
-              <w:top w:type="dxa" w:w="80"/>
-              <w:left w:type="dxa" w:w="100"/>
-              <w:bottom w:type="dxa" w:w="80"/>
-              <w:right w:type="dxa" w:w="100"/>
+              <w:top w:w="80" w:type="dxa"/>
+              <w:left w:w="100" w:type="dxa"/>
+              <w:bottom w:w="80" w:type="dxa"/>
+              <w:right w:w="100" w:type="dxa"/>
             </w:tcMar>
             <w:vAlign w:val="center"/>
           </w:tcPr>
           <w:p>
             <w:r>
-              <w:rPr>
-                <w:b w:val="false"/>
-                <w:bCs w:val="false"/>
-              </w:rPr>
-              <w:t xml:space="preserve">Quercetin</w:t>
+              <w:t>Quercetin</w:t>
             </w:r>
           </w:p>
         </w:tc>
       </w:tr>
       <w:tr>
+        <w:tblPrEx>
+          <w:tblCellMar>
+            <w:top w:w="0" w:type="dxa"/>
+            <w:bottom w:w="0" w:type="dxa"/>
+          </w:tblCellMar>
+        </w:tblPrEx>
         <w:tc>
           <w:tcPr>
-            <w:tcW w:type="dxa" w:w="3000"/>
+            <w:tcW w:w="3000" w:type="dxa"/>
             <w:tcMar>
-              <w:top w:type="dxa" w:w="80"/>
-              <w:left w:type="dxa" w:w="100"/>
-              <w:bottom w:type="dxa" w:w="80"/>
-              <w:right w:type="dxa" w:w="100"/>
+              <w:top w:w="80" w:type="dxa"/>
+              <w:left w:w="100" w:type="dxa"/>
+              <w:bottom w:w="80" w:type="dxa"/>
+              <w:right w:w="100" w:type="dxa"/>
             </w:tcMar>
             <w:vAlign w:val="center"/>
           </w:tcPr>
           <w:p>
             <w:r>
-              <w:rPr>
-                <w:b w:val="false"/>
-                <w:bCs w:val="false"/>
-              </w:rPr>
-              <w:t xml:space="preserve">SMILES</w:t>
+              <w:t>SMILES</w:t>
             </w:r>
           </w:p>
         </w:tc>
         <w:tc>
           <w:tcPr>
-            <w:tcW w:type="dxa" w:w="6360"/>
+            <w:tcW w:w="6360" w:type="dxa"/>
             <w:tcMar>
-              <w:top w:type="dxa" w:w="80"/>
-              <w:left w:type="dxa" w:w="100"/>
-              <w:bottom w:type="dxa" w:w="80"/>
-              <w:right w:type="dxa" w:w="100"/>
+              <w:top w:w="80" w:type="dxa"/>
+              <w:left w:w="100" w:type="dxa"/>
+              <w:bottom w:w="80" w:type="dxa"/>
+              <w:right w:w="100" w:type="dxa"/>
             </w:tcMar>
             <w:vAlign w:val="center"/>
           </w:tcPr>
           <w:p>
             <w:r>
-              <w:rPr>
-                <w:b w:val="false"/>
-                <w:bCs w:val="false"/>
-              </w:rPr>
-              <w:t xml:space="preserve">C1=CC(=C(C=C1C2=C(C(=O)C3=C(C=C(C=C3O2)O)O)O)O)O</w:t>
-            </w:r>
+              <w:t>C1=CC(=C(C=C1C2=C(C(=</w:t>
+            </w:r>
+            <w:proofErr w:type="gramStart"/>
+            <w:r>
+              <w:t>O)C</w:t>
+            </w:r>
+            <w:proofErr w:type="gramEnd"/>
+            <w:r>
+              <w:t>3=C(C=C(C=C3O</w:t>
+            </w:r>
+            <w:proofErr w:type="gramStart"/>
+            <w:r>
+              <w:t>2)O</w:t>
+            </w:r>
+            <w:proofErr w:type="gramEnd"/>
+            <w:r>
+              <w:t>)</w:t>
+            </w:r>
+            <w:proofErr w:type="gramStart"/>
+            <w:r>
+              <w:t>O)O</w:t>
+            </w:r>
+            <w:proofErr w:type="gramEnd"/>
+            <w:r>
+              <w:t>)</w:t>
+            </w:r>
+            <w:proofErr w:type="gramStart"/>
+            <w:r>
+              <w:t>O)O</w:t>
+            </w:r>
+            <w:proofErr w:type="gramEnd"/>
           </w:p>
         </w:tc>
       </w:tr>
       <w:tr>
+        <w:tblPrEx>
+          <w:tblCellMar>
+            <w:top w:w="0" w:type="dxa"/>
+            <w:bottom w:w="0" w:type="dxa"/>
+          </w:tblCellMar>
+        </w:tblPrEx>
         <w:tc>
           <w:tcPr>
-            <w:tcW w:type="dxa" w:w="3000"/>
+            <w:tcW w:w="3000" w:type="dxa"/>
             <w:tcMar>
-              <w:top w:type="dxa" w:w="80"/>
-              <w:left w:type="dxa" w:w="100"/>
-              <w:bottom w:type="dxa" w:w="80"/>
-              <w:right w:type="dxa" w:w="100"/>
+              <w:top w:w="80" w:type="dxa"/>
+              <w:left w:w="100" w:type="dxa"/>
+              <w:bottom w:w="80" w:type="dxa"/>
+              <w:right w:w="100" w:type="dxa"/>
             </w:tcMar>
             <w:vAlign w:val="center"/>
           </w:tcPr>
           <w:p>
             <w:r>
-              <w:rPr>
-                <w:b w:val="false"/>
-                <w:bCs w:val="false"/>
-              </w:rPr>
-              <w:t xml:space="preserve">PubChem CID</w:t>
+              <w:t>PubChem CID</w:t>
             </w:r>
           </w:p>
         </w:tc>
         <w:tc>
           <w:tcPr>
-            <w:tcW w:type="dxa" w:w="6360"/>
+            <w:tcW w:w="6360" w:type="dxa"/>
             <w:tcMar>
-              <w:top w:type="dxa" w:w="80"/>
-              <w:left w:type="dxa" w:w="100"/>
-              <w:bottom w:type="dxa" w:w="80"/>
-              <w:right w:type="dxa" w:w="100"/>
+              <w:top w:w="80" w:type="dxa"/>
+              <w:left w:w="100" w:type="dxa"/>
+              <w:bottom w:w="80" w:type="dxa"/>
+              <w:right w:w="100" w:type="dxa"/>
             </w:tcMar>
             <w:vAlign w:val="center"/>
           </w:tcPr>
           <w:p>
             <w:r>
-              <w:rPr>
-                <w:b w:val="false"/>
-                <w:bCs w:val="false"/>
-              </w:rPr>
-              <w:t xml:space="preserve">5280343</w:t>
+              <w:t>5280343</w:t>
             </w:r>
           </w:p>
         </w:tc>
       </w:tr>
       <w:tr>
+        <w:tblPrEx>
+          <w:tblCellMar>
+            <w:top w:w="0" w:type="dxa"/>
+            <w:bottom w:w="0" w:type="dxa"/>
+          </w:tblCellMar>
+        </w:tblPrEx>
         <w:tc>
           <w:tcPr>
-            <w:tcW w:type="dxa" w:w="3000"/>
+            <w:tcW w:w="3000" w:type="dxa"/>
             <w:tcMar>
-              <w:top w:type="dxa" w:w="80"/>
-              <w:left w:type="dxa" w:w="100"/>
-              <w:bottom w:type="dxa" w:w="80"/>
-              <w:right w:type="dxa" w:w="100"/>
+              <w:top w:w="80" w:type="dxa"/>
+              <w:left w:w="100" w:type="dxa"/>
+              <w:bottom w:w="80" w:type="dxa"/>
+              <w:right w:w="100" w:type="dxa"/>
             </w:tcMar>
             <w:vAlign w:val="center"/>
           </w:tcPr>
           <w:p>
             <w:r>
-              <w:rPr>
-                <w:b w:val="false"/>
-                <w:bCs w:val="false"/>
-              </w:rPr>
-              <w:t xml:space="preserve">Berat Molekul</w:t>
+              <w:t>Berat Molekul</w:t>
             </w:r>
           </w:p>
         </w:tc>
         <w:tc>
           <w:tcPr>
-            <w:tcW w:type="dxa" w:w="6360"/>
+            <w:tcW w:w="6360" w:type="dxa"/>
             <w:tcMar>
-              <w:top w:type="dxa" w:w="80"/>
-              <w:left w:type="dxa" w:w="100"/>
-              <w:bottom w:type="dxa" w:w="80"/>
-              <w:right w:type="dxa" w:w="100"/>
+              <w:top w:w="80" w:type="dxa"/>
+              <w:left w:w="100" w:type="dxa"/>
+              <w:bottom w:w="80" w:type="dxa"/>
+              <w:right w:w="100" w:type="dxa"/>
             </w:tcMar>
             <w:vAlign w:val="center"/>
           </w:tcPr>
           <w:p>
             <w:r>
-              <w:rPr>
-                <w:b w:val="false"/>
-                <w:bCs w:val="false"/>
-              </w:rPr>
-              <w:t xml:space="preserve">≈ 302,24 g/mol</w:t>
+              <w:t>≈ 302,24 g/mol</w:t>
             </w:r>
           </w:p>
         </w:tc>
       </w:tr>
       <w:tr>
+        <w:tblPrEx>
+          <w:tblCellMar>
+            <w:top w:w="0" w:type="dxa"/>
+            <w:bottom w:w="0" w:type="dxa"/>
+          </w:tblCellMar>
+        </w:tblPrEx>
         <w:tc>
           <w:tcPr>
-            <w:tcW w:type="dxa" w:w="3000"/>
+            <w:tcW w:w="3000" w:type="dxa"/>
             <w:tcMar>
-              <w:top w:type="dxa" w:w="80"/>
-              <w:left w:type="dxa" w:w="100"/>
-              <w:bottom w:type="dxa" w:w="80"/>
-              <w:right w:type="dxa" w:w="100"/>
+              <w:top w:w="80" w:type="dxa"/>
+              <w:left w:w="100" w:type="dxa"/>
+              <w:bottom w:w="80" w:type="dxa"/>
+              <w:right w:w="100" w:type="dxa"/>
             </w:tcMar>
             <w:vAlign w:val="center"/>
           </w:tcPr>
           <w:p>
-            <w:r>
-              <w:rPr>
-                <w:b w:val="false"/>
-                <w:bCs w:val="false"/>
-              </w:rPr>
-              <w:t xml:space="preserve">Golongan Senyawa</w:t>
-            </w:r>
+            <w:proofErr w:type="spellStart"/>
+            <w:r>
+              <w:t>Golongan</w:t>
+            </w:r>
+            <w:proofErr w:type="spellEnd"/>
+            <w:r>
+              <w:t xml:space="preserve"> </w:t>
+            </w:r>
+            <w:proofErr w:type="spellStart"/>
+            <w:r>
+              <w:t>Senyawa</w:t>
+            </w:r>
+            <w:proofErr w:type="spellEnd"/>
           </w:p>
         </w:tc>
         <w:tc>
           <w:tcPr>
-            <w:tcW w:type="dxa" w:w="6360"/>
+            <w:tcW w:w="6360" w:type="dxa"/>
             <w:tcMar>
-              <w:top w:type="dxa" w:w="80"/>
-              <w:left w:type="dxa" w:w="100"/>
-              <w:bottom w:type="dxa" w:w="80"/>
-              <w:right w:type="dxa" w:w="100"/>
+              <w:top w:w="80" w:type="dxa"/>
+              <w:left w:w="100" w:type="dxa"/>
+              <w:bottom w:w="80" w:type="dxa"/>
+              <w:right w:w="100" w:type="dxa"/>
             </w:tcMar>
             <w:vAlign w:val="center"/>
           </w:tcPr>
           <w:p>
             <w:r>
-              <w:rPr>
-                <w:b w:val="false"/>
-                <w:bCs w:val="false"/>
-              </w:rPr>
-              <w:t xml:space="preserve">Flavonoid (flavonol)</w:t>
+              <w:t>Flavonoid (</w:t>
+            </w:r>
+            <w:proofErr w:type="spellStart"/>
+            <w:r>
+              <w:t>flavonol</w:t>
+            </w:r>
+            <w:proofErr w:type="spellEnd"/>
+            <w:r>
+              <w:t>)</w:t>
             </w:r>
           </w:p>
         </w:tc>
@@ -735,10 +1257,18 @@
     <w:p>
       <w:pPr>
         <w:pStyle w:val="Heading1"/>
-        <w:spacing w:after="150" w:before="300"/>
+        <w:spacing w:before="300" w:after="150"/>
       </w:pPr>
       <w:r>
-        <w:t xml:space="preserve">3. Metode dan Konfigurasi Docking</w:t>
+        <w:t xml:space="preserve">3. Metode dan </w:t>
+      </w:r>
+      <w:proofErr w:type="spellStart"/>
+      <w:r>
+        <w:t>Konfigurasi</w:t>
+      </w:r>
+      <w:proofErr w:type="spellEnd"/>
+      <w:r>
+        <w:t xml:space="preserve"> Docking</w:t>
       </w:r>
     </w:p>
     <w:p>
@@ -747,45 +1277,364 @@
         <w:jc w:val="both"/>
       </w:pPr>
       <w:r>
-        <w:t xml:space="preserve">Docking dilakukan menggunakan </w:t>
+        <w:t xml:space="preserve">Docking </w:t>
+      </w:r>
+      <w:proofErr w:type="spellStart"/>
+      <w:r>
+        <w:t>dilakukan</w:t>
+      </w:r>
+      <w:proofErr w:type="spellEnd"/>
+      <w:r>
+        <w:t xml:space="preserve"> </w:t>
+      </w:r>
+      <w:proofErr w:type="spellStart"/>
+      <w:r>
+        <w:t>menggunakan</w:t>
+      </w:r>
+      <w:proofErr w:type="spellEnd"/>
+      <w:r>
+        <w:t xml:space="preserve"> </w:t>
       </w:r>
       <w:r>
         <w:rPr>
           <w:b/>
           <w:bCs/>
         </w:rPr>
-        <w:t xml:space="preserve">CB-Dock2</w:t>
-      </w:r>
-      <w:r>
-        <w:t xml:space="preserve"> (https://cadd.labshare.cn/cb-dock2/) sebagai alternatif dari SwissDock, yang pada saat pengerjaan tugas mengalami kendala akses server. CB-Dock2 dipilih karena menggunakan mesin docking berbasis AutoDock Vina yang sama prinsipnya, dengan keunggulan tambahan berupa deteksi cavity/binding pocket otomatis (blind docking) sehingga tidak memerlukan penentuan search box manual. Protein 1JDH disubmit langsung menggunakan PDB ID, sedangkan ligan Quercetin disiapkan dari struktur SMILES di atas.</w:t>
+        <w:t>CB-Dock2</w:t>
+      </w:r>
+      <w:r>
+        <w:t xml:space="preserve"> (https://cadd.labshare.cn/cb-dock2/) </w:t>
+      </w:r>
+      <w:proofErr w:type="spellStart"/>
+      <w:r>
+        <w:t>sebagai</w:t>
+      </w:r>
+      <w:proofErr w:type="spellEnd"/>
+      <w:r>
+        <w:t xml:space="preserve"> </w:t>
+      </w:r>
+      <w:proofErr w:type="spellStart"/>
+      <w:r>
+        <w:t>alternatif</w:t>
+      </w:r>
+      <w:proofErr w:type="spellEnd"/>
+      <w:r>
+        <w:t xml:space="preserve"> </w:t>
+      </w:r>
+      <w:proofErr w:type="spellStart"/>
+      <w:r>
+        <w:t>dari</w:t>
+      </w:r>
+      <w:proofErr w:type="spellEnd"/>
+      <w:r>
+        <w:t xml:space="preserve"> </w:t>
+      </w:r>
+      <w:proofErr w:type="spellStart"/>
+      <w:r>
+        <w:t>SwissDock</w:t>
+      </w:r>
+      <w:proofErr w:type="spellEnd"/>
+      <w:r>
+        <w:t xml:space="preserve">, yang pada </w:t>
+      </w:r>
+      <w:proofErr w:type="spellStart"/>
+      <w:r>
+        <w:t>saat</w:t>
+      </w:r>
+      <w:proofErr w:type="spellEnd"/>
+      <w:r>
+        <w:t xml:space="preserve"> </w:t>
+      </w:r>
+      <w:proofErr w:type="spellStart"/>
+      <w:r>
+        <w:t>pengerjaan</w:t>
+      </w:r>
+      <w:proofErr w:type="spellEnd"/>
+      <w:r>
+        <w:t xml:space="preserve"> </w:t>
+      </w:r>
+      <w:proofErr w:type="spellStart"/>
+      <w:r>
+        <w:t>tugas</w:t>
+      </w:r>
+      <w:proofErr w:type="spellEnd"/>
+      <w:r>
+        <w:t xml:space="preserve"> </w:t>
+      </w:r>
+      <w:proofErr w:type="spellStart"/>
+      <w:r>
+        <w:t>mengalami</w:t>
+      </w:r>
+      <w:proofErr w:type="spellEnd"/>
+      <w:r>
+        <w:t xml:space="preserve"> </w:t>
+      </w:r>
+      <w:proofErr w:type="spellStart"/>
+      <w:r>
+        <w:t>kendala</w:t>
+      </w:r>
+      <w:proofErr w:type="spellEnd"/>
+      <w:r>
+        <w:t xml:space="preserve"> </w:t>
+      </w:r>
+      <w:proofErr w:type="spellStart"/>
+      <w:r>
+        <w:t>akses</w:t>
+      </w:r>
+      <w:proofErr w:type="spellEnd"/>
+      <w:r>
+        <w:t xml:space="preserve"> server. CB-Dock2 </w:t>
+      </w:r>
+      <w:proofErr w:type="spellStart"/>
+      <w:r>
+        <w:t>dipilih</w:t>
+      </w:r>
+      <w:proofErr w:type="spellEnd"/>
+      <w:r>
+        <w:t xml:space="preserve"> </w:t>
+      </w:r>
+      <w:proofErr w:type="spellStart"/>
+      <w:r>
+        <w:t>karena</w:t>
+      </w:r>
+      <w:proofErr w:type="spellEnd"/>
+      <w:r>
+        <w:t xml:space="preserve"> </w:t>
+      </w:r>
+      <w:proofErr w:type="spellStart"/>
+      <w:r>
+        <w:t>menggunakan</w:t>
+      </w:r>
+      <w:proofErr w:type="spellEnd"/>
+      <w:r>
+        <w:t xml:space="preserve"> </w:t>
+      </w:r>
+      <w:proofErr w:type="spellStart"/>
+      <w:r>
+        <w:t>mesin</w:t>
+      </w:r>
+      <w:proofErr w:type="spellEnd"/>
+      <w:r>
+        <w:t xml:space="preserve"> </w:t>
+      </w:r>
+      <w:r>
+        <w:lastRenderedPageBreak/>
+        <w:t xml:space="preserve">docking </w:t>
+      </w:r>
+      <w:proofErr w:type="spellStart"/>
+      <w:r>
+        <w:t>berbasis</w:t>
+      </w:r>
+      <w:proofErr w:type="spellEnd"/>
+      <w:r>
+        <w:t xml:space="preserve"> </w:t>
+      </w:r>
+      <w:proofErr w:type="spellStart"/>
+      <w:r>
+        <w:t>AutoDock</w:t>
+      </w:r>
+      <w:proofErr w:type="spellEnd"/>
+      <w:r>
+        <w:t xml:space="preserve"> Vina yang </w:t>
+      </w:r>
+      <w:proofErr w:type="spellStart"/>
+      <w:r>
+        <w:t>sama</w:t>
+      </w:r>
+      <w:proofErr w:type="spellEnd"/>
+      <w:r>
+        <w:t xml:space="preserve"> </w:t>
+      </w:r>
+      <w:proofErr w:type="spellStart"/>
+      <w:r>
+        <w:t>prinsipnya</w:t>
+      </w:r>
+      <w:proofErr w:type="spellEnd"/>
+      <w:r>
+        <w:t xml:space="preserve">, </w:t>
+      </w:r>
+      <w:proofErr w:type="spellStart"/>
+      <w:r>
+        <w:t>dengan</w:t>
+      </w:r>
+      <w:proofErr w:type="spellEnd"/>
+      <w:r>
+        <w:t xml:space="preserve"> </w:t>
+      </w:r>
+      <w:proofErr w:type="spellStart"/>
+      <w:r>
+        <w:t>keunggulan</w:t>
+      </w:r>
+      <w:proofErr w:type="spellEnd"/>
+      <w:r>
+        <w:t xml:space="preserve"> </w:t>
+      </w:r>
+      <w:proofErr w:type="spellStart"/>
+      <w:r>
+        <w:t>tambahan</w:t>
+      </w:r>
+      <w:proofErr w:type="spellEnd"/>
+      <w:r>
+        <w:t xml:space="preserve"> </w:t>
+      </w:r>
+      <w:proofErr w:type="spellStart"/>
+      <w:r>
+        <w:t>berupa</w:t>
+      </w:r>
+      <w:proofErr w:type="spellEnd"/>
+      <w:r>
+        <w:t xml:space="preserve"> </w:t>
+      </w:r>
+      <w:proofErr w:type="spellStart"/>
+      <w:r>
+        <w:t>deteksi</w:t>
+      </w:r>
+      <w:proofErr w:type="spellEnd"/>
+      <w:r>
+        <w:t xml:space="preserve"> cavity/binding pocket </w:t>
+      </w:r>
+      <w:proofErr w:type="spellStart"/>
+      <w:r>
+        <w:t>otomatis</w:t>
+      </w:r>
+      <w:proofErr w:type="spellEnd"/>
+      <w:r>
+        <w:t xml:space="preserve"> (blind docking) </w:t>
+      </w:r>
+      <w:proofErr w:type="spellStart"/>
+      <w:r>
+        <w:t>sehingga</w:t>
+      </w:r>
+      <w:proofErr w:type="spellEnd"/>
+      <w:r>
+        <w:t xml:space="preserve"> </w:t>
+      </w:r>
+      <w:proofErr w:type="spellStart"/>
+      <w:r>
+        <w:t>tidak</w:t>
+      </w:r>
+      <w:proofErr w:type="spellEnd"/>
+      <w:r>
+        <w:t xml:space="preserve"> </w:t>
+      </w:r>
+      <w:proofErr w:type="spellStart"/>
+      <w:r>
+        <w:t>memerlukan</w:t>
+      </w:r>
+      <w:proofErr w:type="spellEnd"/>
+      <w:r>
+        <w:t xml:space="preserve"> </w:t>
+      </w:r>
+      <w:proofErr w:type="spellStart"/>
+      <w:r>
+        <w:t>penentuan</w:t>
+      </w:r>
+      <w:proofErr w:type="spellEnd"/>
+      <w:r>
+        <w:t xml:space="preserve"> search box manual. Protein 1JDH </w:t>
+      </w:r>
+      <w:proofErr w:type="spellStart"/>
+      <w:r>
+        <w:t>disubmit</w:t>
+      </w:r>
+      <w:proofErr w:type="spellEnd"/>
+      <w:r>
+        <w:t xml:space="preserve"> </w:t>
+      </w:r>
+      <w:proofErr w:type="spellStart"/>
+      <w:r>
+        <w:t>langsung</w:t>
+      </w:r>
+      <w:proofErr w:type="spellEnd"/>
+      <w:r>
+        <w:t xml:space="preserve"> </w:t>
+      </w:r>
+      <w:proofErr w:type="spellStart"/>
+      <w:r>
+        <w:t>menggunakan</w:t>
+      </w:r>
+      <w:proofErr w:type="spellEnd"/>
+      <w:r>
+        <w:t xml:space="preserve"> PDB ID, </w:t>
+      </w:r>
+      <w:proofErr w:type="spellStart"/>
+      <w:r>
+        <w:t>sedangkan</w:t>
+      </w:r>
+      <w:proofErr w:type="spellEnd"/>
+      <w:r>
+        <w:t xml:space="preserve"> ligan Quercetin </w:t>
+      </w:r>
+      <w:proofErr w:type="spellStart"/>
+      <w:r>
+        <w:t>disiapkan</w:t>
+      </w:r>
+      <w:proofErr w:type="spellEnd"/>
+      <w:r>
+        <w:t xml:space="preserve"> </w:t>
+      </w:r>
+      <w:proofErr w:type="spellStart"/>
+      <w:r>
+        <w:t>dari</w:t>
+      </w:r>
+      <w:proofErr w:type="spellEnd"/>
+      <w:r>
+        <w:t xml:space="preserve"> </w:t>
+      </w:r>
+      <w:proofErr w:type="spellStart"/>
+      <w:r>
+        <w:t>struktur</w:t>
+      </w:r>
+      <w:proofErr w:type="spellEnd"/>
+      <w:r>
+        <w:t xml:space="preserve"> SMILES di </w:t>
+      </w:r>
+      <w:proofErr w:type="spellStart"/>
+      <w:r>
+        <w:t>atas</w:t>
+      </w:r>
+      <w:proofErr w:type="spellEnd"/>
+      <w:r>
+        <w:t>.</w:t>
       </w:r>
     </w:p>
     <w:tbl>
       <w:tblPr>
-        <w:tblW w:type="dxa" w:w="9360"/>
+        <w:tblW w:w="9360" w:type="dxa"/>
         <w:tblBorders>
-          <w:top w:val="single" w:color="auto" w:sz="4"/>
-          <w:left w:val="single" w:color="auto" w:sz="4"/>
-          <w:bottom w:val="single" w:color="auto" w:sz="4"/>
-          <w:right w:val="single" w:color="auto" w:sz="4"/>
-          <w:insideH w:val="single" w:color="auto" w:sz="4"/>
-          <w:insideV w:val="single" w:color="auto" w:sz="4"/>
+          <w:top w:val="single" w:sz="4" w:space="0" w:color="auto"/>
+          <w:left w:val="single" w:sz="4" w:space="0" w:color="auto"/>
+          <w:bottom w:val="single" w:sz="4" w:space="0" w:color="auto"/>
+          <w:right w:val="single" w:sz="4" w:space="0" w:color="auto"/>
+          <w:insideH w:val="single" w:sz="4" w:space="0" w:color="auto"/>
+          <w:insideV w:val="single" w:sz="4" w:space="0" w:color="auto"/>
         </w:tblBorders>
+        <w:tblCellMar>
+          <w:left w:w="10" w:type="dxa"/>
+          <w:right w:w="10" w:type="dxa"/>
+        </w:tblCellMar>
+        <w:tblLook w:val="0000" w:firstRow="0" w:lastRow="0" w:firstColumn="0" w:lastColumn="0" w:noHBand="0" w:noVBand="0"/>
       </w:tblPr>
       <w:tblGrid>
         <w:gridCol w:w="3600"/>
         <w:gridCol w:w="5760"/>
       </w:tblGrid>
       <w:tr>
+        <w:tblPrEx>
+          <w:tblCellMar>
+            <w:top w:w="0" w:type="dxa"/>
+            <w:bottom w:w="0" w:type="dxa"/>
+          </w:tblCellMar>
+        </w:tblPrEx>
         <w:tc>
           <w:tcPr>
-            <w:tcW w:type="dxa" w:w="3600"/>
-            <w:shd w:fill="6B2FA0" w:val="clear"/>
+            <w:tcW w:w="3600" w:type="dxa"/>
+            <w:shd w:val="clear" w:color="auto" w:fill="6B2FA0"/>
             <w:tcMar>
-              <w:top w:type="dxa" w:w="80"/>
-              <w:left w:type="dxa" w:w="100"/>
-              <w:bottom w:type="dxa" w:w="80"/>
-              <w:right w:type="dxa" w:w="100"/>
+              <w:top w:w="80" w:type="dxa"/>
+              <w:left w:w="100" w:type="dxa"/>
+              <w:bottom w:w="80" w:type="dxa"/>
+              <w:right w:w="100" w:type="dxa"/>
             </w:tcMar>
             <w:vAlign w:val="center"/>
           </w:tcPr>
@@ -796,19 +1645,19 @@
                 <w:bCs/>
                 <w:color w:val="FFFFFF"/>
               </w:rPr>
-              <w:t xml:space="preserve">Parameter</w:t>
+              <w:t>Parameter</w:t>
             </w:r>
           </w:p>
         </w:tc>
         <w:tc>
           <w:tcPr>
-            <w:tcW w:type="dxa" w:w="5760"/>
-            <w:shd w:fill="6B2FA0" w:val="clear"/>
+            <w:tcW w:w="5760" w:type="dxa"/>
+            <w:shd w:val="clear" w:color="auto" w:fill="6B2FA0"/>
             <w:tcMar>
-              <w:top w:type="dxa" w:w="80"/>
-              <w:left w:type="dxa" w:w="100"/>
-              <w:bottom w:type="dxa" w:w="80"/>
-              <w:right w:type="dxa" w:w="100"/>
+              <w:top w:w="80" w:type="dxa"/>
+              <w:left w:w="100" w:type="dxa"/>
+              <w:bottom w:w="80" w:type="dxa"/>
+              <w:right w:w="100" w:type="dxa"/>
             </w:tcMar>
             <w:vAlign w:val="center"/>
           </w:tcPr>
@@ -819,271 +1668,360 @@
                 <w:bCs/>
                 <w:color w:val="FFFFFF"/>
               </w:rPr>
-              <w:t xml:space="preserve">Nilai</w:t>
+              <w:t>Nilai</w:t>
             </w:r>
           </w:p>
         </w:tc>
       </w:tr>
       <w:tr>
+        <w:tblPrEx>
+          <w:tblCellMar>
+            <w:top w:w="0" w:type="dxa"/>
+            <w:bottom w:w="0" w:type="dxa"/>
+          </w:tblCellMar>
+        </w:tblPrEx>
         <w:tc>
           <w:tcPr>
-            <w:tcW w:type="dxa" w:w="3600"/>
+            <w:tcW w:w="3600" w:type="dxa"/>
             <w:tcMar>
-              <w:top w:type="dxa" w:w="80"/>
-              <w:left w:type="dxa" w:w="100"/>
-              <w:bottom w:type="dxa" w:w="80"/>
-              <w:right w:type="dxa" w:w="100"/>
+              <w:top w:w="80" w:type="dxa"/>
+              <w:left w:w="100" w:type="dxa"/>
+              <w:bottom w:w="80" w:type="dxa"/>
+              <w:right w:w="100" w:type="dxa"/>
             </w:tcMar>
             <w:vAlign w:val="center"/>
           </w:tcPr>
           <w:p>
             <w:r>
-              <w:rPr>
-                <w:b w:val="false"/>
-                <w:bCs w:val="false"/>
-              </w:rPr>
-              <w:t xml:space="preserve">Tools docking</w:t>
+              <w:t>Tools docking</w:t>
             </w:r>
           </w:p>
         </w:tc>
         <w:tc>
           <w:tcPr>
-            <w:tcW w:type="dxa" w:w="5760"/>
+            <w:tcW w:w="5760" w:type="dxa"/>
             <w:tcMar>
-              <w:top w:type="dxa" w:w="80"/>
-              <w:left w:type="dxa" w:w="100"/>
-              <w:bottom w:type="dxa" w:w="80"/>
-              <w:right w:type="dxa" w:w="100"/>
+              <w:top w:w="80" w:type="dxa"/>
+              <w:left w:w="100" w:type="dxa"/>
+              <w:bottom w:w="80" w:type="dxa"/>
+              <w:right w:w="100" w:type="dxa"/>
             </w:tcMar>
             <w:vAlign w:val="center"/>
           </w:tcPr>
           <w:p>
             <w:r>
-              <w:rPr>
-                <w:b w:val="false"/>
-                <w:bCs w:val="false"/>
-              </w:rPr>
-              <w:t xml:space="preserve">CB-Dock2 (blind docking, mesin AutoDock Vina)</w:t>
+              <w:t xml:space="preserve">CB-Dock2 (blind docking, </w:t>
+            </w:r>
+            <w:proofErr w:type="spellStart"/>
+            <w:r>
+              <w:t>mesin</w:t>
+            </w:r>
+            <w:proofErr w:type="spellEnd"/>
+            <w:r>
+              <w:t xml:space="preserve"> </w:t>
+            </w:r>
+            <w:proofErr w:type="spellStart"/>
+            <w:r>
+              <w:t>AutoDock</w:t>
+            </w:r>
+            <w:proofErr w:type="spellEnd"/>
+            <w:r>
+              <w:t xml:space="preserve"> Vina)</w:t>
             </w:r>
           </w:p>
         </w:tc>
       </w:tr>
       <w:tr>
+        <w:tblPrEx>
+          <w:tblCellMar>
+            <w:top w:w="0" w:type="dxa"/>
+            <w:bottom w:w="0" w:type="dxa"/>
+          </w:tblCellMar>
+        </w:tblPrEx>
         <w:tc>
           <w:tcPr>
-            <w:tcW w:type="dxa" w:w="3600"/>
+            <w:tcW w:w="3600" w:type="dxa"/>
             <w:tcMar>
-              <w:top w:type="dxa" w:w="80"/>
-              <w:left w:type="dxa" w:w="100"/>
-              <w:bottom w:type="dxa" w:w="80"/>
-              <w:right w:type="dxa" w:w="100"/>
+              <w:top w:w="80" w:type="dxa"/>
+              <w:left w:w="100" w:type="dxa"/>
+              <w:bottom w:w="80" w:type="dxa"/>
+              <w:right w:w="100" w:type="dxa"/>
             </w:tcMar>
             <w:vAlign w:val="center"/>
           </w:tcPr>
           <w:p>
             <w:r>
-              <w:rPr>
-                <w:b w:val="false"/>
-                <w:bCs w:val="false"/>
-              </w:rPr>
-              <w:t xml:space="preserve">Metode deteksi pocket</w:t>
+              <w:t xml:space="preserve">Metode </w:t>
+            </w:r>
+            <w:proofErr w:type="spellStart"/>
+            <w:r>
+              <w:t>deteksi</w:t>
+            </w:r>
+            <w:proofErr w:type="spellEnd"/>
+            <w:r>
+              <w:t xml:space="preserve"> pocket</w:t>
             </w:r>
           </w:p>
         </w:tc>
         <w:tc>
           <w:tcPr>
-            <w:tcW w:type="dxa" w:w="5760"/>
+            <w:tcW w:w="5760" w:type="dxa"/>
             <w:tcMar>
-              <w:top w:type="dxa" w:w="80"/>
-              <w:left w:type="dxa" w:w="100"/>
-              <w:bottom w:type="dxa" w:w="80"/>
-              <w:right w:type="dxa" w:w="100"/>
+              <w:top w:w="80" w:type="dxa"/>
+              <w:left w:w="100" w:type="dxa"/>
+              <w:bottom w:w="80" w:type="dxa"/>
+              <w:right w:w="100" w:type="dxa"/>
             </w:tcMar>
             <w:vAlign w:val="center"/>
           </w:tcPr>
           <w:p>
             <w:r>
-              <w:rPr>
-                <w:b w:val="false"/>
-                <w:bCs w:val="false"/>
-              </w:rPr>
-              <w:t xml:space="preserve">Curvature-based cavity detection (otomatis, 5 cavity terdeteksi)</w:t>
+              <w:t>Curvature-based cavity detection (</w:t>
+            </w:r>
+            <w:proofErr w:type="spellStart"/>
+            <w:r>
+              <w:t>otomatis</w:t>
+            </w:r>
+            <w:proofErr w:type="spellEnd"/>
+            <w:r>
+              <w:t xml:space="preserve">, 5 cavity </w:t>
+            </w:r>
+            <w:proofErr w:type="spellStart"/>
+            <w:r>
+              <w:t>terdeteksi</w:t>
+            </w:r>
+            <w:proofErr w:type="spellEnd"/>
+            <w:r>
+              <w:t>)</w:t>
             </w:r>
           </w:p>
         </w:tc>
       </w:tr>
       <w:tr>
+        <w:tblPrEx>
+          <w:tblCellMar>
+            <w:top w:w="0" w:type="dxa"/>
+            <w:bottom w:w="0" w:type="dxa"/>
+          </w:tblCellMar>
+        </w:tblPrEx>
         <w:tc>
           <w:tcPr>
-            <w:tcW w:type="dxa" w:w="3600"/>
+            <w:tcW w:w="3600" w:type="dxa"/>
             <w:tcMar>
-              <w:top w:type="dxa" w:w="80"/>
-              <w:left w:type="dxa" w:w="100"/>
-              <w:bottom w:type="dxa" w:w="80"/>
-              <w:right w:type="dxa" w:w="100"/>
+              <w:top w:w="80" w:type="dxa"/>
+              <w:left w:w="100" w:type="dxa"/>
+              <w:bottom w:w="80" w:type="dxa"/>
+              <w:right w:w="100" w:type="dxa"/>
             </w:tcMar>
             <w:vAlign w:val="center"/>
           </w:tcPr>
           <w:p>
             <w:r>
-              <w:rPr>
-                <w:b w:val="false"/>
-                <w:bCs w:val="false"/>
-              </w:rPr>
-              <w:t xml:space="preserve">Cavity terpilih</w:t>
-            </w:r>
+              <w:t xml:space="preserve">Cavity </w:t>
+            </w:r>
+            <w:proofErr w:type="spellStart"/>
+            <w:r>
+              <w:t>terpilih</w:t>
+            </w:r>
+            <w:proofErr w:type="spellEnd"/>
           </w:p>
         </w:tc>
         <w:tc>
           <w:tcPr>
-            <w:tcW w:type="dxa" w:w="5760"/>
+            <w:tcW w:w="5760" w:type="dxa"/>
             <w:tcMar>
-              <w:top w:type="dxa" w:w="80"/>
-              <w:left w:type="dxa" w:w="100"/>
-              <w:bottom w:type="dxa" w:w="80"/>
-              <w:right w:type="dxa" w:w="100"/>
+              <w:top w:w="80" w:type="dxa"/>
+              <w:left w:w="100" w:type="dxa"/>
+              <w:bottom w:w="80" w:type="dxa"/>
+              <w:right w:w="100" w:type="dxa"/>
             </w:tcMar>
             <w:vAlign w:val="center"/>
           </w:tcPr>
           <w:p>
             <w:r>
-              <w:rPr>
-                <w:b w:val="false"/>
-                <w:bCs w:val="false"/>
-              </w:rPr>
-              <w:t xml:space="preserve">Cavity 4 (skor terbaik &amp; overlap tertinggi dengan residu kunci TCF4-binding site)</w:t>
+              <w:t>Cavity 4 (</w:t>
+            </w:r>
+            <w:proofErr w:type="spellStart"/>
+            <w:r>
+              <w:t>skor</w:t>
+            </w:r>
+            <w:proofErr w:type="spellEnd"/>
+            <w:r>
+              <w:t xml:space="preserve"> </w:t>
+            </w:r>
+            <w:proofErr w:type="spellStart"/>
+            <w:r>
+              <w:t>terbaik</w:t>
+            </w:r>
+            <w:proofErr w:type="spellEnd"/>
+            <w:r>
+              <w:t xml:space="preserve"> &amp; overlap </w:t>
+            </w:r>
+            <w:proofErr w:type="spellStart"/>
+            <w:r>
+              <w:t>tertinggi</w:t>
+            </w:r>
+            <w:proofErr w:type="spellEnd"/>
+            <w:r>
+              <w:t xml:space="preserve"> </w:t>
+            </w:r>
+            <w:proofErr w:type="spellStart"/>
+            <w:r>
+              <w:t>dengan</w:t>
+            </w:r>
+            <w:proofErr w:type="spellEnd"/>
+            <w:r>
+              <w:t xml:space="preserve"> </w:t>
+            </w:r>
+            <w:proofErr w:type="spellStart"/>
+            <w:r>
+              <w:t>residu</w:t>
+            </w:r>
+            <w:proofErr w:type="spellEnd"/>
+            <w:r>
+              <w:t xml:space="preserve"> </w:t>
+            </w:r>
+            <w:proofErr w:type="spellStart"/>
+            <w:r>
+              <w:t>kunci</w:t>
+            </w:r>
+            <w:proofErr w:type="spellEnd"/>
+            <w:r>
+              <w:t xml:space="preserve"> TCF4-binding site)</w:t>
             </w:r>
           </w:p>
         </w:tc>
       </w:tr>
       <w:tr>
+        <w:tblPrEx>
+          <w:tblCellMar>
+            <w:top w:w="0" w:type="dxa"/>
+            <w:bottom w:w="0" w:type="dxa"/>
+          </w:tblCellMar>
+        </w:tblPrEx>
         <w:tc>
           <w:tcPr>
-            <w:tcW w:type="dxa" w:w="3600"/>
+            <w:tcW w:w="3600" w:type="dxa"/>
             <w:tcMar>
-              <w:top w:type="dxa" w:w="80"/>
-              <w:left w:type="dxa" w:w="100"/>
-              <w:bottom w:type="dxa" w:w="80"/>
-              <w:right w:type="dxa" w:w="100"/>
+              <w:top w:w="80" w:type="dxa"/>
+              <w:left w:w="100" w:type="dxa"/>
+              <w:bottom w:w="80" w:type="dxa"/>
+              <w:right w:w="100" w:type="dxa"/>
             </w:tcMar>
             <w:vAlign w:val="center"/>
           </w:tcPr>
           <w:p>
             <w:r>
-              <w:rPr>
-                <w:b w:val="false"/>
-                <w:bCs w:val="false"/>
-              </w:rPr>
-              <w:t xml:space="preserve">Search box center (X, Y, Z)</w:t>
+              <w:t xml:space="preserve">Search box </w:t>
+            </w:r>
+            <w:proofErr w:type="spellStart"/>
+            <w:r>
+              <w:t>center</w:t>
+            </w:r>
+            <w:proofErr w:type="spellEnd"/>
+            <w:r>
+              <w:t xml:space="preserve"> (X, Y, Z)</w:t>
             </w:r>
           </w:p>
         </w:tc>
         <w:tc>
           <w:tcPr>
-            <w:tcW w:type="dxa" w:w="5760"/>
+            <w:tcW w:w="5760" w:type="dxa"/>
             <w:tcMar>
-              <w:top w:type="dxa" w:w="80"/>
-              <w:left w:type="dxa" w:w="100"/>
-              <w:bottom w:type="dxa" w:w="80"/>
-              <w:right w:type="dxa" w:w="100"/>
+              <w:top w:w="80" w:type="dxa"/>
+              <w:left w:w="100" w:type="dxa"/>
+              <w:bottom w:w="80" w:type="dxa"/>
+              <w:right w:w="100" w:type="dxa"/>
             </w:tcMar>
             <w:vAlign w:val="center"/>
           </w:tcPr>
           <w:p>
             <w:r>
-              <w:rPr>
-                <w:b w:val="false"/>
-                <w:bCs w:val="false"/>
-              </w:rPr>
-              <w:t xml:space="preserve">14.045, -1.538, -24.847</w:t>
+              <w:t>14.045, -1.538, -24.847</w:t>
             </w:r>
           </w:p>
         </w:tc>
       </w:tr>
       <w:tr>
+        <w:tblPrEx>
+          <w:tblCellMar>
+            <w:top w:w="0" w:type="dxa"/>
+            <w:bottom w:w="0" w:type="dxa"/>
+          </w:tblCellMar>
+        </w:tblPrEx>
         <w:tc>
           <w:tcPr>
-            <w:tcW w:type="dxa" w:w="3600"/>
+            <w:tcW w:w="3600" w:type="dxa"/>
             <w:tcMar>
-              <w:top w:type="dxa" w:w="80"/>
-              <w:left w:type="dxa" w:w="100"/>
-              <w:bottom w:type="dxa" w:w="80"/>
-              <w:right w:type="dxa" w:w="100"/>
+              <w:top w:w="80" w:type="dxa"/>
+              <w:left w:w="100" w:type="dxa"/>
+              <w:bottom w:w="80" w:type="dxa"/>
+              <w:right w:w="100" w:type="dxa"/>
             </w:tcMar>
             <w:vAlign w:val="center"/>
           </w:tcPr>
           <w:p>
             <w:r>
-              <w:rPr>
-                <w:b w:val="false"/>
-                <w:bCs w:val="false"/>
-              </w:rPr>
-              <w:t xml:space="preserve">Search box size</w:t>
+              <w:t>Search box size</w:t>
             </w:r>
           </w:p>
         </w:tc>
         <w:tc>
           <w:tcPr>
-            <w:tcW w:type="dxa" w:w="5760"/>
+            <w:tcW w:w="5760" w:type="dxa"/>
             <w:tcMar>
-              <w:top w:type="dxa" w:w="80"/>
-              <w:left w:type="dxa" w:w="100"/>
-              <w:bottom w:type="dxa" w:w="80"/>
-              <w:right w:type="dxa" w:w="100"/>
+              <w:top w:w="80" w:type="dxa"/>
+              <w:left w:w="100" w:type="dxa"/>
+              <w:bottom w:w="80" w:type="dxa"/>
+              <w:right w:w="100" w:type="dxa"/>
             </w:tcMar>
             <w:vAlign w:val="center"/>
           </w:tcPr>
           <w:p>
             <w:r>
-              <w:rPr>
-                <w:b w:val="false"/>
-                <w:bCs w:val="false"/>
-              </w:rPr>
-              <w:t xml:space="preserve">21 x 21 x 21 Å</w:t>
+              <w:t>21 x 21 x 21 Å</w:t>
             </w:r>
           </w:p>
         </w:tc>
       </w:tr>
       <w:tr>
+        <w:tblPrEx>
+          <w:tblCellMar>
+            <w:top w:w="0" w:type="dxa"/>
+            <w:bottom w:w="0" w:type="dxa"/>
+          </w:tblCellMar>
+        </w:tblPrEx>
         <w:tc>
           <w:tcPr>
-            <w:tcW w:type="dxa" w:w="3600"/>
+            <w:tcW w:w="3600" w:type="dxa"/>
             <w:tcMar>
-              <w:top w:type="dxa" w:w="80"/>
-              <w:left w:type="dxa" w:w="100"/>
-              <w:bottom w:type="dxa" w:w="80"/>
-              <w:right w:type="dxa" w:w="100"/>
+              <w:top w:w="80" w:type="dxa"/>
+              <w:left w:w="100" w:type="dxa"/>
+              <w:bottom w:w="80" w:type="dxa"/>
+              <w:right w:w="100" w:type="dxa"/>
             </w:tcMar>
             <w:vAlign w:val="center"/>
           </w:tcPr>
           <w:p>
             <w:r>
-              <w:rPr>
-                <w:b w:val="false"/>
-                <w:bCs w:val="false"/>
-              </w:rPr>
-              <w:t xml:space="preserve">Volume cavity</w:t>
+              <w:t>Volume cavity</w:t>
             </w:r>
           </w:p>
         </w:tc>
         <w:tc>
           <w:tcPr>
-            <w:tcW w:type="dxa" w:w="5760"/>
+            <w:tcW w:w="5760" w:type="dxa"/>
             <w:tcMar>
-              <w:top w:type="dxa" w:w="80"/>
-              <w:left w:type="dxa" w:w="100"/>
-              <w:bottom w:type="dxa" w:w="80"/>
-              <w:right w:type="dxa" w:w="100"/>
+              <w:top w:w="80" w:type="dxa"/>
+              <w:left w:w="100" w:type="dxa"/>
+              <w:bottom w:w="80" w:type="dxa"/>
+              <w:right w:w="100" w:type="dxa"/>
             </w:tcMar>
             <w:vAlign w:val="center"/>
           </w:tcPr>
           <w:p>
             <w:r>
-              <w:rPr>
-                <w:b w:val="false"/>
-                <w:bCs w:val="false"/>
-              </w:rPr>
-              <w:t xml:space="preserve">151 Å³</w:t>
+              <w:t>151 Å³</w:t>
             </w:r>
           </w:p>
         </w:tc>
@@ -1099,36 +2037,288 @@
         <w:spacing w:after="200"/>
         <w:jc w:val="both"/>
       </w:pPr>
-      <w:r>
-        <w:rPr>
-          <w:i/>
-          <w:iCs/>
-          <w:sz w:val="20"/>
-          <w:szCs w:val="20"/>
-        </w:rPr>
-        <w:t xml:space="preserve">Catatan: parameter exhaustivity AutoDock Vina pada CB-Dock2 menggunakan nilai default internal server dan tidak diekspos ke pengguna. File hasil deteksi cavity (CurPockets_info.txt) disertakan sebagai lampiran pada repository GitHub sebagai bukti konfigurasi docking.</w:t>
+      <w:proofErr w:type="spellStart"/>
+      <w:r>
+        <w:rPr>
+          <w:i/>
+          <w:iCs/>
+        </w:rPr>
+        <w:t>Catatan</w:t>
+      </w:r>
+      <w:proofErr w:type="spellEnd"/>
+      <w:r>
+        <w:rPr>
+          <w:i/>
+          <w:iCs/>
+        </w:rPr>
+        <w:t xml:space="preserve">: parameter exhaustivity </w:t>
+      </w:r>
+      <w:proofErr w:type="spellStart"/>
+      <w:r>
+        <w:rPr>
+          <w:i/>
+          <w:iCs/>
+        </w:rPr>
+        <w:t>AutoDock</w:t>
+      </w:r>
+      <w:proofErr w:type="spellEnd"/>
+      <w:r>
+        <w:rPr>
+          <w:i/>
+          <w:iCs/>
+        </w:rPr>
+        <w:t xml:space="preserve"> Vina pada CB-Dock2 </w:t>
+      </w:r>
+      <w:proofErr w:type="spellStart"/>
+      <w:r>
+        <w:rPr>
+          <w:i/>
+          <w:iCs/>
+        </w:rPr>
+        <w:t>menggunakan</w:t>
+      </w:r>
+      <w:proofErr w:type="spellEnd"/>
+      <w:r>
+        <w:rPr>
+          <w:i/>
+          <w:iCs/>
+        </w:rPr>
+        <w:t xml:space="preserve"> </w:t>
+      </w:r>
+      <w:proofErr w:type="spellStart"/>
+      <w:r>
+        <w:rPr>
+          <w:i/>
+          <w:iCs/>
+        </w:rPr>
+        <w:t>nilai</w:t>
+      </w:r>
+      <w:proofErr w:type="spellEnd"/>
+      <w:r>
+        <w:rPr>
+          <w:i/>
+          <w:iCs/>
+        </w:rPr>
+        <w:t xml:space="preserve"> default internal server dan </w:t>
+      </w:r>
+      <w:proofErr w:type="spellStart"/>
+      <w:r>
+        <w:rPr>
+          <w:i/>
+          <w:iCs/>
+        </w:rPr>
+        <w:t>tidak</w:t>
+      </w:r>
+      <w:proofErr w:type="spellEnd"/>
+      <w:r>
+        <w:rPr>
+          <w:i/>
+          <w:iCs/>
+        </w:rPr>
+        <w:t xml:space="preserve"> </w:t>
+      </w:r>
+      <w:proofErr w:type="spellStart"/>
+      <w:r>
+        <w:rPr>
+          <w:i/>
+          <w:iCs/>
+        </w:rPr>
+        <w:t>diekspos</w:t>
+      </w:r>
+      <w:proofErr w:type="spellEnd"/>
+      <w:r>
+        <w:rPr>
+          <w:i/>
+          <w:iCs/>
+        </w:rPr>
+        <w:t xml:space="preserve"> </w:t>
+      </w:r>
+      <w:proofErr w:type="spellStart"/>
+      <w:r>
+        <w:rPr>
+          <w:i/>
+          <w:iCs/>
+        </w:rPr>
+        <w:t>ke</w:t>
+      </w:r>
+      <w:proofErr w:type="spellEnd"/>
+      <w:r>
+        <w:rPr>
+          <w:i/>
+          <w:iCs/>
+        </w:rPr>
+        <w:t xml:space="preserve"> </w:t>
+      </w:r>
+      <w:proofErr w:type="spellStart"/>
+      <w:r>
+        <w:rPr>
+          <w:i/>
+          <w:iCs/>
+        </w:rPr>
+        <w:t>pengguna</w:t>
+      </w:r>
+      <w:proofErr w:type="spellEnd"/>
+      <w:r>
+        <w:rPr>
+          <w:i/>
+          <w:iCs/>
+        </w:rPr>
+        <w:t xml:space="preserve">. File </w:t>
+      </w:r>
+      <w:proofErr w:type="spellStart"/>
+      <w:r>
+        <w:rPr>
+          <w:i/>
+          <w:iCs/>
+        </w:rPr>
+        <w:t>hasil</w:t>
+      </w:r>
+      <w:proofErr w:type="spellEnd"/>
+      <w:r>
+        <w:rPr>
+          <w:i/>
+          <w:iCs/>
+        </w:rPr>
+        <w:t xml:space="preserve"> </w:t>
+      </w:r>
+      <w:proofErr w:type="spellStart"/>
+      <w:r>
+        <w:rPr>
+          <w:i/>
+          <w:iCs/>
+        </w:rPr>
+        <w:t>deteksi</w:t>
+      </w:r>
+      <w:proofErr w:type="spellEnd"/>
+      <w:r>
+        <w:rPr>
+          <w:i/>
+          <w:iCs/>
+        </w:rPr>
+        <w:t xml:space="preserve"> cavity (CurPockets_info.txt) </w:t>
+      </w:r>
+      <w:proofErr w:type="spellStart"/>
+      <w:r>
+        <w:rPr>
+          <w:i/>
+          <w:iCs/>
+        </w:rPr>
+        <w:t>disertakan</w:t>
+      </w:r>
+      <w:proofErr w:type="spellEnd"/>
+      <w:r>
+        <w:rPr>
+          <w:i/>
+          <w:iCs/>
+        </w:rPr>
+        <w:t xml:space="preserve"> </w:t>
+      </w:r>
+      <w:proofErr w:type="spellStart"/>
+      <w:r>
+        <w:rPr>
+          <w:i/>
+          <w:iCs/>
+        </w:rPr>
+        <w:t>sebagai</w:t>
+      </w:r>
+      <w:proofErr w:type="spellEnd"/>
+      <w:r>
+        <w:rPr>
+          <w:i/>
+          <w:iCs/>
+        </w:rPr>
+        <w:t xml:space="preserve"> </w:t>
+      </w:r>
+      <w:proofErr w:type="spellStart"/>
+      <w:r>
+        <w:rPr>
+          <w:i/>
+          <w:iCs/>
+        </w:rPr>
+        <w:t>lampiran</w:t>
+      </w:r>
+      <w:proofErr w:type="spellEnd"/>
+      <w:r>
+        <w:rPr>
+          <w:i/>
+          <w:iCs/>
+        </w:rPr>
+        <w:t xml:space="preserve"> pada repository GitHub </w:t>
+      </w:r>
+      <w:proofErr w:type="spellStart"/>
+      <w:r>
+        <w:rPr>
+          <w:i/>
+          <w:iCs/>
+        </w:rPr>
+        <w:t>sebagai</w:t>
+      </w:r>
+      <w:proofErr w:type="spellEnd"/>
+      <w:r>
+        <w:rPr>
+          <w:i/>
+          <w:iCs/>
+        </w:rPr>
+        <w:t xml:space="preserve"> </w:t>
+      </w:r>
+      <w:proofErr w:type="spellStart"/>
+      <w:r>
+        <w:rPr>
+          <w:i/>
+          <w:iCs/>
+        </w:rPr>
+        <w:t>bukti</w:t>
+      </w:r>
+      <w:proofErr w:type="spellEnd"/>
+      <w:r>
+        <w:rPr>
+          <w:i/>
+          <w:iCs/>
+        </w:rPr>
+        <w:t xml:space="preserve"> </w:t>
+      </w:r>
+      <w:proofErr w:type="spellStart"/>
+      <w:r>
+        <w:rPr>
+          <w:i/>
+          <w:iCs/>
+        </w:rPr>
+        <w:t>konfigurasi</w:t>
+      </w:r>
+      <w:proofErr w:type="spellEnd"/>
+      <w:r>
+        <w:rPr>
+          <w:i/>
+          <w:iCs/>
+        </w:rPr>
+        <w:t xml:space="preserve"> docking.</w:t>
       </w:r>
     </w:p>
     <w:p>
       <w:pPr>
         <w:pStyle w:val="Heading1"/>
-        <w:spacing w:after="150" w:before="300"/>
+        <w:spacing w:before="300" w:after="150"/>
       </w:pPr>
       <w:r>
-        <w:t xml:space="preserve">4. Hasil Molecular Docking (Binding Affinity)</w:t>
+        <w:t>4. Hasil Molecular Docking (Binding Affinity)</w:t>
       </w:r>
     </w:p>
     <w:tbl>
       <w:tblPr>
-        <w:tblW w:type="dxa" w:w="9360"/>
+        <w:tblW w:w="9360" w:type="dxa"/>
         <w:tblBorders>
-          <w:top w:val="single" w:color="auto" w:sz="4"/>
-          <w:left w:val="single" w:color="auto" w:sz="4"/>
-          <w:bottom w:val="single" w:color="auto" w:sz="4"/>
-          <w:right w:val="single" w:color="auto" w:sz="4"/>
-          <w:insideH w:val="single" w:color="auto" w:sz="4"/>
-          <w:insideV w:val="single" w:color="auto" w:sz="4"/>
+          <w:top w:val="single" w:sz="4" w:space="0" w:color="auto"/>
+          <w:left w:val="single" w:sz="4" w:space="0" w:color="auto"/>
+          <w:bottom w:val="single" w:sz="4" w:space="0" w:color="auto"/>
+          <w:right w:val="single" w:sz="4" w:space="0" w:color="auto"/>
+          <w:insideH w:val="single" w:sz="4" w:space="0" w:color="auto"/>
+          <w:insideV w:val="single" w:sz="4" w:space="0" w:color="auto"/>
         </w:tblBorders>
+        <w:tblCellMar>
+          <w:left w:w="10" w:type="dxa"/>
+          <w:right w:w="10" w:type="dxa"/>
+        </w:tblCellMar>
+        <w:tblLook w:val="0000" w:firstRow="0" w:lastRow="0" w:firstColumn="0" w:lastColumn="0" w:noHBand="0" w:noVBand="0"/>
       </w:tblPr>
       <w:tblGrid>
         <w:gridCol w:w="1600"/>
@@ -1137,15 +2327,21 @@
         <w:gridCol w:w="2580"/>
       </w:tblGrid>
       <w:tr>
+        <w:tblPrEx>
+          <w:tblCellMar>
+            <w:top w:w="0" w:type="dxa"/>
+            <w:bottom w:w="0" w:type="dxa"/>
+          </w:tblCellMar>
+        </w:tblPrEx>
         <w:tc>
           <w:tcPr>
-            <w:tcW w:type="dxa" w:w="1600"/>
-            <w:shd w:fill="6B2FA0" w:val="clear"/>
+            <w:tcW w:w="1600" w:type="dxa"/>
+            <w:shd w:val="clear" w:color="auto" w:fill="6B2FA0"/>
             <w:tcMar>
-              <w:top w:type="dxa" w:w="80"/>
-              <w:left w:type="dxa" w:w="100"/>
-              <w:bottom w:type="dxa" w:w="80"/>
-              <w:right w:type="dxa" w:w="100"/>
+              <w:top w:w="80" w:type="dxa"/>
+              <w:left w:w="100" w:type="dxa"/>
+              <w:bottom w:w="80" w:type="dxa"/>
+              <w:right w:w="100" w:type="dxa"/>
             </w:tcMar>
             <w:vAlign w:val="center"/>
           </w:tcPr>
@@ -1156,19 +2352,19 @@
                 <w:bCs/>
                 <w:color w:val="FFFFFF"/>
               </w:rPr>
-              <w:t xml:space="preserve">Cavity</w:t>
+              <w:t>Cavity</w:t>
             </w:r>
           </w:p>
         </w:tc>
         <w:tc>
           <w:tcPr>
-            <w:tcW w:type="dxa" w:w="2600"/>
-            <w:shd w:fill="6B2FA0" w:val="clear"/>
+            <w:tcW w:w="2600" w:type="dxa"/>
+            <w:shd w:val="clear" w:color="auto" w:fill="6B2FA0"/>
             <w:tcMar>
-              <w:top w:type="dxa" w:w="80"/>
-              <w:left w:type="dxa" w:w="100"/>
-              <w:bottom w:type="dxa" w:w="80"/>
-              <w:right w:type="dxa" w:w="100"/>
+              <w:top w:w="80" w:type="dxa"/>
+              <w:left w:w="100" w:type="dxa"/>
+              <w:bottom w:w="80" w:type="dxa"/>
+              <w:right w:w="100" w:type="dxa"/>
             </w:tcMar>
             <w:vAlign w:val="center"/>
           </w:tcPr>
@@ -1179,19 +2375,19 @@
                 <w:bCs/>
                 <w:color w:val="FFFFFF"/>
               </w:rPr>
-              <w:t xml:space="preserve">Binding Affinity (kcal/mol)</w:t>
+              <w:t>Binding Affinity (kcal/mol)</w:t>
             </w:r>
           </w:p>
         </w:tc>
         <w:tc>
           <w:tcPr>
-            <w:tcW w:type="dxa" w:w="2580"/>
-            <w:shd w:fill="6B2FA0" w:val="clear"/>
+            <w:tcW w:w="2580" w:type="dxa"/>
+            <w:shd w:val="clear" w:color="auto" w:fill="6B2FA0"/>
             <w:tcMar>
-              <w:top w:type="dxa" w:w="80"/>
-              <w:left w:type="dxa" w:w="100"/>
-              <w:bottom w:type="dxa" w:w="80"/>
-              <w:right w:type="dxa" w:w="100"/>
+              <w:top w:w="80" w:type="dxa"/>
+              <w:left w:w="100" w:type="dxa"/>
+              <w:bottom w:w="80" w:type="dxa"/>
+              <w:right w:w="100" w:type="dxa"/>
             </w:tcMar>
             <w:vAlign w:val="center"/>
           </w:tcPr>
@@ -1202,301 +2398,329 @@
                 <w:bCs/>
                 <w:color w:val="FFFFFF"/>
               </w:rPr>
-              <w:t xml:space="preserve">Volume (Å³)</w:t>
+              <w:t>Volume (Å³)</w:t>
             </w:r>
           </w:p>
         </w:tc>
         <w:tc>
           <w:tcPr>
-            <w:tcW w:type="dxa" w:w="2580"/>
-            <w:shd w:fill="6B2FA0" w:val="clear"/>
+            <w:tcW w:w="2580" w:type="dxa"/>
+            <w:shd w:val="clear" w:color="auto" w:fill="6B2FA0"/>
             <w:tcMar>
-              <w:top w:type="dxa" w:w="80"/>
-              <w:left w:type="dxa" w:w="100"/>
-              <w:bottom w:type="dxa" w:w="80"/>
-              <w:right w:type="dxa" w:w="100"/>
+              <w:top w:w="80" w:type="dxa"/>
+              <w:left w:w="100" w:type="dxa"/>
+              <w:bottom w:w="80" w:type="dxa"/>
+              <w:right w:w="100" w:type="dxa"/>
             </w:tcMar>
             <w:vAlign w:val="center"/>
           </w:tcPr>
           <w:p>
+            <w:proofErr w:type="spellStart"/>
             <w:r>
               <w:rPr>
                 <w:b/>
                 <w:bCs/>
                 <w:color w:val="FFFFFF"/>
               </w:rPr>
-              <w:t xml:space="preserve">Keterangan</w:t>
-            </w:r>
+              <w:t>Keterangan</w:t>
+            </w:r>
+            <w:proofErr w:type="spellEnd"/>
           </w:p>
         </w:tc>
       </w:tr>
       <w:tr>
+        <w:tblPrEx>
+          <w:tblCellMar>
+            <w:top w:w="0" w:type="dxa"/>
+            <w:bottom w:w="0" w:type="dxa"/>
+          </w:tblCellMar>
+        </w:tblPrEx>
         <w:tc>
           <w:tcPr>
-            <w:tcW w:type="dxa" w:w="1600"/>
+            <w:tcW w:w="1600" w:type="dxa"/>
             <w:tcMar>
-              <w:top w:type="dxa" w:w="80"/>
-              <w:left w:type="dxa" w:w="100"/>
-              <w:bottom w:type="dxa" w:w="80"/>
-              <w:right w:type="dxa" w:w="100"/>
+              <w:top w:w="80" w:type="dxa"/>
+              <w:left w:w="100" w:type="dxa"/>
+              <w:bottom w:w="80" w:type="dxa"/>
+              <w:right w:w="100" w:type="dxa"/>
             </w:tcMar>
             <w:vAlign w:val="center"/>
           </w:tcPr>
           <w:p>
             <w:r>
-              <w:rPr>
-                <w:b w:val="false"/>
-                <w:bCs w:val="false"/>
-              </w:rPr>
-              <w:t xml:space="preserve">1</w:t>
+              <w:t>1</w:t>
             </w:r>
           </w:p>
         </w:tc>
         <w:tc>
           <w:tcPr>
-            <w:tcW w:type="dxa" w:w="2600"/>
+            <w:tcW w:w="2600" w:type="dxa"/>
             <w:tcMar>
-              <w:top w:type="dxa" w:w="80"/>
-              <w:left w:type="dxa" w:w="100"/>
-              <w:bottom w:type="dxa" w:w="80"/>
-              <w:right w:type="dxa" w:w="100"/>
+              <w:top w:w="80" w:type="dxa"/>
+              <w:left w:w="100" w:type="dxa"/>
+              <w:bottom w:w="80" w:type="dxa"/>
+              <w:right w:w="100" w:type="dxa"/>
             </w:tcMar>
             <w:vAlign w:val="center"/>
           </w:tcPr>
           <w:p>
             <w:r>
-              <w:rPr>
-                <w:b w:val="false"/>
-                <w:bCs w:val="false"/>
-              </w:rPr>
-              <w:t xml:space="preserve">-6.3</w:t>
+              <w:t>-6.3</w:t>
             </w:r>
           </w:p>
         </w:tc>
         <w:tc>
           <w:tcPr>
-            <w:tcW w:type="dxa" w:w="2580"/>
+            <w:tcW w:w="2580" w:type="dxa"/>
             <w:tcMar>
-              <w:top w:type="dxa" w:w="80"/>
-              <w:left w:type="dxa" w:w="100"/>
-              <w:bottom w:type="dxa" w:w="80"/>
-              <w:right w:type="dxa" w:w="100"/>
+              <w:top w:w="80" w:type="dxa"/>
+              <w:left w:w="100" w:type="dxa"/>
+              <w:bottom w:w="80" w:type="dxa"/>
+              <w:right w:w="100" w:type="dxa"/>
             </w:tcMar>
             <w:vAlign w:val="center"/>
           </w:tcPr>
           <w:p>
             <w:r>
-              <w:rPr>
-                <w:b w:val="false"/>
-                <w:bCs w:val="false"/>
-              </w:rPr>
-              <w:t xml:space="preserve">456</w:t>
+              <w:t>456</w:t>
             </w:r>
           </w:p>
         </w:tc>
         <w:tc>
           <w:tcPr>
-            <w:tcW w:type="dxa" w:w="2580"/>
+            <w:tcW w:w="2580" w:type="dxa"/>
             <w:tcMar>
-              <w:top w:type="dxa" w:w="80"/>
-              <w:left w:type="dxa" w:w="100"/>
-              <w:bottom w:type="dxa" w:w="80"/>
-              <w:right w:type="dxa" w:w="100"/>
+              <w:top w:w="80" w:type="dxa"/>
+              <w:left w:w="100" w:type="dxa"/>
+              <w:bottom w:w="80" w:type="dxa"/>
+              <w:right w:w="100" w:type="dxa"/>
             </w:tcMar>
             <w:vAlign w:val="center"/>
           </w:tcPr>
           <w:p>
             <w:r>
-              <w:rPr>
-                <w:b w:val="false"/>
-                <w:bCs w:val="false"/>
-              </w:rPr>
-              <w:t xml:space="preserve">Overlap parsial residu kunci</w:t>
-            </w:r>
+              <w:t xml:space="preserve">Overlap </w:t>
+            </w:r>
+            <w:proofErr w:type="spellStart"/>
+            <w:r>
+              <w:t>parsial</w:t>
+            </w:r>
+            <w:proofErr w:type="spellEnd"/>
+            <w:r>
+              <w:t xml:space="preserve"> </w:t>
+            </w:r>
+            <w:proofErr w:type="spellStart"/>
+            <w:r>
+              <w:t>residu</w:t>
+            </w:r>
+            <w:proofErr w:type="spellEnd"/>
+            <w:r>
+              <w:t xml:space="preserve"> </w:t>
+            </w:r>
+            <w:proofErr w:type="spellStart"/>
+            <w:r>
+              <w:t>kunci</w:t>
+            </w:r>
+            <w:proofErr w:type="spellEnd"/>
           </w:p>
         </w:tc>
       </w:tr>
       <w:tr>
+        <w:tblPrEx>
+          <w:tblCellMar>
+            <w:top w:w="0" w:type="dxa"/>
+            <w:bottom w:w="0" w:type="dxa"/>
+          </w:tblCellMar>
+        </w:tblPrEx>
         <w:tc>
           <w:tcPr>
-            <w:tcW w:type="dxa" w:w="1600"/>
+            <w:tcW w:w="1600" w:type="dxa"/>
             <w:tcMar>
-              <w:top w:type="dxa" w:w="80"/>
-              <w:left w:type="dxa" w:w="100"/>
-              <w:bottom w:type="dxa" w:w="80"/>
-              <w:right w:type="dxa" w:w="100"/>
+              <w:top w:w="80" w:type="dxa"/>
+              <w:left w:w="100" w:type="dxa"/>
+              <w:bottom w:w="80" w:type="dxa"/>
+              <w:right w:w="100" w:type="dxa"/>
             </w:tcMar>
             <w:vAlign w:val="center"/>
           </w:tcPr>
           <w:p>
             <w:r>
-              <w:rPr>
-                <w:b w:val="false"/>
-                <w:bCs w:val="false"/>
-              </w:rPr>
-              <w:t xml:space="preserve">2</w:t>
+              <w:t>2</w:t>
             </w:r>
           </w:p>
         </w:tc>
         <w:tc>
           <w:tcPr>
-            <w:tcW w:type="dxa" w:w="2600"/>
+            <w:tcW w:w="2600" w:type="dxa"/>
             <w:tcMar>
-              <w:top w:type="dxa" w:w="80"/>
-              <w:left w:type="dxa" w:w="100"/>
-              <w:bottom w:type="dxa" w:w="80"/>
-              <w:right w:type="dxa" w:w="100"/>
+              <w:top w:w="80" w:type="dxa"/>
+              <w:left w:w="100" w:type="dxa"/>
+              <w:bottom w:w="80" w:type="dxa"/>
+              <w:right w:w="100" w:type="dxa"/>
             </w:tcMar>
             <w:vAlign w:val="center"/>
           </w:tcPr>
           <w:p>
             <w:r>
-              <w:rPr>
-                <w:b w:val="false"/>
-                <w:bCs w:val="false"/>
-              </w:rPr>
-              <w:t xml:space="preserve">-6.6</w:t>
+              <w:t>-6.6</w:t>
             </w:r>
           </w:p>
         </w:tc>
         <w:tc>
           <w:tcPr>
-            <w:tcW w:type="dxa" w:w="2580"/>
+            <w:tcW w:w="2580" w:type="dxa"/>
             <w:tcMar>
-              <w:top w:type="dxa" w:w="80"/>
-              <w:left w:type="dxa" w:w="100"/>
-              <w:bottom w:type="dxa" w:w="80"/>
-              <w:right w:type="dxa" w:w="100"/>
+              <w:top w:w="80" w:type="dxa"/>
+              <w:left w:w="100" w:type="dxa"/>
+              <w:bottom w:w="80" w:type="dxa"/>
+              <w:right w:w="100" w:type="dxa"/>
             </w:tcMar>
             <w:vAlign w:val="center"/>
           </w:tcPr>
           <w:p>
             <w:r>
-              <w:rPr>
-                <w:b w:val="false"/>
-                <w:bCs w:val="false"/>
-              </w:rPr>
-              <w:t xml:space="preserve">318</w:t>
+              <w:t>318</w:t>
             </w:r>
           </w:p>
         </w:tc>
         <w:tc>
           <w:tcPr>
-            <w:tcW w:type="dxa" w:w="2580"/>
+            <w:tcW w:w="2580" w:type="dxa"/>
             <w:tcMar>
-              <w:top w:type="dxa" w:w="80"/>
-              <w:left w:type="dxa" w:w="100"/>
-              <w:bottom w:type="dxa" w:w="80"/>
-              <w:right w:type="dxa" w:w="100"/>
+              <w:top w:w="80" w:type="dxa"/>
+              <w:left w:w="100" w:type="dxa"/>
+              <w:bottom w:w="80" w:type="dxa"/>
+              <w:right w:w="100" w:type="dxa"/>
             </w:tcMar>
             <w:vAlign w:val="center"/>
           </w:tcPr>
           <w:p>
             <w:r>
-              <w:rPr>
-                <w:b w:val="false"/>
-                <w:bCs w:val="false"/>
-              </w:rPr>
-              <w:t xml:space="preserve">Tidak overlap residu kunci TCF4</w:t>
+              <w:t xml:space="preserve">Tidak overlap </w:t>
+            </w:r>
+            <w:proofErr w:type="spellStart"/>
+            <w:r>
+              <w:t>residu</w:t>
+            </w:r>
+            <w:proofErr w:type="spellEnd"/>
+            <w:r>
+              <w:t xml:space="preserve"> </w:t>
+            </w:r>
+            <w:proofErr w:type="spellStart"/>
+            <w:r>
+              <w:t>kunci</w:t>
+            </w:r>
+            <w:proofErr w:type="spellEnd"/>
+            <w:r>
+              <w:t xml:space="preserve"> TCF4</w:t>
             </w:r>
           </w:p>
         </w:tc>
       </w:tr>
       <w:tr>
+        <w:tblPrEx>
+          <w:tblCellMar>
+            <w:top w:w="0" w:type="dxa"/>
+            <w:bottom w:w="0" w:type="dxa"/>
+          </w:tblCellMar>
+        </w:tblPrEx>
         <w:tc>
           <w:tcPr>
-            <w:tcW w:type="dxa" w:w="1600"/>
+            <w:tcW w:w="1600" w:type="dxa"/>
             <w:tcMar>
-              <w:top w:type="dxa" w:w="80"/>
-              <w:left w:type="dxa" w:w="100"/>
-              <w:bottom w:type="dxa" w:w="80"/>
-              <w:right w:type="dxa" w:w="100"/>
+              <w:top w:w="80" w:type="dxa"/>
+              <w:left w:w="100" w:type="dxa"/>
+              <w:bottom w:w="80" w:type="dxa"/>
+              <w:right w:w="100" w:type="dxa"/>
             </w:tcMar>
             <w:vAlign w:val="center"/>
           </w:tcPr>
           <w:p>
             <w:r>
-              <w:rPr>
-                <w:b w:val="false"/>
-                <w:bCs w:val="false"/>
-              </w:rPr>
-              <w:t xml:space="preserve">3</w:t>
+              <w:t>3</w:t>
             </w:r>
           </w:p>
         </w:tc>
         <w:tc>
           <w:tcPr>
-            <w:tcW w:type="dxa" w:w="2600"/>
+            <w:tcW w:w="2600" w:type="dxa"/>
             <w:tcMar>
-              <w:top w:type="dxa" w:w="80"/>
-              <w:left w:type="dxa" w:w="100"/>
-              <w:bottom w:type="dxa" w:w="80"/>
-              <w:right w:type="dxa" w:w="100"/>
+              <w:top w:w="80" w:type="dxa"/>
+              <w:left w:w="100" w:type="dxa"/>
+              <w:bottom w:w="80" w:type="dxa"/>
+              <w:right w:w="100" w:type="dxa"/>
             </w:tcMar>
             <w:vAlign w:val="center"/>
           </w:tcPr>
           <w:p>
             <w:r>
-              <w:rPr>
-                <w:b w:val="false"/>
-                <w:bCs w:val="false"/>
-              </w:rPr>
-              <w:t xml:space="preserve">-5.8</w:t>
+              <w:t>-5.8</w:t>
             </w:r>
           </w:p>
         </w:tc>
         <w:tc>
           <w:tcPr>
-            <w:tcW w:type="dxa" w:w="2580"/>
+            <w:tcW w:w="2580" w:type="dxa"/>
             <w:tcMar>
-              <w:top w:type="dxa" w:w="80"/>
-              <w:left w:type="dxa" w:w="100"/>
-              <w:bottom w:type="dxa" w:w="80"/>
-              <w:right w:type="dxa" w:w="100"/>
+              <w:top w:w="80" w:type="dxa"/>
+              <w:left w:w="100" w:type="dxa"/>
+              <w:bottom w:w="80" w:type="dxa"/>
+              <w:right w:w="100" w:type="dxa"/>
             </w:tcMar>
             <w:vAlign w:val="center"/>
           </w:tcPr>
           <w:p>
             <w:r>
-              <w:rPr>
-                <w:b w:val="false"/>
-                <w:bCs w:val="false"/>
-              </w:rPr>
-              <w:t xml:space="preserve">231</w:t>
+              <w:t>231</w:t>
             </w:r>
           </w:p>
         </w:tc>
         <w:tc>
           <w:tcPr>
-            <w:tcW w:type="dxa" w:w="2580"/>
+            <w:tcW w:w="2580" w:type="dxa"/>
             <w:tcMar>
-              <w:top w:type="dxa" w:w="80"/>
-              <w:left w:type="dxa" w:w="100"/>
-              <w:bottom w:type="dxa" w:w="80"/>
-              <w:right w:type="dxa" w:w="100"/>
+              <w:top w:w="80" w:type="dxa"/>
+              <w:left w:w="100" w:type="dxa"/>
+              <w:bottom w:w="80" w:type="dxa"/>
+              <w:right w:w="100" w:type="dxa"/>
             </w:tcMar>
             <w:vAlign w:val="center"/>
           </w:tcPr>
           <w:p>
             <w:r>
-              <w:rPr>
-                <w:b w:val="false"/>
-                <w:bCs w:val="false"/>
-              </w:rPr>
-              <w:t xml:space="preserve">Overlap minor residu kunci</w:t>
-            </w:r>
+              <w:t xml:space="preserve">Overlap minor </w:t>
+            </w:r>
+            <w:proofErr w:type="spellStart"/>
+            <w:r>
+              <w:t>residu</w:t>
+            </w:r>
+            <w:proofErr w:type="spellEnd"/>
+            <w:r>
+              <w:t xml:space="preserve"> </w:t>
+            </w:r>
+            <w:proofErr w:type="spellStart"/>
+            <w:r>
+              <w:t>kunci</w:t>
+            </w:r>
+            <w:proofErr w:type="spellEnd"/>
           </w:p>
         </w:tc>
       </w:tr>
       <w:tr>
+        <w:tblPrEx>
+          <w:tblCellMar>
+            <w:top w:w="0" w:type="dxa"/>
+            <w:bottom w:w="0" w:type="dxa"/>
+          </w:tblCellMar>
+        </w:tblPrEx>
         <w:tc>
           <w:tcPr>
-            <w:tcW w:type="dxa" w:w="1600"/>
+            <w:tcW w:w="1600" w:type="dxa"/>
             <w:tcMar>
-              <w:top w:type="dxa" w:w="80"/>
-              <w:left w:type="dxa" w:w="100"/>
-              <w:bottom w:type="dxa" w:w="80"/>
-              <w:right w:type="dxa" w:w="100"/>
+              <w:top w:w="80" w:type="dxa"/>
+              <w:left w:w="100" w:type="dxa"/>
+              <w:bottom w:w="80" w:type="dxa"/>
+              <w:right w:w="100" w:type="dxa"/>
             </w:tcMar>
             <w:vAlign w:val="center"/>
           </w:tcPr>
@@ -1506,18 +2730,18 @@
                 <w:b/>
                 <w:bCs/>
               </w:rPr>
-              <w:t xml:space="preserve">4</w:t>
+              <w:t>4</w:t>
             </w:r>
           </w:p>
         </w:tc>
         <w:tc>
           <w:tcPr>
-            <w:tcW w:type="dxa" w:w="2600"/>
+            <w:tcW w:w="2600" w:type="dxa"/>
             <w:tcMar>
-              <w:top w:type="dxa" w:w="80"/>
-              <w:left w:type="dxa" w:w="100"/>
-              <w:bottom w:type="dxa" w:w="80"/>
-              <w:right w:type="dxa" w:w="100"/>
+              <w:top w:w="80" w:type="dxa"/>
+              <w:left w:w="100" w:type="dxa"/>
+              <w:bottom w:w="80" w:type="dxa"/>
+              <w:right w:w="100" w:type="dxa"/>
             </w:tcMar>
             <w:vAlign w:val="center"/>
           </w:tcPr>
@@ -1527,39 +2751,51 @@
                 <w:b/>
                 <w:bCs/>
               </w:rPr>
-              <w:t xml:space="preserve">-6.7 (terbaik)</w:t>
+              <w:t>-6.7 (</w:t>
+            </w:r>
+            <w:proofErr w:type="spellStart"/>
+            <w:r>
+              <w:rPr>
+                <w:b/>
+                <w:bCs/>
+              </w:rPr>
+              <w:t>terbaik</w:t>
+            </w:r>
+            <w:proofErr w:type="spellEnd"/>
+            <w:r>
+              <w:rPr>
+                <w:b/>
+                <w:bCs/>
+              </w:rPr>
+              <w:t>)</w:t>
             </w:r>
           </w:p>
         </w:tc>
         <w:tc>
           <w:tcPr>
-            <w:tcW w:type="dxa" w:w="2580"/>
+            <w:tcW w:w="2580" w:type="dxa"/>
             <w:tcMar>
-              <w:top w:type="dxa" w:w="80"/>
-              <w:left w:type="dxa" w:w="100"/>
-              <w:bottom w:type="dxa" w:w="80"/>
-              <w:right w:type="dxa" w:w="100"/>
+              <w:top w:w="80" w:type="dxa"/>
+              <w:left w:w="100" w:type="dxa"/>
+              <w:bottom w:w="80" w:type="dxa"/>
+              <w:right w:w="100" w:type="dxa"/>
             </w:tcMar>
             <w:vAlign w:val="center"/>
           </w:tcPr>
           <w:p>
             <w:r>
-              <w:rPr>
-                <w:b w:val="false"/>
-                <w:bCs w:val="false"/>
-              </w:rPr>
-              <w:t xml:space="preserve">151</w:t>
+              <w:t>151</w:t>
             </w:r>
           </w:p>
         </w:tc>
         <w:tc>
           <w:tcPr>
-            <w:tcW w:type="dxa" w:w="2580"/>
+            <w:tcW w:w="2580" w:type="dxa"/>
             <w:tcMar>
-              <w:top w:type="dxa" w:w="80"/>
-              <w:left w:type="dxa" w:w="100"/>
-              <w:bottom w:type="dxa" w:w="80"/>
-              <w:right w:type="dxa" w:w="100"/>
+              <w:top w:w="80" w:type="dxa"/>
+              <w:left w:w="100" w:type="dxa"/>
+              <w:bottom w:w="80" w:type="dxa"/>
+              <w:right w:w="100" w:type="dxa"/>
             </w:tcMar>
             <w:vAlign w:val="center"/>
           </w:tcPr>
@@ -1569,94 +2805,153 @@
                 <w:b/>
                 <w:bCs/>
               </w:rPr>
-              <w:t xml:space="preserve">Overlap tertinggi residu kunci TCF4 — DIPILIH</w:t>
+              <w:t xml:space="preserve">Overlap </w:t>
+            </w:r>
+            <w:proofErr w:type="spellStart"/>
+            <w:r>
+              <w:rPr>
+                <w:b/>
+                <w:bCs/>
+              </w:rPr>
+              <w:t>tertinggi</w:t>
+            </w:r>
+            <w:proofErr w:type="spellEnd"/>
+            <w:r>
+              <w:rPr>
+                <w:b/>
+                <w:bCs/>
+              </w:rPr>
+              <w:t xml:space="preserve"> </w:t>
+            </w:r>
+            <w:proofErr w:type="spellStart"/>
+            <w:r>
+              <w:rPr>
+                <w:b/>
+                <w:bCs/>
+              </w:rPr>
+              <w:t>residu</w:t>
+            </w:r>
+            <w:proofErr w:type="spellEnd"/>
+            <w:r>
+              <w:rPr>
+                <w:b/>
+                <w:bCs/>
+              </w:rPr>
+              <w:t xml:space="preserve"> </w:t>
+            </w:r>
+            <w:proofErr w:type="spellStart"/>
+            <w:r>
+              <w:rPr>
+                <w:b/>
+                <w:bCs/>
+              </w:rPr>
+              <w:t>kunci</w:t>
+            </w:r>
+            <w:proofErr w:type="spellEnd"/>
+            <w:r>
+              <w:rPr>
+                <w:b/>
+                <w:bCs/>
+              </w:rPr>
+              <w:t xml:space="preserve"> TCF4 — DIPILIH</w:t>
             </w:r>
           </w:p>
         </w:tc>
       </w:tr>
       <w:tr>
+        <w:tblPrEx>
+          <w:tblCellMar>
+            <w:top w:w="0" w:type="dxa"/>
+            <w:bottom w:w="0" w:type="dxa"/>
+          </w:tblCellMar>
+        </w:tblPrEx>
         <w:tc>
           <w:tcPr>
-            <w:tcW w:type="dxa" w:w="1600"/>
+            <w:tcW w:w="1600" w:type="dxa"/>
             <w:tcMar>
-              <w:top w:type="dxa" w:w="80"/>
-              <w:left w:type="dxa" w:w="100"/>
-              <w:bottom w:type="dxa" w:w="80"/>
-              <w:right w:type="dxa" w:w="100"/>
+              <w:top w:w="80" w:type="dxa"/>
+              <w:left w:w="100" w:type="dxa"/>
+              <w:bottom w:w="80" w:type="dxa"/>
+              <w:right w:w="100" w:type="dxa"/>
             </w:tcMar>
             <w:vAlign w:val="center"/>
           </w:tcPr>
           <w:p>
             <w:r>
-              <w:rPr>
-                <w:b w:val="false"/>
-                <w:bCs w:val="false"/>
-              </w:rPr>
-              <w:t xml:space="preserve">5</w:t>
+              <w:t>5</w:t>
             </w:r>
           </w:p>
         </w:tc>
         <w:tc>
           <w:tcPr>
-            <w:tcW w:type="dxa" w:w="2600"/>
+            <w:tcW w:w="2600" w:type="dxa"/>
             <w:tcMar>
-              <w:top w:type="dxa" w:w="80"/>
-              <w:left w:type="dxa" w:w="100"/>
-              <w:bottom w:type="dxa" w:w="80"/>
-              <w:right w:type="dxa" w:w="100"/>
+              <w:top w:w="80" w:type="dxa"/>
+              <w:left w:w="100" w:type="dxa"/>
+              <w:bottom w:w="80" w:type="dxa"/>
+              <w:right w:w="100" w:type="dxa"/>
             </w:tcMar>
             <w:vAlign w:val="center"/>
           </w:tcPr>
           <w:p>
             <w:r>
-              <w:rPr>
-                <w:b w:val="false"/>
-                <w:bCs w:val="false"/>
-              </w:rPr>
-              <w:t xml:space="preserve">-6.0</w:t>
+              <w:t>-6.0</w:t>
             </w:r>
           </w:p>
         </w:tc>
         <w:tc>
           <w:tcPr>
-            <w:tcW w:type="dxa" w:w="2580"/>
+            <w:tcW w:w="2580" w:type="dxa"/>
             <w:tcMar>
-              <w:top w:type="dxa" w:w="80"/>
-              <w:left w:type="dxa" w:w="100"/>
-              <w:bottom w:type="dxa" w:w="80"/>
-              <w:right w:type="dxa" w:w="100"/>
+              <w:top w:w="80" w:type="dxa"/>
+              <w:left w:w="100" w:type="dxa"/>
+              <w:bottom w:w="80" w:type="dxa"/>
+              <w:right w:w="100" w:type="dxa"/>
             </w:tcMar>
             <w:vAlign w:val="center"/>
           </w:tcPr>
           <w:p>
             <w:r>
-              <w:rPr>
-                <w:b w:val="false"/>
-                <w:bCs w:val="false"/>
-              </w:rPr>
-              <w:t xml:space="preserve">146</w:t>
+              <w:t>146</w:t>
             </w:r>
           </w:p>
         </w:tc>
         <w:tc>
           <w:tcPr>
-            <w:tcW w:type="dxa" w:w="2580"/>
+            <w:tcW w:w="2580" w:type="dxa"/>
             <w:tcMar>
-              <w:top w:type="dxa" w:w="80"/>
-              <w:left w:type="dxa" w:w="100"/>
-              <w:bottom w:type="dxa" w:w="80"/>
-              <w:right w:type="dxa" w:w="100"/>
+              <w:top w:w="80" w:type="dxa"/>
+              <w:left w:w="100" w:type="dxa"/>
+              <w:bottom w:w="80" w:type="dxa"/>
+              <w:right w:w="100" w:type="dxa"/>
             </w:tcMar>
             <w:vAlign w:val="center"/>
           </w:tcPr>
           <w:p>
             <w:r>
-              <w:rPr>
-                <w:b w:val="false"/>
-                <w:bCs w:val="false"/>
-              </w:rPr>
-              <w:t xml:space="preserve">Overlap parsial residu kunci</w:t>
-            </w:r>
+              <w:t xml:space="preserve">Overlap </w:t>
+            </w:r>
+            <w:proofErr w:type="spellStart"/>
+            <w:r>
+              <w:t>parsial</w:t>
+            </w:r>
+            <w:proofErr w:type="spellEnd"/>
+            <w:r>
+              <w:t xml:space="preserve"> </w:t>
+            </w:r>
+            <w:proofErr w:type="spellStart"/>
+            <w:r>
+              <w:t>residu</w:t>
+            </w:r>
+            <w:proofErr w:type="spellEnd"/>
+            <w:r>
+              <w:t xml:space="preserve"> </w:t>
+            </w:r>
+            <w:proofErr w:type="spellStart"/>
+            <w:r>
+              <w:t>kunci</w:t>
+            </w:r>
+            <w:proofErr w:type="spellEnd"/>
           </w:p>
         </w:tc>
       </w:tr>
@@ -1672,26 +2967,322 @@
         <w:jc w:val="both"/>
       </w:pPr>
       <w:r>
-        <w:t xml:space="preserve">Dari lima cavity yang terdeteksi secara otomatis oleh CB-Dock2, </w:t>
+        <w:t xml:space="preserve">Dari lima cavity yang </w:t>
+      </w:r>
+      <w:proofErr w:type="spellStart"/>
+      <w:r>
+        <w:t>terdeteksi</w:t>
+      </w:r>
+      <w:proofErr w:type="spellEnd"/>
+      <w:r>
+        <w:t xml:space="preserve"> </w:t>
+      </w:r>
+      <w:proofErr w:type="spellStart"/>
+      <w:r>
+        <w:t>secara</w:t>
+      </w:r>
+      <w:proofErr w:type="spellEnd"/>
+      <w:r>
+        <w:t xml:space="preserve"> </w:t>
+      </w:r>
+      <w:proofErr w:type="spellStart"/>
+      <w:r>
+        <w:t>otomatis</w:t>
+      </w:r>
+      <w:proofErr w:type="spellEnd"/>
+      <w:r>
+        <w:t xml:space="preserve"> oleh CB-Dock2, </w:t>
       </w:r>
       <w:r>
         <w:rPr>
           <w:b/>
           <w:bCs/>
         </w:rPr>
-        <w:t xml:space="preserve">Cavity 4</w:t>
-      </w:r>
-      <w:r>
-        <w:t xml:space="preserve"> dipilih sebagai hasil utama karena memiliki binding affinity paling negatif (−6.7 kcal/mol, mengindikasikan ikatan paling stabil secara komputasi) sekaligus residu kontaknya paling banyak beririsan dengan residu yang secara literatur diketahui berperan dalam interaksi β-catenin dengan TCF4 (Tyr306, Gly307, Lys312, Lys345, Arg376, Asn387), yaitu situs pengikatan fungsional pada jalur Wnt signaling.</w:t>
+        <w:t>Cavity 4</w:t>
+      </w:r>
+      <w:r>
+        <w:t xml:space="preserve"> </w:t>
+      </w:r>
+      <w:proofErr w:type="spellStart"/>
+      <w:r>
+        <w:t>dipilih</w:t>
+      </w:r>
+      <w:proofErr w:type="spellEnd"/>
+      <w:r>
+        <w:t xml:space="preserve"> </w:t>
+      </w:r>
+      <w:proofErr w:type="spellStart"/>
+      <w:r>
+        <w:t>sebagai</w:t>
+      </w:r>
+      <w:proofErr w:type="spellEnd"/>
+      <w:r>
+        <w:t xml:space="preserve"> </w:t>
+      </w:r>
+      <w:proofErr w:type="spellStart"/>
+      <w:r>
+        <w:t>hasil</w:t>
+      </w:r>
+      <w:proofErr w:type="spellEnd"/>
+      <w:r>
+        <w:t xml:space="preserve"> </w:t>
+      </w:r>
+      <w:proofErr w:type="spellStart"/>
+      <w:r>
+        <w:t>utama</w:t>
+      </w:r>
+      <w:proofErr w:type="spellEnd"/>
+      <w:r>
+        <w:t xml:space="preserve"> </w:t>
+      </w:r>
+      <w:proofErr w:type="spellStart"/>
+      <w:r>
+        <w:t>karena</w:t>
+      </w:r>
+      <w:proofErr w:type="spellEnd"/>
+      <w:r>
+        <w:t xml:space="preserve"> </w:t>
+      </w:r>
+      <w:proofErr w:type="spellStart"/>
+      <w:r>
+        <w:t>memiliki</w:t>
+      </w:r>
+      <w:proofErr w:type="spellEnd"/>
+      <w:r>
+        <w:t xml:space="preserve"> binding affinity paling </w:t>
+      </w:r>
+      <w:proofErr w:type="spellStart"/>
+      <w:r>
+        <w:t>negatif</w:t>
+      </w:r>
+      <w:proofErr w:type="spellEnd"/>
+      <w:r>
+        <w:t xml:space="preserve"> (−6.7 kcal/mol, </w:t>
+      </w:r>
+      <w:proofErr w:type="spellStart"/>
+      <w:r>
+        <w:t>mengindikasikan</w:t>
+      </w:r>
+      <w:proofErr w:type="spellEnd"/>
+      <w:r>
+        <w:t xml:space="preserve"> </w:t>
+      </w:r>
+      <w:proofErr w:type="spellStart"/>
+      <w:r>
+        <w:t>ikatan</w:t>
+      </w:r>
+      <w:proofErr w:type="spellEnd"/>
+      <w:r>
+        <w:t xml:space="preserve"> paling </w:t>
+      </w:r>
+      <w:proofErr w:type="spellStart"/>
+      <w:r>
+        <w:t>stabil</w:t>
+      </w:r>
+      <w:proofErr w:type="spellEnd"/>
+      <w:r>
+        <w:t xml:space="preserve"> </w:t>
+      </w:r>
+      <w:proofErr w:type="spellStart"/>
+      <w:r>
+        <w:t>secara</w:t>
+      </w:r>
+      <w:proofErr w:type="spellEnd"/>
+      <w:r>
+        <w:t xml:space="preserve"> </w:t>
+      </w:r>
+      <w:proofErr w:type="spellStart"/>
+      <w:r>
+        <w:t>komputasi</w:t>
+      </w:r>
+      <w:proofErr w:type="spellEnd"/>
+      <w:r>
+        <w:t xml:space="preserve">) </w:t>
+      </w:r>
+      <w:proofErr w:type="spellStart"/>
+      <w:r>
+        <w:t>sekaligus</w:t>
+      </w:r>
+      <w:proofErr w:type="spellEnd"/>
+      <w:r>
+        <w:t xml:space="preserve"> </w:t>
+      </w:r>
+      <w:proofErr w:type="spellStart"/>
+      <w:r>
+        <w:t>residu</w:t>
+      </w:r>
+      <w:proofErr w:type="spellEnd"/>
+      <w:r>
+        <w:t xml:space="preserve"> </w:t>
+      </w:r>
+      <w:proofErr w:type="spellStart"/>
+      <w:r>
+        <w:t>kontaknya</w:t>
+      </w:r>
+      <w:proofErr w:type="spellEnd"/>
+      <w:r>
+        <w:t xml:space="preserve"> paling </w:t>
+      </w:r>
+      <w:proofErr w:type="spellStart"/>
+      <w:r>
+        <w:t>banyak</w:t>
+      </w:r>
+      <w:proofErr w:type="spellEnd"/>
+      <w:r>
+        <w:t xml:space="preserve"> </w:t>
+      </w:r>
+      <w:proofErr w:type="spellStart"/>
+      <w:r>
+        <w:t>beririsan</w:t>
+      </w:r>
+      <w:proofErr w:type="spellEnd"/>
+      <w:r>
+        <w:t xml:space="preserve"> </w:t>
+      </w:r>
+      <w:proofErr w:type="spellStart"/>
+      <w:r>
+        <w:t>dengan</w:t>
+      </w:r>
+      <w:proofErr w:type="spellEnd"/>
+      <w:r>
+        <w:t xml:space="preserve"> </w:t>
+      </w:r>
+      <w:proofErr w:type="spellStart"/>
+      <w:r>
+        <w:t>residu</w:t>
+      </w:r>
+      <w:proofErr w:type="spellEnd"/>
+      <w:r>
+        <w:t xml:space="preserve"> yang </w:t>
+      </w:r>
+      <w:proofErr w:type="spellStart"/>
+      <w:r>
+        <w:t>secara</w:t>
+      </w:r>
+      <w:proofErr w:type="spellEnd"/>
+      <w:r>
+        <w:t xml:space="preserve"> </w:t>
+      </w:r>
+      <w:proofErr w:type="spellStart"/>
+      <w:r>
+        <w:t>literatur</w:t>
+      </w:r>
+      <w:proofErr w:type="spellEnd"/>
+      <w:r>
+        <w:t xml:space="preserve"> </w:t>
+      </w:r>
+      <w:proofErr w:type="spellStart"/>
+      <w:r>
+        <w:t>diketahui</w:t>
+      </w:r>
+      <w:proofErr w:type="spellEnd"/>
+      <w:r>
+        <w:t xml:space="preserve"> </w:t>
+      </w:r>
+      <w:proofErr w:type="spellStart"/>
+      <w:r>
+        <w:t>berperan</w:t>
+      </w:r>
+      <w:proofErr w:type="spellEnd"/>
+      <w:r>
+        <w:t xml:space="preserve"> </w:t>
+      </w:r>
+      <w:proofErr w:type="spellStart"/>
+      <w:r>
+        <w:t>dalam</w:t>
+      </w:r>
+      <w:proofErr w:type="spellEnd"/>
+      <w:r>
+        <w:t xml:space="preserve"> </w:t>
+      </w:r>
+      <w:proofErr w:type="spellStart"/>
+      <w:r>
+        <w:t>interaksi</w:t>
+      </w:r>
+      <w:proofErr w:type="spellEnd"/>
+      <w:r>
+        <w:t xml:space="preserve"> β-catenin </w:t>
+      </w:r>
+      <w:proofErr w:type="spellStart"/>
+      <w:r>
+        <w:t>dengan</w:t>
+      </w:r>
+      <w:proofErr w:type="spellEnd"/>
+      <w:r>
+        <w:t xml:space="preserve"> TCF4 (Tyr306, Gly307, Lys312, Lys345, Arg376, Asn387), </w:t>
+      </w:r>
+      <w:proofErr w:type="spellStart"/>
+      <w:r>
+        <w:t>yaitu</w:t>
+      </w:r>
+      <w:proofErr w:type="spellEnd"/>
+      <w:r>
+        <w:t xml:space="preserve"> situs </w:t>
+      </w:r>
+      <w:proofErr w:type="spellStart"/>
+      <w:r>
+        <w:t>pengikatan</w:t>
+      </w:r>
+      <w:proofErr w:type="spellEnd"/>
+      <w:r>
+        <w:t xml:space="preserve"> </w:t>
+      </w:r>
+      <w:proofErr w:type="spellStart"/>
+      <w:r>
+        <w:t>fungsional</w:t>
+      </w:r>
+      <w:proofErr w:type="spellEnd"/>
+      <w:r>
+        <w:t xml:space="preserve"> pada </w:t>
+      </w:r>
+      <w:proofErr w:type="spellStart"/>
+      <w:r>
+        <w:t>jalur</w:t>
+      </w:r>
+      <w:proofErr w:type="spellEnd"/>
+      <w:r>
+        <w:t xml:space="preserve"> </w:t>
+      </w:r>
+      <w:proofErr w:type="spellStart"/>
+      <w:r>
+        <w:t>Wnt</w:t>
+      </w:r>
+      <w:proofErr w:type="spellEnd"/>
+      <w:r>
+        <w:t xml:space="preserve"> </w:t>
+      </w:r>
+      <w:proofErr w:type="spellStart"/>
+      <w:r>
+        <w:t>signaling</w:t>
+      </w:r>
+      <w:proofErr w:type="spellEnd"/>
+      <w:r>
+        <w:t>.</w:t>
       </w:r>
     </w:p>
     <w:p>
       <w:pPr>
         <w:pStyle w:val="Heading1"/>
-        <w:spacing w:after="150" w:before="300"/>
+        <w:spacing w:before="300" w:after="150"/>
       </w:pPr>
       <w:r>
-        <w:t xml:space="preserve">5. Visualisasi Interaksi Protein–Ligan</w:t>
+        <w:t xml:space="preserve">5. </w:t>
+      </w:r>
+      <w:proofErr w:type="spellStart"/>
+      <w:r>
+        <w:t>Visualisasi</w:t>
+      </w:r>
+      <w:proofErr w:type="spellEnd"/>
+      <w:r>
+        <w:t xml:space="preserve"> </w:t>
+      </w:r>
+      <w:proofErr w:type="spellStart"/>
+      <w:r>
+        <w:t>Interaksi</w:t>
+      </w:r>
+      <w:proofErr w:type="spellEnd"/>
+      <w:r>
+        <w:t xml:space="preserve"> Protein–Ligan</w:t>
       </w:r>
     </w:p>
     <w:p>
@@ -1699,21 +3290,270 @@
         <w:spacing w:after="200"/>
         <w:jc w:val="both"/>
       </w:pPr>
-      <w:r>
-        <w:t xml:space="preserve">Visualisasi berikut menunjukkan pose docking terbaik (Cavity 4) dari hasil CB-Dock2, ditampilkan dalam dua representasi: permukaan elektrostatik (surface) dan struktur sekunder (cartoon/ribbon). Pada keduanya, Quercetin (representasi stick) tampak menempati groove memanjang di antara armadillo repeat CTNNB1 — lokasi yang sama dengan situs pengikatan TCF4 pada kompleks kristal 1JDH, konsisten dengan analisis residu kontak pada Bagian 4.</w:t>
+      <w:proofErr w:type="spellStart"/>
+      <w:r>
+        <w:t>Visualisasi</w:t>
+      </w:r>
+      <w:proofErr w:type="spellEnd"/>
+      <w:r>
+        <w:t xml:space="preserve"> </w:t>
+      </w:r>
+      <w:proofErr w:type="spellStart"/>
+      <w:r>
+        <w:t>berikut</w:t>
+      </w:r>
+      <w:proofErr w:type="spellEnd"/>
+      <w:r>
+        <w:t xml:space="preserve"> </w:t>
+      </w:r>
+      <w:proofErr w:type="spellStart"/>
+      <w:r>
+        <w:t>menunjukkan</w:t>
+      </w:r>
+      <w:proofErr w:type="spellEnd"/>
+      <w:r>
+        <w:t xml:space="preserve"> pose docking </w:t>
+      </w:r>
+      <w:proofErr w:type="spellStart"/>
+      <w:r>
+        <w:t>terbaik</w:t>
+      </w:r>
+      <w:proofErr w:type="spellEnd"/>
+      <w:r>
+        <w:t xml:space="preserve"> (Cavity 4) </w:t>
+      </w:r>
+      <w:proofErr w:type="spellStart"/>
+      <w:r>
+        <w:t>dari</w:t>
+      </w:r>
+      <w:proofErr w:type="spellEnd"/>
+      <w:r>
+        <w:t xml:space="preserve"> </w:t>
+      </w:r>
+      <w:proofErr w:type="spellStart"/>
+      <w:r>
+        <w:t>hasil</w:t>
+      </w:r>
+      <w:proofErr w:type="spellEnd"/>
+      <w:r>
+        <w:t xml:space="preserve"> CB-Dock2, </w:t>
+      </w:r>
+      <w:proofErr w:type="spellStart"/>
+      <w:r>
+        <w:t>ditampilkan</w:t>
+      </w:r>
+      <w:proofErr w:type="spellEnd"/>
+      <w:r>
+        <w:t xml:space="preserve"> </w:t>
+      </w:r>
+      <w:proofErr w:type="spellStart"/>
+      <w:r>
+        <w:t>dalam</w:t>
+      </w:r>
+      <w:proofErr w:type="spellEnd"/>
+      <w:r>
+        <w:t xml:space="preserve"> dua </w:t>
+      </w:r>
+      <w:proofErr w:type="spellStart"/>
+      <w:r>
+        <w:t>representasi</w:t>
+      </w:r>
+      <w:proofErr w:type="spellEnd"/>
+      <w:r>
+        <w:t xml:space="preserve">: </w:t>
+      </w:r>
+      <w:proofErr w:type="spellStart"/>
+      <w:r>
+        <w:t>permukaan</w:t>
+      </w:r>
+      <w:proofErr w:type="spellEnd"/>
+      <w:r>
+        <w:t xml:space="preserve"> </w:t>
+      </w:r>
+      <w:proofErr w:type="spellStart"/>
+      <w:r>
+        <w:t>elektrostatik</w:t>
+      </w:r>
+      <w:proofErr w:type="spellEnd"/>
+      <w:r>
+        <w:t xml:space="preserve"> (surface) dan </w:t>
+      </w:r>
+      <w:proofErr w:type="spellStart"/>
+      <w:r>
+        <w:t>struktur</w:t>
+      </w:r>
+      <w:proofErr w:type="spellEnd"/>
+      <w:r>
+        <w:t xml:space="preserve"> </w:t>
+      </w:r>
+      <w:proofErr w:type="spellStart"/>
+      <w:r>
+        <w:t>sekunder</w:t>
+      </w:r>
+      <w:proofErr w:type="spellEnd"/>
+      <w:r>
+        <w:t xml:space="preserve"> (cartoon/ribbon). Pada </w:t>
+      </w:r>
+      <w:proofErr w:type="spellStart"/>
+      <w:r>
+        <w:t>keduanya</w:t>
+      </w:r>
+      <w:proofErr w:type="spellEnd"/>
+      <w:r>
+        <w:t>, Quercetin (</w:t>
+      </w:r>
+      <w:proofErr w:type="spellStart"/>
+      <w:r>
+        <w:t>representasi</w:t>
+      </w:r>
+      <w:proofErr w:type="spellEnd"/>
+      <w:r>
+        <w:t xml:space="preserve"> stick) </w:t>
+      </w:r>
+      <w:proofErr w:type="spellStart"/>
+      <w:r>
+        <w:t>tampak</w:t>
+      </w:r>
+      <w:proofErr w:type="spellEnd"/>
+      <w:r>
+        <w:t xml:space="preserve"> </w:t>
+      </w:r>
+      <w:proofErr w:type="spellStart"/>
+      <w:r>
+        <w:t>menempati</w:t>
+      </w:r>
+      <w:proofErr w:type="spellEnd"/>
+      <w:r>
+        <w:t xml:space="preserve"> groove </w:t>
+      </w:r>
+      <w:proofErr w:type="spellStart"/>
+      <w:r>
+        <w:t>memanjang</w:t>
+      </w:r>
+      <w:proofErr w:type="spellEnd"/>
+      <w:r>
+        <w:t xml:space="preserve"> di </w:t>
+      </w:r>
+      <w:proofErr w:type="spellStart"/>
+      <w:r>
+        <w:t>antara</w:t>
+      </w:r>
+      <w:proofErr w:type="spellEnd"/>
+      <w:r>
+        <w:t xml:space="preserve"> armadillo </w:t>
+      </w:r>
+      <w:proofErr w:type="gramStart"/>
+      <w:r>
+        <w:t>repeat</w:t>
+      </w:r>
+      <w:proofErr w:type="gramEnd"/>
+      <w:r>
+        <w:t xml:space="preserve"> CTNNB1 — </w:t>
+      </w:r>
+      <w:proofErr w:type="spellStart"/>
+      <w:r>
+        <w:t>lokasi</w:t>
+      </w:r>
+      <w:proofErr w:type="spellEnd"/>
+      <w:r>
+        <w:t xml:space="preserve"> yang </w:t>
+      </w:r>
+      <w:proofErr w:type="spellStart"/>
+      <w:r>
+        <w:t>sama</w:t>
+      </w:r>
+      <w:proofErr w:type="spellEnd"/>
+      <w:r>
+        <w:t xml:space="preserve"> </w:t>
+      </w:r>
+      <w:proofErr w:type="spellStart"/>
+      <w:r>
+        <w:t>dengan</w:t>
+      </w:r>
+      <w:proofErr w:type="spellEnd"/>
+      <w:r>
+        <w:t xml:space="preserve"> situs </w:t>
+      </w:r>
+      <w:proofErr w:type="spellStart"/>
+      <w:r>
+        <w:t>pengikatan</w:t>
+      </w:r>
+      <w:proofErr w:type="spellEnd"/>
+      <w:r>
+        <w:t xml:space="preserve"> TCF4 pada </w:t>
+      </w:r>
+      <w:proofErr w:type="spellStart"/>
+      <w:r>
+        <w:t>kompleks</w:t>
+      </w:r>
+      <w:proofErr w:type="spellEnd"/>
+      <w:r>
+        <w:t xml:space="preserve"> </w:t>
+      </w:r>
+      <w:proofErr w:type="spellStart"/>
+      <w:r>
+        <w:t>kristal</w:t>
+      </w:r>
+      <w:proofErr w:type="spellEnd"/>
+      <w:r>
+        <w:t xml:space="preserve"> 1JDH, </w:t>
+      </w:r>
+      <w:proofErr w:type="spellStart"/>
+      <w:r>
+        <w:t>konsisten</w:t>
+      </w:r>
+      <w:proofErr w:type="spellEnd"/>
+      <w:r>
+        <w:t xml:space="preserve"> </w:t>
+      </w:r>
+      <w:proofErr w:type="spellStart"/>
+      <w:r>
+        <w:t>dengan</w:t>
+      </w:r>
+      <w:proofErr w:type="spellEnd"/>
+      <w:r>
+        <w:t xml:space="preserve"> </w:t>
+      </w:r>
+      <w:proofErr w:type="spellStart"/>
+      <w:r>
+        <w:t>analisis</w:t>
+      </w:r>
+      <w:proofErr w:type="spellEnd"/>
+      <w:r>
+        <w:t xml:space="preserve"> </w:t>
+      </w:r>
+      <w:proofErr w:type="spellStart"/>
+      <w:r>
+        <w:t>residu</w:t>
+      </w:r>
+      <w:proofErr w:type="spellEnd"/>
+      <w:r>
+        <w:t xml:space="preserve"> </w:t>
+      </w:r>
+      <w:proofErr w:type="spellStart"/>
+      <w:r>
+        <w:t>kontak</w:t>
+      </w:r>
+      <w:proofErr w:type="spellEnd"/>
+      <w:r>
+        <w:t xml:space="preserve"> pada Bagian 4.</w:t>
       </w:r>
     </w:p>
     <w:p>
       <w:pPr>
-        <w:spacing w:after="80" w:before="100"/>
+        <w:spacing w:before="100" w:after="80"/>
         <w:jc w:val="center"/>
       </w:pPr>
       <w:r>
+        <w:rPr>
+          <w:noProof/>
+        </w:rPr>
+        <w:lastRenderedPageBreak/>
         <w:drawing>
-          <wp:inline distT="0" distB="0" distL="0" distR="0">
+          <wp:inline distT="0" distB="0" distL="0" distR="0" wp14:anchorId="76782811" wp14:editId="7AA616C6">
             <wp:extent cx="3238500" cy="4048125"/>
-            <wp:effectExtent t="0" r="0" b="0" l="0"/>
-            <wp:docPr id="1" name="" descr="" title=""/>
+            <wp:effectExtent l="0" t="0" r="0" b="0"/>
+            <wp:docPr id="1" name="Picture 1"/>
             <wp:cNvGraphicFramePr>
               <a:graphicFrameLocks xmlns:a="http://schemas.openxmlformats.org/drawingml/2006/main" noChangeAspect="1"/>
             </wp:cNvGraphicFramePr>
@@ -1721,13 +3561,13 @@
               <a:graphicData uri="http://schemas.openxmlformats.org/drawingml/2006/picture">
                 <pic:pic xmlns:pic="http://schemas.openxmlformats.org/drawingml/2006/picture">
                   <pic:nvPicPr>
-                    <pic:cNvPr id="0" name="" descr=""/>
+                    <pic:cNvPr id="0" name=""/>
                     <pic:cNvPicPr>
                       <a:picLocks noChangeAspect="1" noChangeArrowheads="1"/>
                     </pic:cNvPicPr>
                   </pic:nvPicPr>
                   <pic:blipFill>
-                    <a:blip r:embed="rId7" cstate="none"/>
+                    <a:blip r:embed="rId5"/>
                     <a:srcRect/>
                     <a:stretch>
                       <a:fillRect/>
@@ -1758,23 +3598,104 @@
         <w:rPr>
           <w:i/>
           <w:iCs/>
-          <w:sz w:val="20"/>
-          <w:szCs w:val="20"/>
-        </w:rPr>
-        <w:t xml:space="preserve">Gambar 1. Visualisasi permukaan elektrostatik CTNNB1 (1JDH) dengan Quercetin terikat pada Cavity 4 (groove TCF4-binding).</w:t>
+        </w:rPr>
+        <w:t xml:space="preserve">Gambar 1. </w:t>
+      </w:r>
+      <w:proofErr w:type="spellStart"/>
+      <w:r>
+        <w:rPr>
+          <w:i/>
+          <w:iCs/>
+        </w:rPr>
+        <w:t>Visualisasi</w:t>
+      </w:r>
+      <w:proofErr w:type="spellEnd"/>
+      <w:r>
+        <w:rPr>
+          <w:i/>
+          <w:iCs/>
+        </w:rPr>
+        <w:t xml:space="preserve"> </w:t>
+      </w:r>
+      <w:proofErr w:type="spellStart"/>
+      <w:r>
+        <w:rPr>
+          <w:i/>
+          <w:iCs/>
+        </w:rPr>
+        <w:t>permukaan</w:t>
+      </w:r>
+      <w:proofErr w:type="spellEnd"/>
+      <w:r>
+        <w:rPr>
+          <w:i/>
+          <w:iCs/>
+        </w:rPr>
+        <w:t xml:space="preserve"> </w:t>
+      </w:r>
+      <w:proofErr w:type="spellStart"/>
+      <w:r>
+        <w:rPr>
+          <w:i/>
+          <w:iCs/>
+        </w:rPr>
+        <w:t>elektrostatik</w:t>
+      </w:r>
+      <w:proofErr w:type="spellEnd"/>
+      <w:r>
+        <w:rPr>
+          <w:i/>
+          <w:iCs/>
+        </w:rPr>
+        <w:t xml:space="preserve"> CTNNB1 (1JDH) </w:t>
+      </w:r>
+      <w:proofErr w:type="spellStart"/>
+      <w:r>
+        <w:rPr>
+          <w:i/>
+          <w:iCs/>
+        </w:rPr>
+        <w:t>dengan</w:t>
+      </w:r>
+      <w:proofErr w:type="spellEnd"/>
+      <w:r>
+        <w:rPr>
+          <w:i/>
+          <w:iCs/>
+        </w:rPr>
+        <w:t xml:space="preserve"> Quercetin </w:t>
+      </w:r>
+      <w:proofErr w:type="spellStart"/>
+      <w:r>
+        <w:rPr>
+          <w:i/>
+          <w:iCs/>
+        </w:rPr>
+        <w:t>terikat</w:t>
+      </w:r>
+      <w:proofErr w:type="spellEnd"/>
+      <w:r>
+        <w:rPr>
+          <w:i/>
+          <w:iCs/>
+        </w:rPr>
+        <w:t xml:space="preserve"> pada Cavity 4 (groove TCF4-binding).</w:t>
       </w:r>
     </w:p>
     <w:p>
       <w:pPr>
-        <w:spacing w:after="80" w:before="100"/>
+        <w:spacing w:before="100" w:after="80"/>
         <w:jc w:val="center"/>
       </w:pPr>
       <w:r>
+        <w:rPr>
+          <w:noProof/>
+        </w:rPr>
         <w:drawing>
-          <wp:inline distT="0" distB="0" distL="0" distR="0">
+          <wp:inline distT="0" distB="0" distL="0" distR="0" wp14:anchorId="50C49AD9" wp14:editId="2175467C">
             <wp:extent cx="2857500" cy="3571875"/>
-            <wp:effectExtent t="0" r="0" b="0" l="0"/>
-            <wp:docPr id="1" name="" descr="" title=""/>
+            <wp:effectExtent l="0" t="0" r="0" b="0"/>
+            <wp:docPr id="479108365" name="Picture 479108365"/>
             <wp:cNvGraphicFramePr>
               <a:graphicFrameLocks xmlns:a="http://schemas.openxmlformats.org/drawingml/2006/main" noChangeAspect="1"/>
             </wp:cNvGraphicFramePr>
@@ -1782,13 +3703,13 @@
               <a:graphicData uri="http://schemas.openxmlformats.org/drawingml/2006/picture">
                 <pic:pic xmlns:pic="http://schemas.openxmlformats.org/drawingml/2006/picture">
                   <pic:nvPicPr>
-                    <pic:cNvPr id="0" name="" descr=""/>
+                    <pic:cNvPr id="0" name=""/>
                     <pic:cNvPicPr>
                       <a:picLocks noChangeAspect="1" noChangeArrowheads="1"/>
                     </pic:cNvPicPr>
                   </pic:nvPicPr>
                   <pic:blipFill>
-                    <a:blip r:embed="rId8" cstate="none"/>
+                    <a:blip r:embed="rId6"/>
                     <a:srcRect/>
                     <a:stretch>
                       <a:fillRect/>
@@ -1819,19 +3740,122 @@
         <w:rPr>
           <w:i/>
           <w:iCs/>
-          <w:sz w:val="20"/>
-          <w:szCs w:val="20"/>
-        </w:rPr>
-        <w:t xml:space="preserve">Gambar 2. Representasi cartoon struktur armadillo repeat CTNNB1 dengan pose Quercetin di dalam groove pengikatan.</w:t>
+        </w:rPr>
+        <w:lastRenderedPageBreak/>
+        <w:t xml:space="preserve">Gambar 2. </w:t>
+      </w:r>
+      <w:proofErr w:type="spellStart"/>
+      <w:r>
+        <w:rPr>
+          <w:i/>
+          <w:iCs/>
+        </w:rPr>
+        <w:t>Representasi</w:t>
+      </w:r>
+      <w:proofErr w:type="spellEnd"/>
+      <w:r>
+        <w:rPr>
+          <w:i/>
+          <w:iCs/>
+        </w:rPr>
+        <w:t xml:space="preserve"> cartoon </w:t>
+      </w:r>
+      <w:proofErr w:type="spellStart"/>
+      <w:r>
+        <w:rPr>
+          <w:i/>
+          <w:iCs/>
+        </w:rPr>
+        <w:t>struktur</w:t>
+      </w:r>
+      <w:proofErr w:type="spellEnd"/>
+      <w:r>
+        <w:rPr>
+          <w:i/>
+          <w:iCs/>
+        </w:rPr>
+        <w:t xml:space="preserve"> armadillo </w:t>
+      </w:r>
+      <w:proofErr w:type="gramStart"/>
+      <w:r>
+        <w:rPr>
+          <w:i/>
+          <w:iCs/>
+        </w:rPr>
+        <w:t>repeat</w:t>
+      </w:r>
+      <w:proofErr w:type="gramEnd"/>
+      <w:r>
+        <w:rPr>
+          <w:i/>
+          <w:iCs/>
+        </w:rPr>
+        <w:t xml:space="preserve"> CTNNB1 </w:t>
+      </w:r>
+      <w:proofErr w:type="spellStart"/>
+      <w:r>
+        <w:rPr>
+          <w:i/>
+          <w:iCs/>
+        </w:rPr>
+        <w:t>dengan</w:t>
+      </w:r>
+      <w:proofErr w:type="spellEnd"/>
+      <w:r>
+        <w:rPr>
+          <w:i/>
+          <w:iCs/>
+        </w:rPr>
+        <w:t xml:space="preserve"> pose Quercetin di </w:t>
+      </w:r>
+      <w:proofErr w:type="spellStart"/>
+      <w:r>
+        <w:rPr>
+          <w:i/>
+          <w:iCs/>
+        </w:rPr>
+        <w:t>dalam</w:t>
+      </w:r>
+      <w:proofErr w:type="spellEnd"/>
+      <w:r>
+        <w:rPr>
+          <w:i/>
+          <w:iCs/>
+        </w:rPr>
+        <w:t xml:space="preserve"> groove </w:t>
+      </w:r>
+      <w:proofErr w:type="spellStart"/>
+      <w:r>
+        <w:rPr>
+          <w:i/>
+          <w:iCs/>
+        </w:rPr>
+        <w:t>pengikatan</w:t>
+      </w:r>
+      <w:proofErr w:type="spellEnd"/>
+      <w:r>
+        <w:rPr>
+          <w:i/>
+          <w:iCs/>
+        </w:rPr>
+        <w:t>.</w:t>
       </w:r>
     </w:p>
     <w:p>
       <w:pPr>
         <w:pStyle w:val="Heading1"/>
-        <w:spacing w:after="150" w:before="300"/>
+        <w:spacing w:before="300" w:after="150"/>
       </w:pPr>
       <w:r>
-        <w:t xml:space="preserve">6. Interpretasi Hasil Docking</w:t>
+        <w:t xml:space="preserve">6. </w:t>
+      </w:r>
+      <w:proofErr w:type="spellStart"/>
+      <w:r>
+        <w:t>Interpretasi</w:t>
+      </w:r>
+      <w:proofErr w:type="spellEnd"/>
+      <w:r>
+        <w:t xml:space="preserve"> Hasil Docking</w:t>
       </w:r>
     </w:p>
     <w:p>
@@ -1840,17 +3864,249 @@
         <w:jc w:val="both"/>
       </w:pPr>
       <w:r>
-        <w:t xml:space="preserve">Hasil docking menunjukkan nilai binding affinity sebesar </w:t>
+        <w:t xml:space="preserve">Hasil docking </w:t>
+      </w:r>
+      <w:proofErr w:type="spellStart"/>
+      <w:r>
+        <w:t>menunjukkan</w:t>
+      </w:r>
+      <w:proofErr w:type="spellEnd"/>
+      <w:r>
+        <w:t xml:space="preserve"> </w:t>
+      </w:r>
+      <w:proofErr w:type="spellStart"/>
+      <w:r>
+        <w:t>nilai</w:t>
+      </w:r>
+      <w:proofErr w:type="spellEnd"/>
+      <w:r>
+        <w:t xml:space="preserve"> binding affinity </w:t>
+      </w:r>
+      <w:proofErr w:type="spellStart"/>
+      <w:r>
+        <w:t>sebesar</w:t>
+      </w:r>
+      <w:proofErr w:type="spellEnd"/>
+      <w:r>
+        <w:t xml:space="preserve"> </w:t>
       </w:r>
       <w:r>
         <w:rPr>
           <w:b/>
           <w:bCs/>
         </w:rPr>
-        <w:t xml:space="preserve">−6.7 kcal/mol</w:t>
-      </w:r>
-      <w:r>
-        <w:t xml:space="preserve"> untuk pose terbaik interaksi Quercetin dengan CTNNB1 pada Cavity 4, yang berdasarkan konvensi umum (nilai lebih negatif dari −6 kcal/mol umumnya dianggap menunjukkan afinitas moderat hingga cukup baik) mengindikasikan ikatan yang cukup stabil secara komputasi. Nilai ini </w:t>
+        <w:t>−6.7 kcal/mol</w:t>
+      </w:r>
+      <w:r>
+        <w:t xml:space="preserve"> </w:t>
+      </w:r>
+      <w:proofErr w:type="spellStart"/>
+      <w:r>
+        <w:t>untuk</w:t>
+      </w:r>
+      <w:proofErr w:type="spellEnd"/>
+      <w:r>
+        <w:t xml:space="preserve"> pose </w:t>
+      </w:r>
+      <w:proofErr w:type="spellStart"/>
+      <w:r>
+        <w:t>terbaik</w:t>
+      </w:r>
+      <w:proofErr w:type="spellEnd"/>
+      <w:r>
+        <w:t xml:space="preserve"> </w:t>
+      </w:r>
+      <w:proofErr w:type="spellStart"/>
+      <w:r>
+        <w:t>interaksi</w:t>
+      </w:r>
+      <w:proofErr w:type="spellEnd"/>
+      <w:r>
+        <w:t xml:space="preserve"> Quercetin </w:t>
+      </w:r>
+      <w:proofErr w:type="spellStart"/>
+      <w:r>
+        <w:t>dengan</w:t>
+      </w:r>
+      <w:proofErr w:type="spellEnd"/>
+      <w:r>
+        <w:t xml:space="preserve"> CTNNB1 pada Cavity 4, yang </w:t>
+      </w:r>
+      <w:proofErr w:type="spellStart"/>
+      <w:r>
+        <w:t>berdasarkan</w:t>
+      </w:r>
+      <w:proofErr w:type="spellEnd"/>
+      <w:r>
+        <w:t xml:space="preserve"> </w:t>
+      </w:r>
+      <w:proofErr w:type="spellStart"/>
+      <w:r>
+        <w:t>konvensi</w:t>
+      </w:r>
+      <w:proofErr w:type="spellEnd"/>
+      <w:r>
+        <w:t xml:space="preserve"> </w:t>
+      </w:r>
+      <w:proofErr w:type="spellStart"/>
+      <w:r>
+        <w:t>umum</w:t>
+      </w:r>
+      <w:proofErr w:type="spellEnd"/>
+      <w:r>
+        <w:t xml:space="preserve"> (</w:t>
+      </w:r>
+      <w:proofErr w:type="spellStart"/>
+      <w:r>
+        <w:t>nilai</w:t>
+      </w:r>
+      <w:proofErr w:type="spellEnd"/>
+      <w:r>
+        <w:t xml:space="preserve"> </w:t>
+      </w:r>
+      <w:proofErr w:type="spellStart"/>
+      <w:r>
+        <w:t>lebih</w:t>
+      </w:r>
+      <w:proofErr w:type="spellEnd"/>
+      <w:r>
+        <w:t xml:space="preserve"> </w:t>
+      </w:r>
+      <w:proofErr w:type="spellStart"/>
+      <w:r>
+        <w:t>negatif</w:t>
+      </w:r>
+      <w:proofErr w:type="spellEnd"/>
+      <w:r>
+        <w:t xml:space="preserve"> </w:t>
+      </w:r>
+      <w:proofErr w:type="spellStart"/>
+      <w:r>
+        <w:t>dari</w:t>
+      </w:r>
+      <w:proofErr w:type="spellEnd"/>
+      <w:r>
+        <w:t xml:space="preserve"> −6 kcal/mol </w:t>
+      </w:r>
+      <w:proofErr w:type="spellStart"/>
+      <w:r>
+        <w:t>umumnya</w:t>
+      </w:r>
+      <w:proofErr w:type="spellEnd"/>
+      <w:r>
+        <w:t xml:space="preserve"> </w:t>
+      </w:r>
+      <w:proofErr w:type="spellStart"/>
+      <w:r>
+        <w:t>dianggap</w:t>
+      </w:r>
+      <w:proofErr w:type="spellEnd"/>
+      <w:r>
+        <w:t xml:space="preserve"> </w:t>
+      </w:r>
+      <w:proofErr w:type="spellStart"/>
+      <w:r>
+        <w:t>menunjukkan</w:t>
+      </w:r>
+      <w:proofErr w:type="spellEnd"/>
+      <w:r>
+        <w:t xml:space="preserve"> </w:t>
+      </w:r>
+      <w:proofErr w:type="spellStart"/>
+      <w:r>
+        <w:t>afinitas</w:t>
+      </w:r>
+      <w:proofErr w:type="spellEnd"/>
+      <w:r>
+        <w:t xml:space="preserve"> </w:t>
+      </w:r>
+      <w:proofErr w:type="spellStart"/>
+      <w:r>
+        <w:t>moderat</w:t>
+      </w:r>
+      <w:proofErr w:type="spellEnd"/>
+      <w:r>
+        <w:t xml:space="preserve"> </w:t>
+      </w:r>
+      <w:proofErr w:type="spellStart"/>
+      <w:r>
+        <w:t>hingga</w:t>
+      </w:r>
+      <w:proofErr w:type="spellEnd"/>
+      <w:r>
+        <w:t xml:space="preserve"> </w:t>
+      </w:r>
+      <w:proofErr w:type="spellStart"/>
+      <w:r>
+        <w:t>cukup</w:t>
+      </w:r>
+      <w:proofErr w:type="spellEnd"/>
+      <w:r>
+        <w:t xml:space="preserve"> </w:t>
+      </w:r>
+      <w:proofErr w:type="spellStart"/>
+      <w:r>
+        <w:t>baik</w:t>
+      </w:r>
+      <w:proofErr w:type="spellEnd"/>
+      <w:r>
+        <w:t xml:space="preserve">) </w:t>
+      </w:r>
+      <w:proofErr w:type="spellStart"/>
+      <w:r>
+        <w:t>mengindikasikan</w:t>
+      </w:r>
+      <w:proofErr w:type="spellEnd"/>
+      <w:r>
+        <w:t xml:space="preserve"> </w:t>
+      </w:r>
+      <w:proofErr w:type="spellStart"/>
+      <w:r>
+        <w:t>ikatan</w:t>
+      </w:r>
+      <w:proofErr w:type="spellEnd"/>
+      <w:r>
+        <w:t xml:space="preserve"> yang </w:t>
+      </w:r>
+      <w:proofErr w:type="spellStart"/>
+      <w:r>
+        <w:t>cukup</w:t>
+      </w:r>
+      <w:proofErr w:type="spellEnd"/>
+      <w:r>
+        <w:t xml:space="preserve"> </w:t>
+      </w:r>
+      <w:proofErr w:type="spellStart"/>
+      <w:r>
+        <w:t>stabil</w:t>
+      </w:r>
+      <w:proofErr w:type="spellEnd"/>
+      <w:r>
+        <w:t xml:space="preserve"> </w:t>
+      </w:r>
+      <w:proofErr w:type="spellStart"/>
+      <w:r>
+        <w:t>secara</w:t>
+      </w:r>
+      <w:proofErr w:type="spellEnd"/>
+      <w:r>
+        <w:t xml:space="preserve"> </w:t>
+      </w:r>
+      <w:proofErr w:type="spellStart"/>
+      <w:r>
+        <w:t>komputasi</w:t>
+      </w:r>
+      <w:proofErr w:type="spellEnd"/>
+      <w:r>
+        <w:t xml:space="preserve">. Nilai </w:t>
+      </w:r>
+      <w:proofErr w:type="spellStart"/>
+      <w:r>
+        <w:t>ini</w:t>
+      </w:r>
+      <w:proofErr w:type="spellEnd"/>
+      <w:r>
+        <w:t xml:space="preserve"> </w:t>
       </w:r>
       <w:r>
         <w:rPr>
@@ -1860,10 +4116,842 @@
           <w:iCs/>
           <w:color w:val="C00000"/>
         </w:rPr>
-        <w:t xml:space="preserve">[opsional: bandingkan dengan kontrol positif — misalnya senyawa inhibitor CTNNB1 yang sudah diketahui dari literatur (mis. senyawa dari studi PMC4078341 yang mendocking flavonoid ke 1JDH), atau native ligand dari struktur PDB lain jika tersedia. Jika tidak melakukan perbandingan kontrol, boleh hapus kalimat placeholder ini]</w:t>
-      </w:r>
-      <w:r>
-        <w:t xml:space="preserve">, sehingga dapat disimpulkan bahwa Quercetin memiliki potensi sebagai kandidat modulator CTNNB1 yang layak divalidasi lebih lanjut, sejalan dengan sejumlah studi terdahulu yang juga mendocking senyawa flavonoid ke struktur β-catenin (PDB 1JDH) untuk tujuan penghambatan jalur Wnt signaling.</w:t>
+        <w:t>[</w:t>
+      </w:r>
+      <w:proofErr w:type="spellStart"/>
+      <w:r>
+        <w:rPr>
+          <w:b/>
+          <w:bCs/>
+          <w:i/>
+          <w:iCs/>
+          <w:color w:val="C00000"/>
+        </w:rPr>
+        <w:t>opsional</w:t>
+      </w:r>
+      <w:proofErr w:type="spellEnd"/>
+      <w:r>
+        <w:rPr>
+          <w:b/>
+          <w:bCs/>
+          <w:i/>
+          <w:iCs/>
+          <w:color w:val="C00000"/>
+        </w:rPr>
+        <w:t xml:space="preserve">: </w:t>
+      </w:r>
+      <w:proofErr w:type="spellStart"/>
+      <w:r>
+        <w:rPr>
+          <w:b/>
+          <w:bCs/>
+          <w:i/>
+          <w:iCs/>
+          <w:color w:val="C00000"/>
+        </w:rPr>
+        <w:t>bandingkan</w:t>
+      </w:r>
+      <w:proofErr w:type="spellEnd"/>
+      <w:r>
+        <w:rPr>
+          <w:b/>
+          <w:bCs/>
+          <w:i/>
+          <w:iCs/>
+          <w:color w:val="C00000"/>
+        </w:rPr>
+        <w:t xml:space="preserve"> </w:t>
+      </w:r>
+      <w:proofErr w:type="spellStart"/>
+      <w:r>
+        <w:rPr>
+          <w:b/>
+          <w:bCs/>
+          <w:i/>
+          <w:iCs/>
+          <w:color w:val="C00000"/>
+        </w:rPr>
+        <w:t>dengan</w:t>
+      </w:r>
+      <w:proofErr w:type="spellEnd"/>
+      <w:r>
+        <w:rPr>
+          <w:b/>
+          <w:bCs/>
+          <w:i/>
+          <w:iCs/>
+          <w:color w:val="C00000"/>
+        </w:rPr>
+        <w:t xml:space="preserve"> </w:t>
+      </w:r>
+      <w:proofErr w:type="spellStart"/>
+      <w:r>
+        <w:rPr>
+          <w:b/>
+          <w:bCs/>
+          <w:i/>
+          <w:iCs/>
+          <w:color w:val="C00000"/>
+        </w:rPr>
+        <w:t>kontrol</w:t>
+      </w:r>
+      <w:proofErr w:type="spellEnd"/>
+      <w:r>
+        <w:rPr>
+          <w:b/>
+          <w:bCs/>
+          <w:i/>
+          <w:iCs/>
+          <w:color w:val="C00000"/>
+        </w:rPr>
+        <w:t xml:space="preserve"> </w:t>
+      </w:r>
+      <w:proofErr w:type="spellStart"/>
+      <w:r>
+        <w:rPr>
+          <w:b/>
+          <w:bCs/>
+          <w:i/>
+          <w:iCs/>
+          <w:color w:val="C00000"/>
+        </w:rPr>
+        <w:t>positif</w:t>
+      </w:r>
+      <w:proofErr w:type="spellEnd"/>
+      <w:r>
+        <w:rPr>
+          <w:b/>
+          <w:bCs/>
+          <w:i/>
+          <w:iCs/>
+          <w:color w:val="C00000"/>
+        </w:rPr>
+        <w:t xml:space="preserve"> — </w:t>
+      </w:r>
+      <w:proofErr w:type="spellStart"/>
+      <w:r>
+        <w:rPr>
+          <w:b/>
+          <w:bCs/>
+          <w:i/>
+          <w:iCs/>
+          <w:color w:val="C00000"/>
+        </w:rPr>
+        <w:t>misalnya</w:t>
+      </w:r>
+      <w:proofErr w:type="spellEnd"/>
+      <w:r>
+        <w:rPr>
+          <w:b/>
+          <w:bCs/>
+          <w:i/>
+          <w:iCs/>
+          <w:color w:val="C00000"/>
+        </w:rPr>
+        <w:t xml:space="preserve"> </w:t>
+      </w:r>
+      <w:proofErr w:type="spellStart"/>
+      <w:r>
+        <w:rPr>
+          <w:b/>
+          <w:bCs/>
+          <w:i/>
+          <w:iCs/>
+          <w:color w:val="C00000"/>
+        </w:rPr>
+        <w:t>senyawa</w:t>
+      </w:r>
+      <w:proofErr w:type="spellEnd"/>
+      <w:r>
+        <w:rPr>
+          <w:b/>
+          <w:bCs/>
+          <w:i/>
+          <w:iCs/>
+          <w:color w:val="C00000"/>
+        </w:rPr>
+        <w:t xml:space="preserve"> inhibitor CTNNB1 yang </w:t>
+      </w:r>
+      <w:proofErr w:type="spellStart"/>
+      <w:r>
+        <w:rPr>
+          <w:b/>
+          <w:bCs/>
+          <w:i/>
+          <w:iCs/>
+          <w:color w:val="C00000"/>
+        </w:rPr>
+        <w:t>sudah</w:t>
+      </w:r>
+      <w:proofErr w:type="spellEnd"/>
+      <w:r>
+        <w:rPr>
+          <w:b/>
+          <w:bCs/>
+          <w:i/>
+          <w:iCs/>
+          <w:color w:val="C00000"/>
+        </w:rPr>
+        <w:t xml:space="preserve"> </w:t>
+      </w:r>
+      <w:proofErr w:type="spellStart"/>
+      <w:r>
+        <w:rPr>
+          <w:b/>
+          <w:bCs/>
+          <w:i/>
+          <w:iCs/>
+          <w:color w:val="C00000"/>
+        </w:rPr>
+        <w:t>diketahui</w:t>
+      </w:r>
+      <w:proofErr w:type="spellEnd"/>
+      <w:r>
+        <w:rPr>
+          <w:b/>
+          <w:bCs/>
+          <w:i/>
+          <w:iCs/>
+          <w:color w:val="C00000"/>
+        </w:rPr>
+        <w:t xml:space="preserve"> </w:t>
+      </w:r>
+      <w:proofErr w:type="spellStart"/>
+      <w:r>
+        <w:rPr>
+          <w:b/>
+          <w:bCs/>
+          <w:i/>
+          <w:iCs/>
+          <w:color w:val="C00000"/>
+        </w:rPr>
+        <w:t>dari</w:t>
+      </w:r>
+      <w:proofErr w:type="spellEnd"/>
+      <w:r>
+        <w:rPr>
+          <w:b/>
+          <w:bCs/>
+          <w:i/>
+          <w:iCs/>
+          <w:color w:val="C00000"/>
+        </w:rPr>
+        <w:t xml:space="preserve"> </w:t>
+      </w:r>
+      <w:proofErr w:type="spellStart"/>
+      <w:r>
+        <w:rPr>
+          <w:b/>
+          <w:bCs/>
+          <w:i/>
+          <w:iCs/>
+          <w:color w:val="C00000"/>
+        </w:rPr>
+        <w:t>literatur</w:t>
+      </w:r>
+      <w:proofErr w:type="spellEnd"/>
+      <w:r>
+        <w:rPr>
+          <w:b/>
+          <w:bCs/>
+          <w:i/>
+          <w:iCs/>
+          <w:color w:val="C00000"/>
+        </w:rPr>
+        <w:t xml:space="preserve"> (mis. </w:t>
+      </w:r>
+      <w:proofErr w:type="spellStart"/>
+      <w:r>
+        <w:rPr>
+          <w:b/>
+          <w:bCs/>
+          <w:i/>
+          <w:iCs/>
+          <w:color w:val="C00000"/>
+        </w:rPr>
+        <w:t>senyawa</w:t>
+      </w:r>
+      <w:proofErr w:type="spellEnd"/>
+      <w:r>
+        <w:rPr>
+          <w:b/>
+          <w:bCs/>
+          <w:i/>
+          <w:iCs/>
+          <w:color w:val="C00000"/>
+        </w:rPr>
+        <w:t xml:space="preserve"> </w:t>
+      </w:r>
+      <w:proofErr w:type="spellStart"/>
+      <w:r>
+        <w:rPr>
+          <w:b/>
+          <w:bCs/>
+          <w:i/>
+          <w:iCs/>
+          <w:color w:val="C00000"/>
+        </w:rPr>
+        <w:t>dari</w:t>
+      </w:r>
+      <w:proofErr w:type="spellEnd"/>
+      <w:r>
+        <w:rPr>
+          <w:b/>
+          <w:bCs/>
+          <w:i/>
+          <w:iCs/>
+          <w:color w:val="C00000"/>
+        </w:rPr>
+        <w:t xml:space="preserve"> </w:t>
+      </w:r>
+      <w:proofErr w:type="spellStart"/>
+      <w:r>
+        <w:rPr>
+          <w:b/>
+          <w:bCs/>
+          <w:i/>
+          <w:iCs/>
+          <w:color w:val="C00000"/>
+        </w:rPr>
+        <w:t>studi</w:t>
+      </w:r>
+      <w:proofErr w:type="spellEnd"/>
+      <w:r>
+        <w:rPr>
+          <w:b/>
+          <w:bCs/>
+          <w:i/>
+          <w:iCs/>
+          <w:color w:val="C00000"/>
+        </w:rPr>
+        <w:t xml:space="preserve"> PMC4078341 yang </w:t>
+      </w:r>
+      <w:proofErr w:type="spellStart"/>
+      <w:r>
+        <w:rPr>
+          <w:b/>
+          <w:bCs/>
+          <w:i/>
+          <w:iCs/>
+          <w:color w:val="C00000"/>
+        </w:rPr>
+        <w:t>mendocking</w:t>
+      </w:r>
+      <w:proofErr w:type="spellEnd"/>
+      <w:r>
+        <w:rPr>
+          <w:b/>
+          <w:bCs/>
+          <w:i/>
+          <w:iCs/>
+          <w:color w:val="C00000"/>
+        </w:rPr>
+        <w:t xml:space="preserve"> flavonoid </w:t>
+      </w:r>
+      <w:proofErr w:type="spellStart"/>
+      <w:r>
+        <w:rPr>
+          <w:b/>
+          <w:bCs/>
+          <w:i/>
+          <w:iCs/>
+          <w:color w:val="C00000"/>
+        </w:rPr>
+        <w:t>ke</w:t>
+      </w:r>
+      <w:proofErr w:type="spellEnd"/>
+      <w:r>
+        <w:rPr>
+          <w:b/>
+          <w:bCs/>
+          <w:i/>
+          <w:iCs/>
+          <w:color w:val="C00000"/>
+        </w:rPr>
+        <w:t xml:space="preserve"> 1JDH), </w:t>
+      </w:r>
+      <w:proofErr w:type="spellStart"/>
+      <w:r>
+        <w:rPr>
+          <w:b/>
+          <w:bCs/>
+          <w:i/>
+          <w:iCs/>
+          <w:color w:val="C00000"/>
+        </w:rPr>
+        <w:t>atau</w:t>
+      </w:r>
+      <w:proofErr w:type="spellEnd"/>
+      <w:r>
+        <w:rPr>
+          <w:b/>
+          <w:bCs/>
+          <w:i/>
+          <w:iCs/>
+          <w:color w:val="C00000"/>
+        </w:rPr>
+        <w:t xml:space="preserve"> native ligand </w:t>
+      </w:r>
+      <w:proofErr w:type="spellStart"/>
+      <w:r>
+        <w:rPr>
+          <w:b/>
+          <w:bCs/>
+          <w:i/>
+          <w:iCs/>
+          <w:color w:val="C00000"/>
+        </w:rPr>
+        <w:t>dari</w:t>
+      </w:r>
+      <w:proofErr w:type="spellEnd"/>
+      <w:r>
+        <w:rPr>
+          <w:b/>
+          <w:bCs/>
+          <w:i/>
+          <w:iCs/>
+          <w:color w:val="C00000"/>
+        </w:rPr>
+        <w:t xml:space="preserve"> </w:t>
+      </w:r>
+      <w:proofErr w:type="spellStart"/>
+      <w:r>
+        <w:rPr>
+          <w:b/>
+          <w:bCs/>
+          <w:i/>
+          <w:iCs/>
+          <w:color w:val="C00000"/>
+        </w:rPr>
+        <w:t>struktur</w:t>
+      </w:r>
+      <w:proofErr w:type="spellEnd"/>
+      <w:r>
+        <w:rPr>
+          <w:b/>
+          <w:bCs/>
+          <w:i/>
+          <w:iCs/>
+          <w:color w:val="C00000"/>
+        </w:rPr>
+        <w:t xml:space="preserve"> PDB lain </w:t>
+      </w:r>
+      <w:proofErr w:type="spellStart"/>
+      <w:r>
+        <w:rPr>
+          <w:b/>
+          <w:bCs/>
+          <w:i/>
+          <w:iCs/>
+          <w:color w:val="C00000"/>
+        </w:rPr>
+        <w:t>jika</w:t>
+      </w:r>
+      <w:proofErr w:type="spellEnd"/>
+      <w:r>
+        <w:rPr>
+          <w:b/>
+          <w:bCs/>
+          <w:i/>
+          <w:iCs/>
+          <w:color w:val="C00000"/>
+        </w:rPr>
+        <w:t xml:space="preserve"> </w:t>
+      </w:r>
+      <w:proofErr w:type="spellStart"/>
+      <w:r>
+        <w:rPr>
+          <w:b/>
+          <w:bCs/>
+          <w:i/>
+          <w:iCs/>
+          <w:color w:val="C00000"/>
+        </w:rPr>
+        <w:t>tersedia</w:t>
+      </w:r>
+      <w:proofErr w:type="spellEnd"/>
+      <w:r>
+        <w:rPr>
+          <w:b/>
+          <w:bCs/>
+          <w:i/>
+          <w:iCs/>
+          <w:color w:val="C00000"/>
+        </w:rPr>
+        <w:t xml:space="preserve">. Jika </w:t>
+      </w:r>
+      <w:proofErr w:type="spellStart"/>
+      <w:r>
+        <w:rPr>
+          <w:b/>
+          <w:bCs/>
+          <w:i/>
+          <w:iCs/>
+          <w:color w:val="C00000"/>
+        </w:rPr>
+        <w:t>tidak</w:t>
+      </w:r>
+      <w:proofErr w:type="spellEnd"/>
+      <w:r>
+        <w:rPr>
+          <w:b/>
+          <w:bCs/>
+          <w:i/>
+          <w:iCs/>
+          <w:color w:val="C00000"/>
+        </w:rPr>
+        <w:t xml:space="preserve"> </w:t>
+      </w:r>
+      <w:proofErr w:type="spellStart"/>
+      <w:r>
+        <w:rPr>
+          <w:b/>
+          <w:bCs/>
+          <w:i/>
+          <w:iCs/>
+          <w:color w:val="C00000"/>
+        </w:rPr>
+        <w:t>melakukan</w:t>
+      </w:r>
+      <w:proofErr w:type="spellEnd"/>
+      <w:r>
+        <w:rPr>
+          <w:b/>
+          <w:bCs/>
+          <w:i/>
+          <w:iCs/>
+          <w:color w:val="C00000"/>
+        </w:rPr>
+        <w:t xml:space="preserve"> </w:t>
+      </w:r>
+      <w:proofErr w:type="spellStart"/>
+      <w:r>
+        <w:rPr>
+          <w:b/>
+          <w:bCs/>
+          <w:i/>
+          <w:iCs/>
+          <w:color w:val="C00000"/>
+        </w:rPr>
+        <w:t>perbandingan</w:t>
+      </w:r>
+      <w:proofErr w:type="spellEnd"/>
+      <w:r>
+        <w:rPr>
+          <w:b/>
+          <w:bCs/>
+          <w:i/>
+          <w:iCs/>
+          <w:color w:val="C00000"/>
+        </w:rPr>
+        <w:t xml:space="preserve"> </w:t>
+      </w:r>
+      <w:proofErr w:type="spellStart"/>
+      <w:r>
+        <w:rPr>
+          <w:b/>
+          <w:bCs/>
+          <w:i/>
+          <w:iCs/>
+          <w:color w:val="C00000"/>
+        </w:rPr>
+        <w:t>kontrol</w:t>
+      </w:r>
+      <w:proofErr w:type="spellEnd"/>
+      <w:r>
+        <w:rPr>
+          <w:b/>
+          <w:bCs/>
+          <w:i/>
+          <w:iCs/>
+          <w:color w:val="C00000"/>
+        </w:rPr>
+        <w:t xml:space="preserve">, </w:t>
+      </w:r>
+      <w:proofErr w:type="spellStart"/>
+      <w:r>
+        <w:rPr>
+          <w:b/>
+          <w:bCs/>
+          <w:i/>
+          <w:iCs/>
+          <w:color w:val="C00000"/>
+        </w:rPr>
+        <w:t>boleh</w:t>
+      </w:r>
+      <w:proofErr w:type="spellEnd"/>
+      <w:r>
+        <w:rPr>
+          <w:b/>
+          <w:bCs/>
+          <w:i/>
+          <w:iCs/>
+          <w:color w:val="C00000"/>
+        </w:rPr>
+        <w:t xml:space="preserve"> hapus </w:t>
+      </w:r>
+      <w:proofErr w:type="spellStart"/>
+      <w:r>
+        <w:rPr>
+          <w:b/>
+          <w:bCs/>
+          <w:i/>
+          <w:iCs/>
+          <w:color w:val="C00000"/>
+        </w:rPr>
+        <w:t>kalimat</w:t>
+      </w:r>
+      <w:proofErr w:type="spellEnd"/>
+      <w:r>
+        <w:rPr>
+          <w:b/>
+          <w:bCs/>
+          <w:i/>
+          <w:iCs/>
+          <w:color w:val="C00000"/>
+        </w:rPr>
+        <w:t xml:space="preserve"> placeholder </w:t>
+      </w:r>
+      <w:proofErr w:type="spellStart"/>
+      <w:r>
+        <w:rPr>
+          <w:b/>
+          <w:bCs/>
+          <w:i/>
+          <w:iCs/>
+          <w:color w:val="C00000"/>
+        </w:rPr>
+        <w:t>ini</w:t>
+      </w:r>
+      <w:proofErr w:type="spellEnd"/>
+      <w:r>
+        <w:rPr>
+          <w:b/>
+          <w:bCs/>
+          <w:i/>
+          <w:iCs/>
+          <w:color w:val="C00000"/>
+        </w:rPr>
+        <w:t>]</w:t>
+      </w:r>
+      <w:r>
+        <w:t xml:space="preserve">, </w:t>
+      </w:r>
+      <w:proofErr w:type="spellStart"/>
+      <w:r>
+        <w:t>sehingga</w:t>
+      </w:r>
+      <w:proofErr w:type="spellEnd"/>
+      <w:r>
+        <w:t xml:space="preserve"> </w:t>
+      </w:r>
+      <w:proofErr w:type="spellStart"/>
+      <w:r>
+        <w:t>dapat</w:t>
+      </w:r>
+      <w:proofErr w:type="spellEnd"/>
+      <w:r>
+        <w:t xml:space="preserve"> </w:t>
+      </w:r>
+      <w:proofErr w:type="spellStart"/>
+      <w:r>
+        <w:t>disimpulkan</w:t>
+      </w:r>
+      <w:proofErr w:type="spellEnd"/>
+      <w:r>
+        <w:t xml:space="preserve"> </w:t>
+      </w:r>
+      <w:proofErr w:type="spellStart"/>
+      <w:r>
+        <w:t>bahwa</w:t>
+      </w:r>
+      <w:proofErr w:type="spellEnd"/>
+      <w:r>
+        <w:t xml:space="preserve"> Quercetin </w:t>
+      </w:r>
+      <w:proofErr w:type="spellStart"/>
+      <w:r>
+        <w:t>memiliki</w:t>
+      </w:r>
+      <w:proofErr w:type="spellEnd"/>
+      <w:r>
+        <w:t xml:space="preserve"> </w:t>
+      </w:r>
+      <w:proofErr w:type="spellStart"/>
+      <w:r>
+        <w:t>potensi</w:t>
+      </w:r>
+      <w:proofErr w:type="spellEnd"/>
+      <w:r>
+        <w:t xml:space="preserve"> </w:t>
+      </w:r>
+      <w:proofErr w:type="spellStart"/>
+      <w:r>
+        <w:t>sebagai</w:t>
+      </w:r>
+      <w:proofErr w:type="spellEnd"/>
+      <w:r>
+        <w:t xml:space="preserve"> </w:t>
+      </w:r>
+      <w:proofErr w:type="spellStart"/>
+      <w:r>
+        <w:t>kandidat</w:t>
+      </w:r>
+      <w:proofErr w:type="spellEnd"/>
+      <w:r>
+        <w:t xml:space="preserve"> modulator CTNNB1 yang </w:t>
+      </w:r>
+      <w:proofErr w:type="spellStart"/>
+      <w:r>
+        <w:t>layak</w:t>
+      </w:r>
+      <w:proofErr w:type="spellEnd"/>
+      <w:r>
+        <w:t xml:space="preserve"> </w:t>
+      </w:r>
+      <w:proofErr w:type="spellStart"/>
+      <w:r>
+        <w:t>divalidasi</w:t>
+      </w:r>
+      <w:proofErr w:type="spellEnd"/>
+      <w:r>
+        <w:t xml:space="preserve"> </w:t>
+      </w:r>
+      <w:proofErr w:type="spellStart"/>
+      <w:r>
+        <w:t>lebih</w:t>
+      </w:r>
+      <w:proofErr w:type="spellEnd"/>
+      <w:r>
+        <w:t xml:space="preserve"> </w:t>
+      </w:r>
+      <w:proofErr w:type="spellStart"/>
+      <w:r>
+        <w:t>lanjut</w:t>
+      </w:r>
+      <w:proofErr w:type="spellEnd"/>
+      <w:r>
+        <w:t xml:space="preserve">, </w:t>
+      </w:r>
+      <w:proofErr w:type="spellStart"/>
+      <w:r>
+        <w:t>sejalan</w:t>
+      </w:r>
+      <w:proofErr w:type="spellEnd"/>
+      <w:r>
+        <w:t xml:space="preserve"> </w:t>
+      </w:r>
+      <w:proofErr w:type="spellStart"/>
+      <w:r>
+        <w:t>dengan</w:t>
+      </w:r>
+      <w:proofErr w:type="spellEnd"/>
+      <w:r>
+        <w:t xml:space="preserve"> </w:t>
+      </w:r>
+      <w:proofErr w:type="spellStart"/>
+      <w:r>
+        <w:t>sejumlah</w:t>
+      </w:r>
+      <w:proofErr w:type="spellEnd"/>
+      <w:r>
+        <w:t xml:space="preserve"> </w:t>
+      </w:r>
+      <w:proofErr w:type="spellStart"/>
+      <w:r>
+        <w:t>studi</w:t>
+      </w:r>
+      <w:proofErr w:type="spellEnd"/>
+      <w:r>
+        <w:t xml:space="preserve"> </w:t>
+      </w:r>
+      <w:proofErr w:type="spellStart"/>
+      <w:r>
+        <w:t>terdahulu</w:t>
+      </w:r>
+      <w:proofErr w:type="spellEnd"/>
+      <w:r>
+        <w:t xml:space="preserve"> yang juga </w:t>
+      </w:r>
+      <w:proofErr w:type="spellStart"/>
+      <w:r>
+        <w:t>mendocking</w:t>
+      </w:r>
+      <w:proofErr w:type="spellEnd"/>
+      <w:r>
+        <w:t xml:space="preserve"> </w:t>
+      </w:r>
+      <w:proofErr w:type="spellStart"/>
+      <w:r>
+        <w:t>senyawa</w:t>
+      </w:r>
+      <w:proofErr w:type="spellEnd"/>
+      <w:r>
+        <w:t xml:space="preserve"> flavonoid </w:t>
+      </w:r>
+      <w:proofErr w:type="spellStart"/>
+      <w:r>
+        <w:t>ke</w:t>
+      </w:r>
+      <w:proofErr w:type="spellEnd"/>
+      <w:r>
+        <w:t xml:space="preserve"> </w:t>
+      </w:r>
+      <w:proofErr w:type="spellStart"/>
+      <w:r>
+        <w:t>struktur</w:t>
+      </w:r>
+      <w:proofErr w:type="spellEnd"/>
+      <w:r>
+        <w:t xml:space="preserve"> β-catenin (PDB 1JDH) </w:t>
+      </w:r>
+      <w:proofErr w:type="spellStart"/>
+      <w:r>
+        <w:t>untuk</w:t>
+      </w:r>
+      <w:proofErr w:type="spellEnd"/>
+      <w:r>
+        <w:t xml:space="preserve"> </w:t>
+      </w:r>
+      <w:proofErr w:type="spellStart"/>
+      <w:r>
+        <w:t>tujuan</w:t>
+      </w:r>
+      <w:proofErr w:type="spellEnd"/>
+      <w:r>
+        <w:t xml:space="preserve"> </w:t>
+      </w:r>
+      <w:proofErr w:type="spellStart"/>
+      <w:r>
+        <w:t>penghambatan</w:t>
+      </w:r>
+      <w:proofErr w:type="spellEnd"/>
+      <w:r>
+        <w:t xml:space="preserve"> </w:t>
+      </w:r>
+      <w:proofErr w:type="spellStart"/>
+      <w:r>
+        <w:t>jalur</w:t>
+      </w:r>
+      <w:proofErr w:type="spellEnd"/>
+      <w:r>
+        <w:t xml:space="preserve"> </w:t>
+      </w:r>
+      <w:proofErr w:type="spellStart"/>
+      <w:r>
+        <w:t>Wnt</w:t>
+      </w:r>
+      <w:proofErr w:type="spellEnd"/>
+      <w:r>
+        <w:t xml:space="preserve"> </w:t>
+      </w:r>
+      <w:proofErr w:type="spellStart"/>
+      <w:r>
+        <w:t>signaling</w:t>
+      </w:r>
+      <w:proofErr w:type="spellEnd"/>
+      <w:r>
+        <w:t>.</w:t>
       </w:r>
     </w:p>
     <w:p>
@@ -1872,17 +4960,657 @@
         <w:jc w:val="both"/>
       </w:pPr>
       <w:r>
-        <w:t xml:space="preserve">Dari sisi interaksi molekuler, Cavity 4 yang menjadi lokasi pengikatan terbaik mencakup residu </w:t>
+        <w:t xml:space="preserve">Dari </w:t>
+      </w:r>
+      <w:proofErr w:type="spellStart"/>
+      <w:r>
+        <w:t>sisi</w:t>
+      </w:r>
+      <w:proofErr w:type="spellEnd"/>
+      <w:r>
+        <w:t xml:space="preserve"> </w:t>
+      </w:r>
+      <w:proofErr w:type="spellStart"/>
+      <w:r>
+        <w:t>interaksi</w:t>
+      </w:r>
+      <w:proofErr w:type="spellEnd"/>
+      <w:r>
+        <w:t xml:space="preserve"> </w:t>
+      </w:r>
+      <w:proofErr w:type="spellStart"/>
+      <w:r>
+        <w:t>molekuler</w:t>
+      </w:r>
+      <w:proofErr w:type="spellEnd"/>
+      <w:r>
+        <w:t xml:space="preserve">, Cavity 4 yang </w:t>
+      </w:r>
+      <w:proofErr w:type="spellStart"/>
+      <w:r>
+        <w:t>menjadi</w:t>
+      </w:r>
+      <w:proofErr w:type="spellEnd"/>
+      <w:r>
+        <w:t xml:space="preserve"> </w:t>
+      </w:r>
+      <w:proofErr w:type="spellStart"/>
+      <w:r>
+        <w:t>lokasi</w:t>
+      </w:r>
+      <w:proofErr w:type="spellEnd"/>
+      <w:r>
+        <w:t xml:space="preserve"> </w:t>
+      </w:r>
+      <w:proofErr w:type="spellStart"/>
+      <w:r>
+        <w:t>pengikatan</w:t>
+      </w:r>
+      <w:proofErr w:type="spellEnd"/>
+      <w:r>
+        <w:t xml:space="preserve"> </w:t>
+      </w:r>
+      <w:proofErr w:type="spellStart"/>
+      <w:r>
+        <w:t>terbaik</w:t>
+      </w:r>
+      <w:proofErr w:type="spellEnd"/>
+      <w:r>
+        <w:t xml:space="preserve"> </w:t>
+      </w:r>
+      <w:proofErr w:type="spellStart"/>
+      <w:r>
+        <w:t>mencakup</w:t>
+      </w:r>
+      <w:proofErr w:type="spellEnd"/>
+      <w:r>
+        <w:t xml:space="preserve"> </w:t>
+      </w:r>
+      <w:proofErr w:type="spellStart"/>
+      <w:r>
+        <w:t>residu</w:t>
+      </w:r>
+      <w:proofErr w:type="spellEnd"/>
+      <w:r>
+        <w:t xml:space="preserve"> </w:t>
       </w:r>
       <w:r>
         <w:rPr>
           <w:b/>
           <w:bCs/>
         </w:rPr>
-        <w:t xml:space="preserve">Tyr306, Gly307, Lys312, Trp338, Lys345, Arg376, Trp383, dan Asn387</w:t>
-      </w:r>
-      <w:r>
-        <w:t xml:space="preserve">. Enam dari residu tersebut (Tyr306, Gly307, Lys312, Lys345, Arg376, Asn387) merupakan residu yang secara literatur (kompleks kristal 1JDH) diketahui berperan langsung dalam interaksi β-catenin dengan TCF4 — termasuk Lys312 yang menjadi salah satu dari dua 'charged button' konservatif yang menjangkarkan TCF ke groove armadillo repeat β-catenin. Overlap yang kuat ini mengindikasikan bahwa Quercetin berpotensi berikatan pada situs fungsional yang sama dengan TCF4, sehingga secara mekanistik masuk akal jika Quercetin dapat berperan sebagai kompetitor yang mengganggu interaksi β-catenin–TCF4 pada jalur Wnt signaling. Sebagai catatan, empat cavity lain (1, 3, 5) yang juga menunjukkan overlap parsial dengan residu kunci (Cys429, Lys435, Arg474, Lys508) berada pada bagian groove yang berbeda, mengindikasikan bahwa groove TCF4-binding pada β-catenin memang memanjang dan memiliki beberapa sub-pocket yang berpotensi didocking, sesuai dengan sifat armadillo repeat domain yang dijelaskan pada modul Chapter 1.</w:t>
+        <w:t>Tyr306, Gly307, Lys312, Trp338, Lys345, Arg376, Trp383, dan Asn387</w:t>
+      </w:r>
+      <w:r>
+        <w:t xml:space="preserve">. Enam </w:t>
+      </w:r>
+      <w:proofErr w:type="spellStart"/>
+      <w:r>
+        <w:t>dari</w:t>
+      </w:r>
+      <w:proofErr w:type="spellEnd"/>
+      <w:r>
+        <w:t xml:space="preserve"> </w:t>
+      </w:r>
+      <w:proofErr w:type="spellStart"/>
+      <w:r>
+        <w:t>residu</w:t>
+      </w:r>
+      <w:proofErr w:type="spellEnd"/>
+      <w:r>
+        <w:t xml:space="preserve"> </w:t>
+      </w:r>
+      <w:proofErr w:type="spellStart"/>
+      <w:r>
+        <w:t>tersebut</w:t>
+      </w:r>
+      <w:proofErr w:type="spellEnd"/>
+      <w:r>
+        <w:t xml:space="preserve"> (Tyr306, Gly307, Lys312, Lys345, Arg376, Asn387) </w:t>
+      </w:r>
+      <w:proofErr w:type="spellStart"/>
+      <w:r>
+        <w:t>merupakan</w:t>
+      </w:r>
+      <w:proofErr w:type="spellEnd"/>
+      <w:r>
+        <w:t xml:space="preserve"> </w:t>
+      </w:r>
+      <w:proofErr w:type="spellStart"/>
+      <w:r>
+        <w:t>residu</w:t>
+      </w:r>
+      <w:proofErr w:type="spellEnd"/>
+      <w:r>
+        <w:t xml:space="preserve"> yang </w:t>
+      </w:r>
+      <w:proofErr w:type="spellStart"/>
+      <w:r>
+        <w:t>secara</w:t>
+      </w:r>
+      <w:proofErr w:type="spellEnd"/>
+      <w:r>
+        <w:t xml:space="preserve"> </w:t>
+      </w:r>
+      <w:proofErr w:type="spellStart"/>
+      <w:r>
+        <w:t>literatur</w:t>
+      </w:r>
+      <w:proofErr w:type="spellEnd"/>
+      <w:r>
+        <w:t xml:space="preserve"> (</w:t>
+      </w:r>
+      <w:proofErr w:type="spellStart"/>
+      <w:r>
+        <w:t>kompleks</w:t>
+      </w:r>
+      <w:proofErr w:type="spellEnd"/>
+      <w:r>
+        <w:t xml:space="preserve"> </w:t>
+      </w:r>
+      <w:proofErr w:type="spellStart"/>
+      <w:r>
+        <w:t>kristal</w:t>
+      </w:r>
+      <w:proofErr w:type="spellEnd"/>
+      <w:r>
+        <w:t xml:space="preserve"> 1JDH) </w:t>
+      </w:r>
+      <w:proofErr w:type="spellStart"/>
+      <w:r>
+        <w:t>diketahui</w:t>
+      </w:r>
+      <w:proofErr w:type="spellEnd"/>
+      <w:r>
+        <w:t xml:space="preserve"> </w:t>
+      </w:r>
+      <w:proofErr w:type="spellStart"/>
+      <w:r>
+        <w:t>berperan</w:t>
+      </w:r>
+      <w:proofErr w:type="spellEnd"/>
+      <w:r>
+        <w:t xml:space="preserve"> </w:t>
+      </w:r>
+      <w:proofErr w:type="spellStart"/>
+      <w:r>
+        <w:t>langsung</w:t>
+      </w:r>
+      <w:proofErr w:type="spellEnd"/>
+      <w:r>
+        <w:t xml:space="preserve"> </w:t>
+      </w:r>
+      <w:proofErr w:type="spellStart"/>
+      <w:r>
+        <w:t>dalam</w:t>
+      </w:r>
+      <w:proofErr w:type="spellEnd"/>
+      <w:r>
+        <w:t xml:space="preserve"> </w:t>
+      </w:r>
+      <w:proofErr w:type="spellStart"/>
+      <w:r>
+        <w:t>interaksi</w:t>
+      </w:r>
+      <w:proofErr w:type="spellEnd"/>
+      <w:r>
+        <w:t xml:space="preserve"> β-catenin </w:t>
+      </w:r>
+      <w:proofErr w:type="spellStart"/>
+      <w:r>
+        <w:t>dengan</w:t>
+      </w:r>
+      <w:proofErr w:type="spellEnd"/>
+      <w:r>
+        <w:t xml:space="preserve"> TCF4 — </w:t>
+      </w:r>
+      <w:proofErr w:type="spellStart"/>
+      <w:r>
+        <w:t>termasuk</w:t>
+      </w:r>
+      <w:proofErr w:type="spellEnd"/>
+      <w:r>
+        <w:t xml:space="preserve"> Lys312 yang </w:t>
+      </w:r>
+      <w:proofErr w:type="spellStart"/>
+      <w:r>
+        <w:t>menjadi</w:t>
+      </w:r>
+      <w:proofErr w:type="spellEnd"/>
+      <w:r>
+        <w:t xml:space="preserve"> salah </w:t>
+      </w:r>
+      <w:proofErr w:type="spellStart"/>
+      <w:r>
+        <w:t>satu</w:t>
+      </w:r>
+      <w:proofErr w:type="spellEnd"/>
+      <w:r>
+        <w:t xml:space="preserve"> </w:t>
+      </w:r>
+      <w:proofErr w:type="spellStart"/>
+      <w:r>
+        <w:t>dari</w:t>
+      </w:r>
+      <w:proofErr w:type="spellEnd"/>
+      <w:r>
+        <w:t xml:space="preserve"> dua 'charged button' </w:t>
+      </w:r>
+      <w:proofErr w:type="spellStart"/>
+      <w:r>
+        <w:t>konservatif</w:t>
+      </w:r>
+      <w:proofErr w:type="spellEnd"/>
+      <w:r>
+        <w:t xml:space="preserve"> yang </w:t>
+      </w:r>
+      <w:proofErr w:type="spellStart"/>
+      <w:r>
+        <w:t>menjangkarkan</w:t>
+      </w:r>
+      <w:proofErr w:type="spellEnd"/>
+      <w:r>
+        <w:t xml:space="preserve"> TCF </w:t>
+      </w:r>
+      <w:proofErr w:type="spellStart"/>
+      <w:r>
+        <w:t>ke</w:t>
+      </w:r>
+      <w:proofErr w:type="spellEnd"/>
+      <w:r>
+        <w:t xml:space="preserve"> groove armadillo </w:t>
+      </w:r>
+      <w:proofErr w:type="gramStart"/>
+      <w:r>
+        <w:t>repeat</w:t>
+      </w:r>
+      <w:proofErr w:type="gramEnd"/>
+      <w:r>
+        <w:t xml:space="preserve"> β-catenin. Overlap yang </w:t>
+      </w:r>
+      <w:proofErr w:type="spellStart"/>
+      <w:r>
+        <w:t>kuat</w:t>
+      </w:r>
+      <w:proofErr w:type="spellEnd"/>
+      <w:r>
+        <w:t xml:space="preserve"> </w:t>
+      </w:r>
+      <w:proofErr w:type="spellStart"/>
+      <w:r>
+        <w:t>ini</w:t>
+      </w:r>
+      <w:proofErr w:type="spellEnd"/>
+      <w:r>
+        <w:t xml:space="preserve"> </w:t>
+      </w:r>
+      <w:proofErr w:type="spellStart"/>
+      <w:r>
+        <w:t>mengindikasikan</w:t>
+      </w:r>
+      <w:proofErr w:type="spellEnd"/>
+      <w:r>
+        <w:t xml:space="preserve"> </w:t>
+      </w:r>
+      <w:proofErr w:type="spellStart"/>
+      <w:r>
+        <w:t>bahwa</w:t>
+      </w:r>
+      <w:proofErr w:type="spellEnd"/>
+      <w:r>
+        <w:t xml:space="preserve"> Quercetin </w:t>
+      </w:r>
+      <w:proofErr w:type="spellStart"/>
+      <w:r>
+        <w:t>berpotensi</w:t>
+      </w:r>
+      <w:proofErr w:type="spellEnd"/>
+      <w:r>
+        <w:t xml:space="preserve"> </w:t>
+      </w:r>
+      <w:proofErr w:type="spellStart"/>
+      <w:r>
+        <w:t>berikatan</w:t>
+      </w:r>
+      <w:proofErr w:type="spellEnd"/>
+      <w:r>
+        <w:t xml:space="preserve"> pada situs </w:t>
+      </w:r>
+      <w:proofErr w:type="spellStart"/>
+      <w:r>
+        <w:t>fungsional</w:t>
+      </w:r>
+      <w:proofErr w:type="spellEnd"/>
+      <w:r>
+        <w:t xml:space="preserve"> yang </w:t>
+      </w:r>
+      <w:proofErr w:type="spellStart"/>
+      <w:r>
+        <w:t>sama</w:t>
+      </w:r>
+      <w:proofErr w:type="spellEnd"/>
+      <w:r>
+        <w:t xml:space="preserve"> </w:t>
+      </w:r>
+      <w:proofErr w:type="spellStart"/>
+      <w:r>
+        <w:t>dengan</w:t>
+      </w:r>
+      <w:proofErr w:type="spellEnd"/>
+      <w:r>
+        <w:t xml:space="preserve"> TCF4, </w:t>
+      </w:r>
+      <w:proofErr w:type="spellStart"/>
+      <w:r>
+        <w:t>sehingga</w:t>
+      </w:r>
+      <w:proofErr w:type="spellEnd"/>
+      <w:r>
+        <w:t xml:space="preserve"> </w:t>
+      </w:r>
+      <w:proofErr w:type="spellStart"/>
+      <w:r>
+        <w:t>secara</w:t>
+      </w:r>
+      <w:proofErr w:type="spellEnd"/>
+      <w:r>
+        <w:t xml:space="preserve"> </w:t>
+      </w:r>
+      <w:proofErr w:type="spellStart"/>
+      <w:r>
+        <w:t>mekanistik</w:t>
+      </w:r>
+      <w:proofErr w:type="spellEnd"/>
+      <w:r>
+        <w:t xml:space="preserve"> </w:t>
+      </w:r>
+      <w:proofErr w:type="spellStart"/>
+      <w:r>
+        <w:t>masuk</w:t>
+      </w:r>
+      <w:proofErr w:type="spellEnd"/>
+      <w:r>
+        <w:t xml:space="preserve"> </w:t>
+      </w:r>
+      <w:proofErr w:type="spellStart"/>
+      <w:r>
+        <w:t>akal</w:t>
+      </w:r>
+      <w:proofErr w:type="spellEnd"/>
+      <w:r>
+        <w:t xml:space="preserve"> </w:t>
+      </w:r>
+      <w:proofErr w:type="spellStart"/>
+      <w:r>
+        <w:t>jika</w:t>
+      </w:r>
+      <w:proofErr w:type="spellEnd"/>
+      <w:r>
+        <w:t xml:space="preserve"> Quercetin </w:t>
+      </w:r>
+      <w:proofErr w:type="spellStart"/>
+      <w:r>
+        <w:t>dapat</w:t>
+      </w:r>
+      <w:proofErr w:type="spellEnd"/>
+      <w:r>
+        <w:t xml:space="preserve"> </w:t>
+      </w:r>
+      <w:proofErr w:type="spellStart"/>
+      <w:r>
+        <w:t>berperan</w:t>
+      </w:r>
+      <w:proofErr w:type="spellEnd"/>
+      <w:r>
+        <w:t xml:space="preserve"> </w:t>
+      </w:r>
+      <w:proofErr w:type="spellStart"/>
+      <w:r>
+        <w:t>sebagai</w:t>
+      </w:r>
+      <w:proofErr w:type="spellEnd"/>
+      <w:r>
+        <w:t xml:space="preserve"> </w:t>
+      </w:r>
+      <w:proofErr w:type="spellStart"/>
+      <w:r>
+        <w:t>kompetitor</w:t>
+      </w:r>
+      <w:proofErr w:type="spellEnd"/>
+      <w:r>
+        <w:t xml:space="preserve"> yang </w:t>
+      </w:r>
+      <w:proofErr w:type="spellStart"/>
+      <w:r>
+        <w:t>mengganggu</w:t>
+      </w:r>
+      <w:proofErr w:type="spellEnd"/>
+      <w:r>
+        <w:t xml:space="preserve"> </w:t>
+      </w:r>
+      <w:proofErr w:type="spellStart"/>
+      <w:r>
+        <w:t>interaksi</w:t>
+      </w:r>
+      <w:proofErr w:type="spellEnd"/>
+      <w:r>
+        <w:t xml:space="preserve"> β-catenin–TCF4 pada </w:t>
+      </w:r>
+      <w:proofErr w:type="spellStart"/>
+      <w:r>
+        <w:t>jalur</w:t>
+      </w:r>
+      <w:proofErr w:type="spellEnd"/>
+      <w:r>
+        <w:t xml:space="preserve"> </w:t>
+      </w:r>
+      <w:proofErr w:type="spellStart"/>
+      <w:r>
+        <w:t>Wnt</w:t>
+      </w:r>
+      <w:proofErr w:type="spellEnd"/>
+      <w:r>
+        <w:t xml:space="preserve"> </w:t>
+      </w:r>
+      <w:proofErr w:type="spellStart"/>
+      <w:r>
+        <w:t>signaling</w:t>
+      </w:r>
+      <w:proofErr w:type="spellEnd"/>
+      <w:r>
+        <w:t xml:space="preserve">. </w:t>
+      </w:r>
+      <w:proofErr w:type="spellStart"/>
+      <w:r>
+        <w:t>Sebagai</w:t>
+      </w:r>
+      <w:proofErr w:type="spellEnd"/>
+      <w:r>
+        <w:t xml:space="preserve"> </w:t>
+      </w:r>
+      <w:proofErr w:type="spellStart"/>
+      <w:r>
+        <w:t>catatan</w:t>
+      </w:r>
+      <w:proofErr w:type="spellEnd"/>
+      <w:r>
+        <w:t xml:space="preserve">, </w:t>
+      </w:r>
+      <w:proofErr w:type="spellStart"/>
+      <w:r>
+        <w:t>empat</w:t>
+      </w:r>
+      <w:proofErr w:type="spellEnd"/>
+      <w:r>
+        <w:t xml:space="preserve"> cavity lain (1, 3, 5) yang juga </w:t>
+      </w:r>
+      <w:proofErr w:type="spellStart"/>
+      <w:r>
+        <w:t>menunjukkan</w:t>
+      </w:r>
+      <w:proofErr w:type="spellEnd"/>
+      <w:r>
+        <w:t xml:space="preserve"> overlap </w:t>
+      </w:r>
+      <w:proofErr w:type="spellStart"/>
+      <w:r>
+        <w:t>parsial</w:t>
+      </w:r>
+      <w:proofErr w:type="spellEnd"/>
+      <w:r>
+        <w:t xml:space="preserve"> </w:t>
+      </w:r>
+      <w:proofErr w:type="spellStart"/>
+      <w:r>
+        <w:t>dengan</w:t>
+      </w:r>
+      <w:proofErr w:type="spellEnd"/>
+      <w:r>
+        <w:t xml:space="preserve"> </w:t>
+      </w:r>
+      <w:proofErr w:type="spellStart"/>
+      <w:r>
+        <w:t>residu</w:t>
+      </w:r>
+      <w:proofErr w:type="spellEnd"/>
+      <w:r>
+        <w:t xml:space="preserve"> </w:t>
+      </w:r>
+      <w:proofErr w:type="spellStart"/>
+      <w:r>
+        <w:t>kunci</w:t>
+      </w:r>
+      <w:proofErr w:type="spellEnd"/>
+      <w:r>
+        <w:t xml:space="preserve"> (Cys429, Lys435, Arg474, Lys508) </w:t>
+      </w:r>
+      <w:proofErr w:type="spellStart"/>
+      <w:r>
+        <w:t>berada</w:t>
+      </w:r>
+      <w:proofErr w:type="spellEnd"/>
+      <w:r>
+        <w:t xml:space="preserve"> pada </w:t>
+      </w:r>
+      <w:proofErr w:type="spellStart"/>
+      <w:r>
+        <w:t>bagian</w:t>
+      </w:r>
+      <w:proofErr w:type="spellEnd"/>
+      <w:r>
+        <w:t xml:space="preserve"> groove yang </w:t>
+      </w:r>
+      <w:proofErr w:type="spellStart"/>
+      <w:r>
+        <w:t>berbeda</w:t>
+      </w:r>
+      <w:proofErr w:type="spellEnd"/>
+      <w:r>
+        <w:t xml:space="preserve">, </w:t>
+      </w:r>
+      <w:proofErr w:type="spellStart"/>
+      <w:r>
+        <w:t>mengindikasikan</w:t>
+      </w:r>
+      <w:proofErr w:type="spellEnd"/>
+      <w:r>
+        <w:t xml:space="preserve"> </w:t>
+      </w:r>
+      <w:proofErr w:type="spellStart"/>
+      <w:r>
+        <w:t>bahwa</w:t>
+      </w:r>
+      <w:proofErr w:type="spellEnd"/>
+      <w:r>
+        <w:t xml:space="preserve"> groove TCF4-binding pada β-catenin </w:t>
+      </w:r>
+      <w:proofErr w:type="spellStart"/>
+      <w:r>
+        <w:t>memang</w:t>
+      </w:r>
+      <w:proofErr w:type="spellEnd"/>
+      <w:r>
+        <w:t xml:space="preserve"> </w:t>
+      </w:r>
+      <w:proofErr w:type="spellStart"/>
+      <w:r>
+        <w:t>memanjang</w:t>
+      </w:r>
+      <w:proofErr w:type="spellEnd"/>
+      <w:r>
+        <w:t xml:space="preserve"> dan </w:t>
+      </w:r>
+      <w:proofErr w:type="spellStart"/>
+      <w:r>
+        <w:t>memiliki</w:t>
+      </w:r>
+      <w:proofErr w:type="spellEnd"/>
+      <w:r>
+        <w:t xml:space="preserve"> </w:t>
+      </w:r>
+      <w:proofErr w:type="spellStart"/>
+      <w:r>
+        <w:t>beberapa</w:t>
+      </w:r>
+      <w:proofErr w:type="spellEnd"/>
+      <w:r>
+        <w:t xml:space="preserve"> sub-pocket yang </w:t>
+      </w:r>
+      <w:proofErr w:type="spellStart"/>
+      <w:r>
+        <w:t>berpotensi</w:t>
+      </w:r>
+      <w:proofErr w:type="spellEnd"/>
+      <w:r>
+        <w:t xml:space="preserve"> </w:t>
+      </w:r>
+      <w:proofErr w:type="spellStart"/>
+      <w:r>
+        <w:t>didocking</w:t>
+      </w:r>
+      <w:proofErr w:type="spellEnd"/>
+      <w:r>
+        <w:t xml:space="preserve">, </w:t>
+      </w:r>
+      <w:proofErr w:type="spellStart"/>
+      <w:r>
+        <w:t>sesuai</w:t>
+      </w:r>
+      <w:proofErr w:type="spellEnd"/>
+      <w:r>
+        <w:t xml:space="preserve"> </w:t>
+      </w:r>
+      <w:proofErr w:type="spellStart"/>
+      <w:r>
+        <w:t>dengan</w:t>
+      </w:r>
+      <w:proofErr w:type="spellEnd"/>
+      <w:r>
+        <w:t xml:space="preserve"> </w:t>
+      </w:r>
+      <w:proofErr w:type="spellStart"/>
+      <w:r>
+        <w:t>sifat</w:t>
+      </w:r>
+      <w:proofErr w:type="spellEnd"/>
+      <w:r>
+        <w:t xml:space="preserve"> armadillo repeat domain yang </w:t>
+      </w:r>
+      <w:proofErr w:type="spellStart"/>
+      <w:r>
+        <w:t>dijelaskan</w:t>
+      </w:r>
+      <w:proofErr w:type="spellEnd"/>
+      <w:r>
+        <w:t xml:space="preserve"> pada </w:t>
+      </w:r>
+      <w:proofErr w:type="spellStart"/>
+      <w:r>
+        <w:t>modul</w:t>
+      </w:r>
+      <w:proofErr w:type="spellEnd"/>
+      <w:r>
+        <w:t xml:space="preserve"> Chapter 1.</w:t>
       </w:r>
     </w:p>
     <w:p>
@@ -1890,17 +5618,510 @@
         <w:spacing w:after="200"/>
         <w:jc w:val="both"/>
       </w:pPr>
-      <w:r>
-        <w:t xml:space="preserve">Meskipun demikian, hasil docking ini bersifat prediksi komputasi dan memiliki sejumlah keterbatasan: protein diperlakukan sebagai struktur rigid sehingga fleksibilitas alami CTNNB1 (induced fit) tidak terperhitungkan, nilai ΔG yang dihasilkan merupakan nilai peringkat relatif dan bukan nilai termodinamika sejati, serta belum mempertimbangkan aspek toksisitas maupun kondisi fisiologis nyata (pH, suhu, lingkungan seluler). Oleh karena itu, hasil ini perlu divalidasi lebih lanjut melalui simulasi Molecular Dynamics dan uji eksperimental in vitro/in vivo sebelum dapat disimpulkan secara definitif mengenai potensi Quercetin sebagai agen modulator jalur Wnt/β-catenin.</w:t>
+      <w:proofErr w:type="spellStart"/>
+      <w:r>
+        <w:t>Meskipun</w:t>
+      </w:r>
+      <w:proofErr w:type="spellEnd"/>
+      <w:r>
+        <w:t xml:space="preserve"> </w:t>
+      </w:r>
+      <w:proofErr w:type="spellStart"/>
+      <w:r>
+        <w:t>demikian</w:t>
+      </w:r>
+      <w:proofErr w:type="spellEnd"/>
+      <w:r>
+        <w:t xml:space="preserve">, </w:t>
+      </w:r>
+      <w:proofErr w:type="spellStart"/>
+      <w:r>
+        <w:t>hasil</w:t>
+      </w:r>
+      <w:proofErr w:type="spellEnd"/>
+      <w:r>
+        <w:t xml:space="preserve"> docking </w:t>
+      </w:r>
+      <w:proofErr w:type="spellStart"/>
+      <w:r>
+        <w:t>ini</w:t>
+      </w:r>
+      <w:proofErr w:type="spellEnd"/>
+      <w:r>
+        <w:t xml:space="preserve"> </w:t>
+      </w:r>
+      <w:proofErr w:type="spellStart"/>
+      <w:r>
+        <w:t>bersifat</w:t>
+      </w:r>
+      <w:proofErr w:type="spellEnd"/>
+      <w:r>
+        <w:t xml:space="preserve"> </w:t>
+      </w:r>
+      <w:proofErr w:type="spellStart"/>
+      <w:r>
+        <w:t>prediksi</w:t>
+      </w:r>
+      <w:proofErr w:type="spellEnd"/>
+      <w:r>
+        <w:t xml:space="preserve"> </w:t>
+      </w:r>
+      <w:proofErr w:type="spellStart"/>
+      <w:r>
+        <w:t>komputasi</w:t>
+      </w:r>
+      <w:proofErr w:type="spellEnd"/>
+      <w:r>
+        <w:t xml:space="preserve"> dan </w:t>
+      </w:r>
+      <w:proofErr w:type="spellStart"/>
+      <w:r>
+        <w:t>memiliki</w:t>
+      </w:r>
+      <w:proofErr w:type="spellEnd"/>
+      <w:r>
+        <w:t xml:space="preserve"> </w:t>
+      </w:r>
+      <w:proofErr w:type="spellStart"/>
+      <w:r>
+        <w:t>sejumlah</w:t>
+      </w:r>
+      <w:proofErr w:type="spellEnd"/>
+      <w:r>
+        <w:t xml:space="preserve"> </w:t>
+      </w:r>
+      <w:proofErr w:type="spellStart"/>
+      <w:r>
+        <w:t>keterbatasan</w:t>
+      </w:r>
+      <w:proofErr w:type="spellEnd"/>
+      <w:r>
+        <w:t xml:space="preserve">: protein </w:t>
+      </w:r>
+      <w:proofErr w:type="spellStart"/>
+      <w:r>
+        <w:t>diperlakukan</w:t>
+      </w:r>
+      <w:proofErr w:type="spellEnd"/>
+      <w:r>
+        <w:t xml:space="preserve"> </w:t>
+      </w:r>
+      <w:proofErr w:type="spellStart"/>
+      <w:r>
+        <w:t>sebagai</w:t>
+      </w:r>
+      <w:proofErr w:type="spellEnd"/>
+      <w:r>
+        <w:t xml:space="preserve"> </w:t>
+      </w:r>
+      <w:proofErr w:type="spellStart"/>
+      <w:r>
+        <w:t>struktur</w:t>
+      </w:r>
+      <w:proofErr w:type="spellEnd"/>
+      <w:r>
+        <w:t xml:space="preserve"> rigid </w:t>
+      </w:r>
+      <w:proofErr w:type="spellStart"/>
+      <w:r>
+        <w:t>sehingga</w:t>
+      </w:r>
+      <w:proofErr w:type="spellEnd"/>
+      <w:r>
+        <w:t xml:space="preserve"> </w:t>
+      </w:r>
+      <w:proofErr w:type="spellStart"/>
+      <w:r>
+        <w:t>fleksibilitas</w:t>
+      </w:r>
+      <w:proofErr w:type="spellEnd"/>
+      <w:r>
+        <w:t xml:space="preserve"> </w:t>
+      </w:r>
+      <w:proofErr w:type="spellStart"/>
+      <w:r>
+        <w:t>alami</w:t>
+      </w:r>
+      <w:proofErr w:type="spellEnd"/>
+      <w:r>
+        <w:t xml:space="preserve"> CTNNB1 (induced fit) </w:t>
+      </w:r>
+      <w:proofErr w:type="spellStart"/>
+      <w:r>
+        <w:t>tidak</w:t>
+      </w:r>
+      <w:proofErr w:type="spellEnd"/>
+      <w:r>
+        <w:t xml:space="preserve"> </w:t>
+      </w:r>
+      <w:proofErr w:type="spellStart"/>
+      <w:r>
+        <w:t>terperhitungkan</w:t>
+      </w:r>
+      <w:proofErr w:type="spellEnd"/>
+      <w:r>
+        <w:t xml:space="preserve">, </w:t>
+      </w:r>
+      <w:proofErr w:type="spellStart"/>
+      <w:r>
+        <w:t>nilai</w:t>
+      </w:r>
+      <w:proofErr w:type="spellEnd"/>
+      <w:r>
+        <w:t xml:space="preserve"> ΔG yang </w:t>
+      </w:r>
+      <w:proofErr w:type="spellStart"/>
+      <w:r>
+        <w:t>dihasilkan</w:t>
+      </w:r>
+      <w:proofErr w:type="spellEnd"/>
+      <w:r>
+        <w:t xml:space="preserve"> </w:t>
+      </w:r>
+      <w:proofErr w:type="spellStart"/>
+      <w:r>
+        <w:t>merupakan</w:t>
+      </w:r>
+      <w:proofErr w:type="spellEnd"/>
+      <w:r>
+        <w:t xml:space="preserve"> </w:t>
+      </w:r>
+      <w:proofErr w:type="spellStart"/>
+      <w:r>
+        <w:t>nilai</w:t>
+      </w:r>
+      <w:proofErr w:type="spellEnd"/>
+      <w:r>
+        <w:t xml:space="preserve"> </w:t>
+      </w:r>
+      <w:proofErr w:type="spellStart"/>
+      <w:r>
+        <w:t>peringkat</w:t>
+      </w:r>
+      <w:proofErr w:type="spellEnd"/>
+      <w:r>
+        <w:t xml:space="preserve"> </w:t>
+      </w:r>
+      <w:proofErr w:type="spellStart"/>
+      <w:r>
+        <w:t>relatif</w:t>
+      </w:r>
+      <w:proofErr w:type="spellEnd"/>
+      <w:r>
+        <w:t xml:space="preserve"> dan </w:t>
+      </w:r>
+      <w:proofErr w:type="spellStart"/>
+      <w:r>
+        <w:t>bukan</w:t>
+      </w:r>
+      <w:proofErr w:type="spellEnd"/>
+      <w:r>
+        <w:t xml:space="preserve"> </w:t>
+      </w:r>
+      <w:proofErr w:type="spellStart"/>
+      <w:r>
+        <w:t>nilai</w:t>
+      </w:r>
+      <w:proofErr w:type="spellEnd"/>
+      <w:r>
+        <w:t xml:space="preserve"> </w:t>
+      </w:r>
+      <w:proofErr w:type="spellStart"/>
+      <w:r>
+        <w:t>termodinamika</w:t>
+      </w:r>
+      <w:proofErr w:type="spellEnd"/>
+      <w:r>
+        <w:t xml:space="preserve"> </w:t>
+      </w:r>
+      <w:proofErr w:type="spellStart"/>
+      <w:r>
+        <w:t>sejati</w:t>
+      </w:r>
+      <w:proofErr w:type="spellEnd"/>
+      <w:r>
+        <w:t xml:space="preserve">, </w:t>
+      </w:r>
+      <w:proofErr w:type="spellStart"/>
+      <w:r>
+        <w:t>serta</w:t>
+      </w:r>
+      <w:proofErr w:type="spellEnd"/>
+      <w:r>
+        <w:t xml:space="preserve"> </w:t>
+      </w:r>
+      <w:proofErr w:type="spellStart"/>
+      <w:r>
+        <w:t>belum</w:t>
+      </w:r>
+      <w:proofErr w:type="spellEnd"/>
+      <w:r>
+        <w:t xml:space="preserve"> </w:t>
+      </w:r>
+      <w:proofErr w:type="spellStart"/>
+      <w:r>
+        <w:t>mempertimbangkan</w:t>
+      </w:r>
+      <w:proofErr w:type="spellEnd"/>
+      <w:r>
+        <w:t xml:space="preserve"> </w:t>
+      </w:r>
+      <w:proofErr w:type="spellStart"/>
+      <w:r>
+        <w:t>aspek</w:t>
+      </w:r>
+      <w:proofErr w:type="spellEnd"/>
+      <w:r>
+        <w:t xml:space="preserve"> </w:t>
+      </w:r>
+      <w:proofErr w:type="spellStart"/>
+      <w:r>
+        <w:t>toksisitas</w:t>
+      </w:r>
+      <w:proofErr w:type="spellEnd"/>
+      <w:r>
+        <w:t xml:space="preserve"> </w:t>
+      </w:r>
+      <w:proofErr w:type="spellStart"/>
+      <w:r>
+        <w:t>maupun</w:t>
+      </w:r>
+      <w:proofErr w:type="spellEnd"/>
+      <w:r>
+        <w:t xml:space="preserve"> </w:t>
+      </w:r>
+      <w:proofErr w:type="spellStart"/>
+      <w:r>
+        <w:t>kondisi</w:t>
+      </w:r>
+      <w:proofErr w:type="spellEnd"/>
+      <w:r>
+        <w:t xml:space="preserve"> </w:t>
+      </w:r>
+      <w:proofErr w:type="spellStart"/>
+      <w:r>
+        <w:t>fisiologis</w:t>
+      </w:r>
+      <w:proofErr w:type="spellEnd"/>
+      <w:r>
+        <w:t xml:space="preserve"> </w:t>
+      </w:r>
+      <w:proofErr w:type="spellStart"/>
+      <w:r>
+        <w:t>nyata</w:t>
+      </w:r>
+      <w:proofErr w:type="spellEnd"/>
+      <w:r>
+        <w:t xml:space="preserve"> (pH, </w:t>
+      </w:r>
+      <w:proofErr w:type="spellStart"/>
+      <w:r>
+        <w:t>suhu</w:t>
+      </w:r>
+      <w:proofErr w:type="spellEnd"/>
+      <w:r>
+        <w:t xml:space="preserve">, </w:t>
+      </w:r>
+      <w:proofErr w:type="spellStart"/>
+      <w:r>
+        <w:t>lingkungan</w:t>
+      </w:r>
+      <w:proofErr w:type="spellEnd"/>
+      <w:r>
+        <w:t xml:space="preserve"> </w:t>
+      </w:r>
+      <w:proofErr w:type="spellStart"/>
+      <w:r>
+        <w:t>seluler</w:t>
+      </w:r>
+      <w:proofErr w:type="spellEnd"/>
+      <w:r>
+        <w:t xml:space="preserve">). Oleh </w:t>
+      </w:r>
+      <w:proofErr w:type="spellStart"/>
+      <w:r>
+        <w:t>karena</w:t>
+      </w:r>
+      <w:proofErr w:type="spellEnd"/>
+      <w:r>
+        <w:t xml:space="preserve"> </w:t>
+      </w:r>
+      <w:proofErr w:type="spellStart"/>
+      <w:r>
+        <w:t>itu</w:t>
+      </w:r>
+      <w:proofErr w:type="spellEnd"/>
+      <w:r>
+        <w:t xml:space="preserve">, </w:t>
+      </w:r>
+      <w:proofErr w:type="spellStart"/>
+      <w:r>
+        <w:t>hasil</w:t>
+      </w:r>
+      <w:proofErr w:type="spellEnd"/>
+      <w:r>
+        <w:t xml:space="preserve"> </w:t>
+      </w:r>
+      <w:proofErr w:type="spellStart"/>
+      <w:r>
+        <w:t>ini</w:t>
+      </w:r>
+      <w:proofErr w:type="spellEnd"/>
+      <w:r>
+        <w:t xml:space="preserve"> </w:t>
+      </w:r>
+      <w:proofErr w:type="spellStart"/>
+      <w:r>
+        <w:t>perlu</w:t>
+      </w:r>
+      <w:proofErr w:type="spellEnd"/>
+      <w:r>
+        <w:t xml:space="preserve"> </w:t>
+      </w:r>
+      <w:proofErr w:type="spellStart"/>
+      <w:r>
+        <w:t>divalidasi</w:t>
+      </w:r>
+      <w:proofErr w:type="spellEnd"/>
+      <w:r>
+        <w:t xml:space="preserve"> </w:t>
+      </w:r>
+      <w:proofErr w:type="spellStart"/>
+      <w:r>
+        <w:t>lebih</w:t>
+      </w:r>
+      <w:proofErr w:type="spellEnd"/>
+      <w:r>
+        <w:t xml:space="preserve"> </w:t>
+      </w:r>
+      <w:proofErr w:type="spellStart"/>
+      <w:r>
+        <w:t>lanjut</w:t>
+      </w:r>
+      <w:proofErr w:type="spellEnd"/>
+      <w:r>
+        <w:t xml:space="preserve"> </w:t>
+      </w:r>
+      <w:proofErr w:type="spellStart"/>
+      <w:r>
+        <w:t>melalui</w:t>
+      </w:r>
+      <w:proofErr w:type="spellEnd"/>
+      <w:r>
+        <w:t xml:space="preserve"> </w:t>
+      </w:r>
+      <w:proofErr w:type="spellStart"/>
+      <w:r>
+        <w:t>simulasi</w:t>
+      </w:r>
+      <w:proofErr w:type="spellEnd"/>
+      <w:r>
+        <w:t xml:space="preserve"> Molecular Dynamics dan uji </w:t>
+      </w:r>
+      <w:proofErr w:type="spellStart"/>
+      <w:r>
+        <w:t>eksperimental</w:t>
+      </w:r>
+      <w:proofErr w:type="spellEnd"/>
+      <w:r>
+        <w:t xml:space="preserve"> in vitro/in vivo </w:t>
+      </w:r>
+      <w:proofErr w:type="spellStart"/>
+      <w:r>
+        <w:t>sebelum</w:t>
+      </w:r>
+      <w:proofErr w:type="spellEnd"/>
+      <w:r>
+        <w:t xml:space="preserve"> </w:t>
+      </w:r>
+      <w:proofErr w:type="spellStart"/>
+      <w:r>
+        <w:t>dapat</w:t>
+      </w:r>
+      <w:proofErr w:type="spellEnd"/>
+      <w:r>
+        <w:t xml:space="preserve"> </w:t>
+      </w:r>
+      <w:proofErr w:type="spellStart"/>
+      <w:r>
+        <w:t>disimpulkan</w:t>
+      </w:r>
+      <w:proofErr w:type="spellEnd"/>
+      <w:r>
+        <w:t xml:space="preserve"> </w:t>
+      </w:r>
+      <w:proofErr w:type="spellStart"/>
+      <w:r>
+        <w:t>secara</w:t>
+      </w:r>
+      <w:proofErr w:type="spellEnd"/>
+      <w:r>
+        <w:t xml:space="preserve"> </w:t>
+      </w:r>
+      <w:proofErr w:type="spellStart"/>
+      <w:r>
+        <w:t>definitif</w:t>
+      </w:r>
+      <w:proofErr w:type="spellEnd"/>
+      <w:r>
+        <w:t xml:space="preserve"> </w:t>
+      </w:r>
+      <w:proofErr w:type="spellStart"/>
+      <w:r>
+        <w:t>mengenai</w:t>
+      </w:r>
+      <w:proofErr w:type="spellEnd"/>
+      <w:r>
+        <w:t xml:space="preserve"> </w:t>
+      </w:r>
+      <w:proofErr w:type="spellStart"/>
+      <w:r>
+        <w:t>potensi</w:t>
+      </w:r>
+      <w:proofErr w:type="spellEnd"/>
+      <w:r>
+        <w:t xml:space="preserve"> Quercetin </w:t>
+      </w:r>
+      <w:proofErr w:type="spellStart"/>
+      <w:r>
+        <w:t>sebagai</w:t>
+      </w:r>
+      <w:proofErr w:type="spellEnd"/>
+      <w:r>
+        <w:t xml:space="preserve"> </w:t>
+      </w:r>
+      <w:proofErr w:type="spellStart"/>
+      <w:r>
+        <w:t>agen</w:t>
+      </w:r>
+      <w:proofErr w:type="spellEnd"/>
+      <w:r>
+        <w:t xml:space="preserve"> modulator </w:t>
+      </w:r>
+      <w:proofErr w:type="spellStart"/>
+      <w:r>
+        <w:t>jalur</w:t>
+      </w:r>
+      <w:proofErr w:type="spellEnd"/>
+      <w:r>
+        <w:t xml:space="preserve"> </w:t>
+      </w:r>
+      <w:proofErr w:type="spellStart"/>
+      <w:r>
+        <w:t>Wnt</w:t>
+      </w:r>
+      <w:proofErr w:type="spellEnd"/>
+      <w:r>
+        <w:t>/β-catenin.</w:t>
       </w:r>
     </w:p>
     <w:p>
       <w:pPr>
         <w:pStyle w:val="Heading1"/>
-        <w:spacing w:after="150" w:before="300"/>
+        <w:spacing w:before="300" w:after="150"/>
       </w:pPr>
       <w:r>
-        <w:t xml:space="preserve">7. Daftar Pustaka</w:t>
+        <w:t>7. Daftar Pustaka</w:t>
       </w:r>
     </w:p>
     <w:p>
@@ -1909,11 +6130,15 @@
         <w:jc w:val="both"/>
       </w:pPr>
       <w:r>
-        <w:rPr>
-          <w:sz w:val="20"/>
-          <w:szCs w:val="20"/>
-        </w:rPr>
-        <w:t xml:space="preserve">Graham, T. A., Weaver, C., Mao, F., Kimelman, D., &amp; Xu, W. (2000). Crystal structure of a β-catenin/Tcf complex. Cell, 103(6), 885–896.</w:t>
+        <w:t>Graham, T. A., Weaver, C., Mao, F., Kimelman, D., &amp; Xu, W. (2000). Crystal structure of a β-catenin/</w:t>
+      </w:r>
+      <w:proofErr w:type="spellStart"/>
+      <w:r>
+        <w:t>Tcf</w:t>
+      </w:r>
+      <w:proofErr w:type="spellEnd"/>
+      <w:r>
+        <w:t xml:space="preserve"> complex. Cell, 103(6), 885–896.</w:t>
       </w:r>
     </w:p>
     <w:p>
@@ -1926,105 +6151,153 @@
           <w:i/>
           <w:iCs/>
           <w:color w:val="C00000"/>
-          <w:sz w:val="20"/>
-          <w:szCs w:val="20"/>
-        </w:rPr>
-        <w:t xml:space="preserve">[Tambahkan referensi lain yang relevan, termasuk paper Week 1 dan sumber PrankWeb/RCSB PDB/PubChem yang digunakan]</w:t>
+        </w:rPr>
+        <w:t>[</w:t>
+      </w:r>
+      <w:proofErr w:type="spellStart"/>
+      <w:r>
+        <w:rPr>
+          <w:i/>
+          <w:iCs/>
+          <w:color w:val="C00000"/>
+        </w:rPr>
+        <w:t>Tambahkan</w:t>
+      </w:r>
+      <w:proofErr w:type="spellEnd"/>
+      <w:r>
+        <w:rPr>
+          <w:i/>
+          <w:iCs/>
+          <w:color w:val="C00000"/>
+        </w:rPr>
+        <w:t xml:space="preserve"> </w:t>
+      </w:r>
+      <w:proofErr w:type="spellStart"/>
+      <w:r>
+        <w:rPr>
+          <w:i/>
+          <w:iCs/>
+          <w:color w:val="C00000"/>
+        </w:rPr>
+        <w:t>referensi</w:t>
+      </w:r>
+      <w:proofErr w:type="spellEnd"/>
+      <w:r>
+        <w:rPr>
+          <w:i/>
+          <w:iCs/>
+          <w:color w:val="C00000"/>
+        </w:rPr>
+        <w:t xml:space="preserve"> lain yang </w:t>
+      </w:r>
+      <w:proofErr w:type="spellStart"/>
+      <w:r>
+        <w:rPr>
+          <w:i/>
+          <w:iCs/>
+          <w:color w:val="C00000"/>
+        </w:rPr>
+        <w:t>relevan</w:t>
+      </w:r>
+      <w:proofErr w:type="spellEnd"/>
+      <w:r>
+        <w:rPr>
+          <w:i/>
+          <w:iCs/>
+          <w:color w:val="C00000"/>
+        </w:rPr>
+        <w:t xml:space="preserve">, </w:t>
+      </w:r>
+      <w:proofErr w:type="spellStart"/>
+      <w:r>
+        <w:rPr>
+          <w:i/>
+          <w:iCs/>
+          <w:color w:val="C00000"/>
+        </w:rPr>
+        <w:t>termasuk</w:t>
+      </w:r>
+      <w:proofErr w:type="spellEnd"/>
+      <w:r>
+        <w:rPr>
+          <w:i/>
+          <w:iCs/>
+          <w:color w:val="C00000"/>
+        </w:rPr>
+        <w:t xml:space="preserve"> paper Week 1 dan </w:t>
+      </w:r>
+      <w:proofErr w:type="spellStart"/>
+      <w:r>
+        <w:rPr>
+          <w:i/>
+          <w:iCs/>
+          <w:color w:val="C00000"/>
+        </w:rPr>
+        <w:t>sumber</w:t>
+      </w:r>
+      <w:proofErr w:type="spellEnd"/>
+      <w:r>
+        <w:rPr>
+          <w:i/>
+          <w:iCs/>
+          <w:color w:val="C00000"/>
+        </w:rPr>
+        <w:t xml:space="preserve"> </w:t>
+      </w:r>
+      <w:proofErr w:type="spellStart"/>
+      <w:r>
+        <w:rPr>
+          <w:i/>
+          <w:iCs/>
+          <w:color w:val="C00000"/>
+        </w:rPr>
+        <w:t>PrankWeb</w:t>
+      </w:r>
+      <w:proofErr w:type="spellEnd"/>
+      <w:r>
+        <w:rPr>
+          <w:i/>
+          <w:iCs/>
+          <w:color w:val="C00000"/>
+        </w:rPr>
+        <w:t xml:space="preserve">/RCSB PDB/PubChem yang </w:t>
+      </w:r>
+      <w:proofErr w:type="spellStart"/>
+      <w:r>
+        <w:rPr>
+          <w:i/>
+          <w:iCs/>
+          <w:color w:val="C00000"/>
+        </w:rPr>
+        <w:t>digunakan</w:t>
+      </w:r>
+      <w:proofErr w:type="spellEnd"/>
+      <w:r>
+        <w:rPr>
+          <w:i/>
+          <w:iCs/>
+          <w:color w:val="C00000"/>
+        </w:rPr>
+        <w:t>]</w:t>
       </w:r>
     </w:p>
     <w:sectPr>
-      <w:pgSz w:w="12240" w:h="15840" w:orient="portrait"/>
+      <w:pgSz w:w="12240" w:h="15840"/>
       <w:pgMar w:top="1440" w:right="1440" w:bottom="1440" w:left="1440" w:header="708" w:footer="708" w:gutter="0"/>
-      <w:pgNumType/>
+      <w:cols w:space="720"/>
       <w:docGrid w:linePitch="360"/>
     </w:sectPr>
   </w:body>
 </w:document>
 </file>
 
-<file path=word/comments.xml><?xml version="1.0" encoding="utf-8"?>
-<w:comments xmlns:cx="http://schemas.microsoft.com/office/drawing/2014/chartex" xmlns:cx1="http://schemas.microsoft.com/office/drawing/2015/9/8/chartex" xmlns:cx2="http://schemas.microsoft.com/office/drawing/2015/10/21/chartex" xmlns:cx3="http://schemas.microsoft.com/office/drawing/2016/5/9/chartex" xmlns:cx4="http://schemas.microsoft.com/office/drawing/2016/5/10/chartex" xmlns:cx5="http://schemas.microsoft.com/office/drawing/2016/5/11/chartex" xmlns:cx6="http://schemas.microsoft.com/office/drawing/2016/5/12/chartex" xmlns:cx7="http://schemas.microsoft.com/office/drawing/2016/5/13/chartex" xmlns:cx8="http://schemas.microsoft.com/office/drawing/2016/5/14/chartex" xmlns:mc="http://schemas.openxmlformats.org/markup-compatibility/2006" xmlns:aink="http://schemas.microsoft.com/office/drawing/2016/ink" xmlns:am3d="http://schemas.microsoft.com/office/drawing/2017/model3d" xmlns:o="urn:schemas-microsoft-com:office:office" xmlns:r="http://schemas.openxmlformats.org/officeDocument/2006/relationships" xmlns:m="http://schemas.openxmlformats.org/officeDocument/2006/math" xmlns:v="urn:schemas-microsoft-com:vml" xmlns:wp14="http://schemas.microsoft.com/office/word/2010/wordprocessingDrawing" xmlns:wp="http://schemas.openxmlformats.org/drawingml/2006/wordprocessingDrawing" xmlns:w10="urn:schemas-microsoft-com:office:word" xmlns:w="http://schemas.openxmlformats.org/wordprocessingml/2006/main" xmlns:w14="http://schemas.microsoft.com/office/word/2010/wordml" xmlns:w15="http://schemas.microsoft.com/office/word/2012/wordml" xmlns:w16cex="http://schemas.microsoft.com/office/word/2018/wordml/cex" xmlns:w16cid="http://schemas.microsoft.com/office/word/2016/wordml/cid" xmlns:w16="http://schemas.microsoft.com/office/word/2018/wordml" xmlns:w16sdtdh="http://schemas.microsoft.com/office/word/2020/wordml/sdtdatahash" xmlns:w16se="http://schemas.microsoft.com/office/word/2015/wordml/symex" xmlns:wpg="http://schemas.microsoft.com/office/word/2010/wordprocessingGroup" xmlns:wpi="http://schemas.microsoft.com/office/word/2010/wordprocessingInk" xmlns:wne="http://schemas.microsoft.com/office/word/2006/wordml" xmlns:wps="http://schemas.microsoft.com/office/word/2010/wordprocessingShape"/>
-</file>
-
-<file path=word/endnotes.xml><?xml version="1.0" encoding="utf-8"?>
-<w:endnotes xmlns:wpc="http://schemas.microsoft.com/office/word/2010/wordprocessingCanvas" xmlns:mc="http://schemas.openxmlformats.org/markup-compatibility/2006" xmlns:o="urn:schemas-microsoft-com:office:office" xmlns:r="http://schemas.openxmlformats.org/officeDocument/2006/relationships" xmlns:m="http://schemas.openxmlformats.org/officeDocument/2006/math" xmlns:v="urn:schemas-microsoft-com:vml" xmlns:wp14="http://schemas.microsoft.com/office/word/2010/wordprocessingDrawing" xmlns:wp="http://schemas.openxmlformats.org/drawingml/2006/wordprocessingDrawing" xmlns:w10="urn:schemas-microsoft-com:office:word" xmlns:w="http://schemas.openxmlformats.org/wordprocessingml/2006/main" xmlns:w14="http://schemas.microsoft.com/office/word/2010/wordml" xmlns:w15="http://schemas.microsoft.com/office/word/2012/wordml" xmlns:wpg="http://schemas.microsoft.com/office/word/2010/wordprocessingGroup" xmlns:wpi="http://schemas.microsoft.com/office/word/2010/wordprocessingInk" xmlns:wne="http://schemas.microsoft.com/office/word/2006/wordml" xmlns:wps="http://schemas.microsoft.com/office/word/2010/wordprocessingShape" mc:Ignorable="w14 w15 wp14">
-  <w:endnote w:type="separator" w:id="-1">
-    <w:p>
-      <w:pPr>
-        <w:spacing w:after="0" w:line="240" w:lineRule="auto"/>
-      </w:pPr>
-      <w:r>
-        <w:rPr>
-          <w:rStyle w:val="EndnoteReference"/>
-        </w:rPr>
-        <w:endnoteRef/>
-      </w:r>
-      <w:r>
-        <w:separator/>
-      </w:r>
-    </w:p>
-  </w:endnote>
-  <w:endnote w:type="continuationSeparator" w:id="0">
-    <w:p>
-      <w:pPr>
-        <w:spacing w:after="0" w:line="240" w:lineRule="auto"/>
-      </w:pPr>
-      <w:r>
-        <w:rPr>
-          <w:rStyle w:val="EndnoteReference"/>
-        </w:rPr>
-        <w:endnoteRef/>
-      </w:r>
-      <w:r>
-        <w:continuationSeparator/>
-      </w:r>
-    </w:p>
-  </w:endnote>
-</w:endnotes>
-</file>
-
-<file path=word/footnotes.xml><?xml version="1.0" encoding="utf-8"?>
-<w:footnotes xmlns:wpc="http://schemas.microsoft.com/office/word/2010/wordprocessingCanvas" xmlns:mc="http://schemas.openxmlformats.org/markup-compatibility/2006" xmlns:o="urn:schemas-microsoft-com:office:office" xmlns:r="http://schemas.openxmlformats.org/officeDocument/2006/relationships" xmlns:m="http://schemas.openxmlformats.org/officeDocument/2006/math" xmlns:v="urn:schemas-microsoft-com:vml" xmlns:wp14="http://schemas.microsoft.com/office/word/2010/wordprocessingDrawing" xmlns:wp="http://schemas.openxmlformats.org/drawingml/2006/wordprocessingDrawing" xmlns:w10="urn:schemas-microsoft-com:office:word" xmlns:w="http://schemas.openxmlformats.org/wordprocessingml/2006/main" xmlns:w14="http://schemas.microsoft.com/office/word/2010/wordml" xmlns:w15="http://schemas.microsoft.com/office/word/2012/wordml" xmlns:wpg="http://schemas.microsoft.com/office/word/2010/wordprocessingGroup" xmlns:wpi="http://schemas.microsoft.com/office/word/2010/wordprocessingInk" xmlns:wne="http://schemas.microsoft.com/office/word/2006/wordml" xmlns:wps="http://schemas.microsoft.com/office/word/2010/wordprocessingShape" mc:Ignorable="w14 w15 wp14">
-  <w:footnote w:type="separator" w:id="-1">
-    <w:p>
-      <w:pPr>
-        <w:spacing w:after="0" w:line="240" w:lineRule="auto"/>
-      </w:pPr>
-      <w:r>
-        <w:rPr>
-          <w:rStyle w:val="FootnoteReference"/>
-        </w:rPr>
-        <w:footnoteRef/>
-      </w:r>
-      <w:r>
-        <w:separator/>
-      </w:r>
-    </w:p>
-  </w:footnote>
-  <w:footnote w:type="continuationSeparator" w:id="0">
-    <w:p>
-      <w:pPr>
-        <w:spacing w:after="0" w:line="240" w:lineRule="auto"/>
-      </w:pPr>
-      <w:r>
-        <w:rPr>
-          <w:rStyle w:val="FootnoteReference"/>
-        </w:rPr>
-        <w:footnoteRef/>
-      </w:r>
-      <w:r>
-        <w:continuationSeparator/>
-      </w:r>
-    </w:p>
-  </w:footnote>
-</w:footnotes>
-</file>
-
 <file path=word/numbering.xml><?xml version="1.0" encoding="utf-8"?>
-<w:numbering xmlns:wpc="http://schemas.microsoft.com/office/word/2010/wordprocessingCanvas" xmlns:mc="http://schemas.openxmlformats.org/markup-compatibility/2006" xmlns:o="urn:schemas-microsoft-com:office:office" xmlns:r="http://schemas.openxmlformats.org/officeDocument/2006/relationships" xmlns:m="http://schemas.openxmlformats.org/officeDocument/2006/math" xmlns:v="urn:schemas-microsoft-com:vml" xmlns:wp14="http://schemas.microsoft.com/office/word/2010/wordprocessingDrawing" xmlns:wp="http://schemas.openxmlformats.org/drawingml/2006/wordprocessingDrawing" xmlns:w10="urn:schemas-microsoft-com:office:word" xmlns:w="http://schemas.openxmlformats.org/wordprocessingml/2006/main" xmlns:w14="http://schemas.microsoft.com/office/word/2010/wordml" xmlns:w15="http://schemas.microsoft.com/office/word/2012/wordml" xmlns:wpg="http://schemas.microsoft.com/office/word/2010/wordprocessingGroup" xmlns:wpi="http://schemas.microsoft.com/office/word/2010/wordprocessingInk" xmlns:wne="http://schemas.microsoft.com/office/word/2006/wordml" xmlns:wps="http://schemas.microsoft.com/office/word/2010/wordprocessingShape" mc:Ignorable="w14 w15 wp14">
-  <w:abstractNum w:abstractNumId="1" w15:restartNumberingAfterBreak="0">
+<w:numbering xmlns:wpc="http://schemas.microsoft.com/office/word/2010/wordprocessingCanvas" xmlns:cx="http://schemas.microsoft.com/office/drawing/2014/chartex" xmlns:cx1="http://schemas.microsoft.com/office/drawing/2015/9/8/chartex" xmlns:cx2="http://schemas.microsoft.com/office/drawing/2015/10/21/chartex" xmlns:cx3="http://schemas.microsoft.com/office/drawing/2016/5/9/chartex" xmlns:cx4="http://schemas.microsoft.com/office/drawing/2016/5/10/chartex" xmlns:cx5="http://schemas.microsoft.com/office/drawing/2016/5/11/chartex" xmlns:cx6="http://schemas.microsoft.com/office/drawing/2016/5/12/chartex" xmlns:cx7="http://schemas.microsoft.com/office/drawing/2016/5/13/chartex" xmlns:cx8="http://schemas.microsoft.com/office/drawing/2016/5/14/chartex" xmlns:mc="http://schemas.openxmlformats.org/markup-compatibility/2006" xmlns:aink="http://schemas.microsoft.com/office/drawing/2016/ink" xmlns:am3d="http://schemas.microsoft.com/office/drawing/2017/model3d" xmlns:o="urn:schemas-microsoft-com:office:office" xmlns:oel="http://schemas.microsoft.com/office/2019/extlst" xmlns:r="http://schemas.openxmlformats.org/officeDocument/2006/relationships" xmlns:m="http://schemas.openxmlformats.org/officeDocument/2006/math" xmlns:v="urn:schemas-microsoft-com:vml" xmlns:wp14="http://schemas.microsoft.com/office/word/2010/wordprocessingDrawing" xmlns:wp="http://schemas.openxmlformats.org/drawingml/2006/wordprocessingDrawing" xmlns:w10="urn:schemas-microsoft-com:office:word" xmlns:w="http://schemas.openxmlformats.org/wordprocessingml/2006/main" xmlns:w14="http://schemas.microsoft.com/office/word/2010/wordml" xmlns:w15="http://schemas.microsoft.com/office/word/2012/wordml" xmlns:w16cei="http://schemas.microsoft.com/office/word/2026/wordml/cei" xmlns:w16cex="http://schemas.microsoft.com/office/word/2018/wordml/cex" xmlns:w16cid="http://schemas.microsoft.com/office/word/2016/wordml/cid" xmlns:w16="http://schemas.microsoft.com/office/word/2018/wordml" xmlns:w16du="http://schemas.microsoft.com/office/word/2023/wordml/word16du" xmlns:w16sdtdh="http://schemas.microsoft.com/office/word/2020/wordml/sdtdatahash" xmlns:w16sdtfl="http://schemas.microsoft.com/office/word/2024/wordml/sdtformatlock" xmlns:w16se="http://schemas.microsoft.com/office/word/2015/wordml/symex" xmlns:wpg="http://schemas.microsoft.com/office/word/2010/wordprocessingGroup" xmlns:wpi="http://schemas.microsoft.com/office/word/2010/wordprocessingInk" xmlns:wne="http://schemas.microsoft.com/office/word/2006/wordml" xmlns:wps="http://schemas.microsoft.com/office/word/2010/wordprocessingShape" mc:Ignorable="w14 w15 w16se w16cid w16 w16cex w16sdtdh w16sdtfl w16du wp14">
+  <w:abstractNum w:abstractNumId="0" w15:restartNumberingAfterBreak="0">
+    <w:nsid w:val="37CB2C38"/>
     <w:multiLevelType w:val="hybridMultilevel"/>
-    <w:lvl w:ilvl="0" w15:tentative="1">
+    <w:tmpl w:val="64688002"/>
+    <w:lvl w:ilvl="0" w:tplc="2E74A366">
       <w:start w:val="1"/>
       <w:numFmt w:val="bullet"/>
       <w:lvlText w:val="●"/>
@@ -2033,7 +6306,7 @@
         <w:ind w:left="720" w:hanging="360"/>
       </w:pPr>
     </w:lvl>
-    <w:lvl w:ilvl="1" w15:tentative="1">
+    <w:lvl w:ilvl="1" w:tplc="020E2A4A">
       <w:start w:val="1"/>
       <w:numFmt w:val="bullet"/>
       <w:lvlText w:val="○"/>
@@ -2042,7 +6315,7 @@
         <w:ind w:left="1440" w:hanging="360"/>
       </w:pPr>
     </w:lvl>
-    <w:lvl w:ilvl="2" w15:tentative="1">
+    <w:lvl w:ilvl="2" w:tplc="CE2ADF7A">
       <w:start w:val="1"/>
       <w:numFmt w:val="bullet"/>
       <w:lvlText w:val="■"/>
@@ -2051,7 +6324,7 @@
         <w:ind w:left="2160" w:hanging="360"/>
       </w:pPr>
     </w:lvl>
-    <w:lvl w:ilvl="3" w15:tentative="1">
+    <w:lvl w:ilvl="3" w:tplc="DF22ABA4">
       <w:start w:val="1"/>
       <w:numFmt w:val="bullet"/>
       <w:lvlText w:val="●"/>
@@ -2060,7 +6333,7 @@
         <w:ind w:left="2880" w:hanging="360"/>
       </w:pPr>
     </w:lvl>
-    <w:lvl w:ilvl="4" w15:tentative="1">
+    <w:lvl w:ilvl="4" w:tplc="53C087B2">
       <w:start w:val="1"/>
       <w:numFmt w:val="bullet"/>
       <w:lvlText w:val="○"/>
@@ -2069,7 +6342,7 @@
         <w:ind w:left="3600" w:hanging="360"/>
       </w:pPr>
     </w:lvl>
-    <w:lvl w:ilvl="5" w15:tentative="1">
+    <w:lvl w:ilvl="5" w:tplc="4080DC88">
       <w:start w:val="1"/>
       <w:numFmt w:val="bullet"/>
       <w:lvlText w:val="■"/>
@@ -2078,7 +6351,7 @@
         <w:ind w:left="4320" w:hanging="360"/>
       </w:pPr>
     </w:lvl>
-    <w:lvl w:ilvl="6" w15:tentative="1">
+    <w:lvl w:ilvl="6" w:tplc="E8525378">
       <w:start w:val="1"/>
       <w:numFmt w:val="bullet"/>
       <w:lvlText w:val="●"/>
@@ -2087,7 +6360,7 @@
         <w:ind w:left="5040" w:hanging="360"/>
       </w:pPr>
     </w:lvl>
-    <w:lvl w:ilvl="7" w15:tentative="1">
+    <w:lvl w:ilvl="7" w:tplc="B706FF84">
       <w:start w:val="1"/>
       <w:numFmt w:val="bullet"/>
       <w:lvlText w:val="●"/>
@@ -2096,7 +6369,7 @@
         <w:ind w:left="5760" w:hanging="360"/>
       </w:pPr>
     </w:lvl>
-    <w:lvl w:ilvl="8" w15:tentative="1">
+    <w:lvl w:ilvl="8" w:tplc="1BD87674">
       <w:start w:val="1"/>
       <w:numFmt w:val="bullet"/>
       <w:lvlText w:val="●"/>
@@ -2106,8 +6379,8 @@
       </w:pPr>
     </w:lvl>
   </w:abstractNum>
-  <w:num w:numId="1">
-    <w:abstractNumId w:val="1"/>
+  <w:num w:numId="1" w16cid:durableId="249703370">
+    <w:abstractNumId w:val="0"/>
     <w:lvlOverride w:ilvl="0">
       <w:startOverride w:val="1"/>
     </w:lvlOverride>
@@ -2116,26 +6389,405 @@
 </file>
 
 <file path=word/styles.xml><?xml version="1.0" encoding="utf-8"?>
-<w:styles xmlns:mc="http://schemas.openxmlformats.org/markup-compatibility/2006" xmlns:r="http://schemas.openxmlformats.org/officeDocument/2006/relationships" xmlns:w="http://schemas.openxmlformats.org/wordprocessingml/2006/main" xmlns:w14="http://schemas.microsoft.com/office/word/2010/wordml" xmlns:w15="http://schemas.microsoft.com/office/word/2012/wordml" mc:Ignorable="w14 w15">
+<w:styles xmlns:mc="http://schemas.openxmlformats.org/markup-compatibility/2006" xmlns:r="http://schemas.openxmlformats.org/officeDocument/2006/relationships" xmlns:w="http://schemas.openxmlformats.org/wordprocessingml/2006/main" xmlns:w14="http://schemas.microsoft.com/office/word/2010/wordml" xmlns:w15="http://schemas.microsoft.com/office/word/2012/wordml" xmlns:w16cex="http://schemas.microsoft.com/office/word/2018/wordml/cex" xmlns:w16cid="http://schemas.microsoft.com/office/word/2016/wordml/cid" xmlns:w16="http://schemas.microsoft.com/office/word/2018/wordml" xmlns:w16du="http://schemas.microsoft.com/office/word/2023/wordml/word16du" xmlns:w16sdtdh="http://schemas.microsoft.com/office/word/2020/wordml/sdtdatahash" xmlns:w16sdtfl="http://schemas.microsoft.com/office/word/2024/wordml/sdtformatlock" xmlns:w16se="http://schemas.microsoft.com/office/word/2015/wordml/symex" mc:Ignorable="w14 w15 w16se w16cid w16 w16cex w16sdtdh w16sdtfl w16du">
   <w:docDefaults>
-    <w:rPrDefault/>
+    <w:rPrDefault>
+      <w:rPr>
+        <w:rFonts w:ascii="Times New Roman" w:eastAsia="Times New Roman" w:hAnsi="Times New Roman" w:cs="Times New Roman"/>
+        <w:lang w:val="en-ID" w:eastAsia="en-ID" w:bidi="ar-SA"/>
+      </w:rPr>
+    </w:rPrDefault>
     <w:pPrDefault/>
   </w:docDefaults>
-  <w:style w:type="paragraph" w:styleId="Title">
-    <w:name w:val="Title"/>
-    <w:basedOn w:val="Normal"/>
-    <w:next w:val="Normal"/>
+  <w:latentStyles w:defLockedState="0" w:defUIPriority="99" w:defSemiHidden="0" w:defUnhideWhenUsed="0" w:defQFormat="0" w:count="376">
+    <w:lsdException w:name="Normal" w:uiPriority="0" w:qFormat="1"/>
+    <w:lsdException w:name="heading 1" w:uiPriority="9" w:qFormat="1"/>
+    <w:lsdException w:name="heading 2" w:semiHidden="1" w:uiPriority="9" w:unhideWhenUsed="1" w:qFormat="1"/>
+    <w:lsdException w:name="heading 3" w:semiHidden="1" w:uiPriority="9" w:unhideWhenUsed="1" w:qFormat="1"/>
+    <w:lsdException w:name="heading 4" w:semiHidden="1" w:uiPriority="9" w:unhideWhenUsed="1" w:qFormat="1"/>
+    <w:lsdException w:name="heading 5" w:semiHidden="1" w:uiPriority="9" w:unhideWhenUsed="1" w:qFormat="1"/>
+    <w:lsdException w:name="heading 6" w:semiHidden="1" w:uiPriority="9" w:unhideWhenUsed="1" w:qFormat="1"/>
+    <w:lsdException w:name="heading 7" w:semiHidden="1" w:uiPriority="9" w:unhideWhenUsed="1" w:qFormat="1"/>
+    <w:lsdException w:name="heading 8" w:semiHidden="1" w:uiPriority="9" w:unhideWhenUsed="1" w:qFormat="1"/>
+    <w:lsdException w:name="heading 9" w:semiHidden="1" w:uiPriority="9" w:unhideWhenUsed="1" w:qFormat="1"/>
+    <w:lsdException w:name="index 1" w:semiHidden="1" w:unhideWhenUsed="1"/>
+    <w:lsdException w:name="index 2" w:semiHidden="1" w:unhideWhenUsed="1"/>
+    <w:lsdException w:name="index 3" w:semiHidden="1" w:unhideWhenUsed="1"/>
+    <w:lsdException w:name="index 4" w:semiHidden="1" w:unhideWhenUsed="1"/>
+    <w:lsdException w:name="index 5" w:semiHidden="1" w:unhideWhenUsed="1"/>
+    <w:lsdException w:name="index 6" w:semiHidden="1" w:unhideWhenUsed="1"/>
+    <w:lsdException w:name="index 7" w:semiHidden="1" w:unhideWhenUsed="1"/>
+    <w:lsdException w:name="index 8" w:semiHidden="1" w:unhideWhenUsed="1"/>
+    <w:lsdException w:name="index 9" w:semiHidden="1" w:unhideWhenUsed="1"/>
+    <w:lsdException w:name="toc 1" w:semiHidden="1" w:uiPriority="39" w:unhideWhenUsed="1"/>
+    <w:lsdException w:name="toc 2" w:semiHidden="1" w:uiPriority="39" w:unhideWhenUsed="1"/>
+    <w:lsdException w:name="toc 3" w:semiHidden="1" w:uiPriority="39" w:unhideWhenUsed="1"/>
+    <w:lsdException w:name="toc 4" w:semiHidden="1" w:uiPriority="39" w:unhideWhenUsed="1"/>
+    <w:lsdException w:name="toc 5" w:semiHidden="1" w:uiPriority="39" w:unhideWhenUsed="1"/>
+    <w:lsdException w:name="toc 6" w:semiHidden="1" w:uiPriority="39" w:unhideWhenUsed="1"/>
+    <w:lsdException w:name="toc 7" w:semiHidden="1" w:uiPriority="39" w:unhideWhenUsed="1"/>
+    <w:lsdException w:name="toc 8" w:semiHidden="1" w:uiPriority="39" w:unhideWhenUsed="1"/>
+    <w:lsdException w:name="toc 9" w:semiHidden="1" w:uiPriority="39" w:unhideWhenUsed="1"/>
+    <w:lsdException w:name="Normal Indent" w:semiHidden="1" w:unhideWhenUsed="1"/>
+    <w:lsdException w:name="footnote text" w:semiHidden="1" w:unhideWhenUsed="1"/>
+    <w:lsdException w:name="annotation text" w:semiHidden="1" w:unhideWhenUsed="1"/>
+    <w:lsdException w:name="header" w:semiHidden="1" w:unhideWhenUsed="1"/>
+    <w:lsdException w:name="footer" w:semiHidden="1" w:unhideWhenUsed="1"/>
+    <w:lsdException w:name="index heading" w:semiHidden="1" w:unhideWhenUsed="1"/>
+    <w:lsdException w:name="caption" w:semiHidden="1" w:uiPriority="35" w:unhideWhenUsed="1" w:qFormat="1"/>
+    <w:lsdException w:name="table of figures" w:semiHidden="1" w:unhideWhenUsed="1"/>
+    <w:lsdException w:name="envelope address" w:semiHidden="1" w:unhideWhenUsed="1"/>
+    <w:lsdException w:name="envelope return" w:semiHidden="1" w:unhideWhenUsed="1"/>
+    <w:lsdException w:name="footnote reference" w:semiHidden="1" w:unhideWhenUsed="1"/>
+    <w:lsdException w:name="annotation reference" w:semiHidden="1" w:unhideWhenUsed="1"/>
+    <w:lsdException w:name="line number" w:semiHidden="1" w:unhideWhenUsed="1"/>
+    <w:lsdException w:name="page number" w:semiHidden="1" w:unhideWhenUsed="1"/>
+    <w:lsdException w:name="endnote reference" w:semiHidden="1" w:unhideWhenUsed="1"/>
+    <w:lsdException w:name="endnote text" w:semiHidden="1" w:unhideWhenUsed="1"/>
+    <w:lsdException w:name="table of authorities" w:semiHidden="1" w:unhideWhenUsed="1"/>
+    <w:lsdException w:name="macro" w:semiHidden="1" w:unhideWhenUsed="1"/>
+    <w:lsdException w:name="toa heading" w:semiHidden="1" w:unhideWhenUsed="1"/>
+    <w:lsdException w:name="List" w:semiHidden="1" w:unhideWhenUsed="1"/>
+    <w:lsdException w:name="List Bullet" w:semiHidden="1" w:unhideWhenUsed="1"/>
+    <w:lsdException w:name="List Number" w:semiHidden="1" w:unhideWhenUsed="1"/>
+    <w:lsdException w:name="List 2" w:semiHidden="1" w:unhideWhenUsed="1"/>
+    <w:lsdException w:name="List 3" w:semiHidden="1" w:unhideWhenUsed="1"/>
+    <w:lsdException w:name="List 4" w:semiHidden="1" w:unhideWhenUsed="1"/>
+    <w:lsdException w:name="List 5" w:semiHidden="1" w:unhideWhenUsed="1"/>
+    <w:lsdException w:name="List Bullet 2" w:semiHidden="1" w:unhideWhenUsed="1"/>
+    <w:lsdException w:name="List Bullet 3" w:semiHidden="1" w:unhideWhenUsed="1"/>
+    <w:lsdException w:name="List Bullet 4" w:semiHidden="1" w:unhideWhenUsed="1"/>
+    <w:lsdException w:name="List Bullet 5" w:semiHidden="1" w:unhideWhenUsed="1"/>
+    <w:lsdException w:name="List Number 2" w:semiHidden="1" w:unhideWhenUsed="1"/>
+    <w:lsdException w:name="List Number 3" w:semiHidden="1" w:unhideWhenUsed="1"/>
+    <w:lsdException w:name="List Number 4" w:semiHidden="1" w:unhideWhenUsed="1"/>
+    <w:lsdException w:name="List Number 5" w:semiHidden="1" w:unhideWhenUsed="1"/>
+    <w:lsdException w:name="Title" w:uiPriority="10" w:qFormat="1"/>
+    <w:lsdException w:name="Closing" w:semiHidden="1" w:unhideWhenUsed="1"/>
+    <w:lsdException w:name="Signature" w:semiHidden="1" w:unhideWhenUsed="1"/>
+    <w:lsdException w:name="Default Paragraph Font" w:semiHidden="1" w:uiPriority="1" w:unhideWhenUsed="1"/>
+    <w:lsdException w:name="Body Text" w:semiHidden="1" w:unhideWhenUsed="1"/>
+    <w:lsdException w:name="Body Text Indent" w:semiHidden="1" w:unhideWhenUsed="1"/>
+    <w:lsdException w:name="List Continue" w:semiHidden="1" w:unhideWhenUsed="1"/>
+    <w:lsdException w:name="List Continue 2" w:semiHidden="1" w:unhideWhenUsed="1"/>
+    <w:lsdException w:name="List Continue 3" w:semiHidden="1" w:unhideWhenUsed="1"/>
+    <w:lsdException w:name="List Continue 4" w:semiHidden="1" w:unhideWhenUsed="1"/>
+    <w:lsdException w:name="List Continue 5" w:semiHidden="1" w:unhideWhenUsed="1"/>
+    <w:lsdException w:name="Message Header" w:semiHidden="1" w:unhideWhenUsed="1"/>
+    <w:lsdException w:name="Subtitle" w:uiPriority="11" w:qFormat="1"/>
+    <w:lsdException w:name="Salutation" w:semiHidden="1" w:unhideWhenUsed="1"/>
+    <w:lsdException w:name="Date" w:semiHidden="1" w:unhideWhenUsed="1"/>
+    <w:lsdException w:name="Body Text First Indent" w:semiHidden="1" w:unhideWhenUsed="1"/>
+    <w:lsdException w:name="Body Text First Indent 2" w:semiHidden="1" w:unhideWhenUsed="1"/>
+    <w:lsdException w:name="Note Heading" w:semiHidden="1" w:unhideWhenUsed="1"/>
+    <w:lsdException w:name="Body Text 2" w:semiHidden="1" w:unhideWhenUsed="1"/>
+    <w:lsdException w:name="Body Text 3" w:semiHidden="1" w:unhideWhenUsed="1"/>
+    <w:lsdException w:name="Body Text Indent 2" w:semiHidden="1" w:unhideWhenUsed="1"/>
+    <w:lsdException w:name="Body Text Indent 3" w:semiHidden="1" w:unhideWhenUsed="1"/>
+    <w:lsdException w:name="Block Text" w:semiHidden="1" w:unhideWhenUsed="1"/>
+    <w:lsdException w:name="Hyperlink" w:semiHidden="1" w:unhideWhenUsed="1"/>
+    <w:lsdException w:name="FollowedHyperlink" w:semiHidden="1" w:unhideWhenUsed="1"/>
+    <w:lsdException w:name="Strong" w:uiPriority="22" w:qFormat="1"/>
+    <w:lsdException w:name="Emphasis" w:uiPriority="20" w:qFormat="1"/>
+    <w:lsdException w:name="Document Map" w:semiHidden="1" w:unhideWhenUsed="1"/>
+    <w:lsdException w:name="Plain Text" w:semiHidden="1" w:unhideWhenUsed="1"/>
+    <w:lsdException w:name="E-mail Signature" w:semiHidden="1" w:unhideWhenUsed="1"/>
+    <w:lsdException w:name="HTML Top of Form" w:semiHidden="1" w:unhideWhenUsed="1"/>
+    <w:lsdException w:name="HTML Bottom of Form" w:semiHidden="1" w:unhideWhenUsed="1"/>
+    <w:lsdException w:name="Normal (Web)" w:semiHidden="1" w:unhideWhenUsed="1"/>
+    <w:lsdException w:name="HTML Acronym" w:semiHidden="1" w:unhideWhenUsed="1"/>
+    <w:lsdException w:name="HTML Address" w:semiHidden="1" w:unhideWhenUsed="1"/>
+    <w:lsdException w:name="HTML Cite" w:semiHidden="1" w:unhideWhenUsed="1"/>
+    <w:lsdException w:name="HTML Code" w:semiHidden="1" w:unhideWhenUsed="1"/>
+    <w:lsdException w:name="HTML Definition" w:semiHidden="1" w:unhideWhenUsed="1"/>
+    <w:lsdException w:name="HTML Keyboard" w:semiHidden="1" w:unhideWhenUsed="1"/>
+    <w:lsdException w:name="HTML Preformatted" w:semiHidden="1" w:unhideWhenUsed="1"/>
+    <w:lsdException w:name="HTML Sample" w:semiHidden="1" w:unhideWhenUsed="1"/>
+    <w:lsdException w:name="HTML Typewriter" w:semiHidden="1" w:unhideWhenUsed="1"/>
+    <w:lsdException w:name="HTML Variable" w:semiHidden="1" w:unhideWhenUsed="1"/>
+    <w:lsdException w:name="Normal Table" w:semiHidden="1" w:unhideWhenUsed="1"/>
+    <w:lsdException w:name="annotation subject" w:semiHidden="1" w:unhideWhenUsed="1"/>
+    <w:lsdException w:name="No List" w:semiHidden="1" w:unhideWhenUsed="1"/>
+    <w:lsdException w:name="Outline List 1" w:semiHidden="1" w:unhideWhenUsed="1"/>
+    <w:lsdException w:name="Outline List 2" w:semiHidden="1" w:unhideWhenUsed="1"/>
+    <w:lsdException w:name="Outline List 3" w:semiHidden="1" w:unhideWhenUsed="1"/>
+    <w:lsdException w:name="Table Simple 1" w:semiHidden="1" w:unhideWhenUsed="1"/>
+    <w:lsdException w:name="Table Simple 2" w:semiHidden="1" w:unhideWhenUsed="1"/>
+    <w:lsdException w:name="Table Simple 3" w:semiHidden="1" w:unhideWhenUsed="1"/>
+    <w:lsdException w:name="Table Classic 1" w:semiHidden="1" w:unhideWhenUsed="1"/>
+    <w:lsdException w:name="Table Classic 2" w:semiHidden="1" w:unhideWhenUsed="1"/>
+    <w:lsdException w:name="Table Classic 3" w:semiHidden="1" w:unhideWhenUsed="1"/>
+    <w:lsdException w:name="Table Classic 4" w:semiHidden="1" w:unhideWhenUsed="1"/>
+    <w:lsdException w:name="Table Colorful 1" w:semiHidden="1" w:unhideWhenUsed="1"/>
+    <w:lsdException w:name="Table Colorful 2" w:semiHidden="1" w:unhideWhenUsed="1"/>
+    <w:lsdException w:name="Table Colorful 3" w:semiHidden="1" w:unhideWhenUsed="1"/>
+    <w:lsdException w:name="Table Columns 1" w:semiHidden="1" w:unhideWhenUsed="1"/>
+    <w:lsdException w:name="Table Columns 2" w:semiHidden="1" w:unhideWhenUsed="1"/>
+    <w:lsdException w:name="Table Columns 3" w:semiHidden="1" w:unhideWhenUsed="1"/>
+    <w:lsdException w:name="Table Columns 4" w:semiHidden="1" w:unhideWhenUsed="1"/>
+    <w:lsdException w:name="Table Columns 5" w:semiHidden="1" w:unhideWhenUsed="1"/>
+    <w:lsdException w:name="Table Grid 1" w:semiHidden="1" w:unhideWhenUsed="1"/>
+    <w:lsdException w:name="Table Grid 2" w:semiHidden="1" w:unhideWhenUsed="1"/>
+    <w:lsdException w:name="Table Grid 3" w:semiHidden="1" w:unhideWhenUsed="1"/>
+    <w:lsdException w:name="Table Grid 4" w:semiHidden="1" w:unhideWhenUsed="1"/>
+    <w:lsdException w:name="Table Grid 5" w:semiHidden="1" w:unhideWhenUsed="1"/>
+    <w:lsdException w:name="Table Grid 6" w:semiHidden="1" w:unhideWhenUsed="1"/>
+    <w:lsdException w:name="Table Grid 7" w:semiHidden="1" w:unhideWhenUsed="1"/>
+    <w:lsdException w:name="Table Grid 8" w:semiHidden="1" w:unhideWhenUsed="1"/>
+    <w:lsdException w:name="Table List 1" w:semiHidden="1" w:unhideWhenUsed="1"/>
+    <w:lsdException w:name="Table List 2" w:semiHidden="1" w:unhideWhenUsed="1"/>
+    <w:lsdException w:name="Table List 3" w:semiHidden="1" w:unhideWhenUsed="1"/>
+    <w:lsdException w:name="Table List 4" w:semiHidden="1" w:unhideWhenUsed="1"/>
+    <w:lsdException w:name="Table List 5" w:semiHidden="1" w:unhideWhenUsed="1"/>
+    <w:lsdException w:name="Table List 6" w:semiHidden="1" w:unhideWhenUsed="1"/>
+    <w:lsdException w:name="Table List 7" w:semiHidden="1" w:unhideWhenUsed="1"/>
+    <w:lsdException w:name="Table List 8" w:semiHidden="1" w:unhideWhenUsed="1"/>
+    <w:lsdException w:name="Table 3D effects 1" w:semiHidden="1" w:unhideWhenUsed="1"/>
+    <w:lsdException w:name="Table 3D effects 2" w:semiHidden="1" w:unhideWhenUsed="1"/>
+    <w:lsdException w:name="Table 3D effects 3" w:semiHidden="1" w:unhideWhenUsed="1"/>
+    <w:lsdException w:name="Table Contemporary" w:semiHidden="1" w:unhideWhenUsed="1"/>
+    <w:lsdException w:name="Table Elegant" w:semiHidden="1" w:unhideWhenUsed="1"/>
+    <w:lsdException w:name="Table Professional" w:semiHidden="1" w:unhideWhenUsed="1"/>
+    <w:lsdException w:name="Table Subtle 1" w:semiHidden="1" w:unhideWhenUsed="1"/>
+    <w:lsdException w:name="Table Subtle 2" w:semiHidden="1" w:unhideWhenUsed="1"/>
+    <w:lsdException w:name="Table Web 1" w:semiHidden="1" w:unhideWhenUsed="1"/>
+    <w:lsdException w:name="Table Web 2" w:semiHidden="1" w:unhideWhenUsed="1"/>
+    <w:lsdException w:name="Table Web 3" w:semiHidden="1" w:unhideWhenUsed="1"/>
+    <w:lsdException w:name="Balloon Text" w:semiHidden="1" w:unhideWhenUsed="1"/>
+    <w:lsdException w:name="Table Grid" w:uiPriority="39"/>
+    <w:lsdException w:name="Table Theme" w:semiHidden="1" w:unhideWhenUsed="1"/>
+    <w:lsdException w:name="Placeholder Text" w:semiHidden="1"/>
+    <w:lsdException w:name="No Spacing" w:uiPriority="1" w:qFormat="1"/>
+    <w:lsdException w:name="Light Shading" w:uiPriority="60"/>
+    <w:lsdException w:name="Light List" w:uiPriority="61"/>
+    <w:lsdException w:name="Light Grid" w:uiPriority="62"/>
+    <w:lsdException w:name="Medium Shading 1" w:uiPriority="63"/>
+    <w:lsdException w:name="Medium Shading 2" w:uiPriority="64"/>
+    <w:lsdException w:name="Medium List 1" w:uiPriority="65"/>
+    <w:lsdException w:name="Medium List 2" w:uiPriority="66"/>
+    <w:lsdException w:name="Medium Grid 1" w:uiPriority="67"/>
+    <w:lsdException w:name="Medium Grid 2" w:uiPriority="68"/>
+    <w:lsdException w:name="Medium Grid 3" w:uiPriority="69"/>
+    <w:lsdException w:name="Dark List" w:uiPriority="70"/>
+    <w:lsdException w:name="Colorful Shading" w:uiPriority="71"/>
+    <w:lsdException w:name="Colorful List" w:uiPriority="72"/>
+    <w:lsdException w:name="Colorful Grid" w:uiPriority="73"/>
+    <w:lsdException w:name="Light Shading Accent 1" w:uiPriority="60"/>
+    <w:lsdException w:name="Light List Accent 1" w:uiPriority="61"/>
+    <w:lsdException w:name="Light Grid Accent 1" w:uiPriority="62"/>
+    <w:lsdException w:name="Medium Shading 1 Accent 1" w:uiPriority="63"/>
+    <w:lsdException w:name="Medium Shading 2 Accent 1" w:uiPriority="64"/>
+    <w:lsdException w:name="Medium List 1 Accent 1" w:uiPriority="65"/>
+    <w:lsdException w:name="Revision" w:semiHidden="1"/>
+    <w:lsdException w:name="List Paragraph" w:uiPriority="34" w:qFormat="1"/>
+    <w:lsdException w:name="Quote" w:uiPriority="29" w:qFormat="1"/>
+    <w:lsdException w:name="Intense Quote" w:uiPriority="30" w:qFormat="1"/>
+    <w:lsdException w:name="Medium List 2 Accent 1" w:uiPriority="66"/>
+    <w:lsdException w:name="Medium Grid 1 Accent 1" w:uiPriority="67"/>
+    <w:lsdException w:name="Medium Grid 2 Accent 1" w:uiPriority="68"/>
+    <w:lsdException w:name="Medium Grid 3 Accent 1" w:uiPriority="69"/>
+    <w:lsdException w:name="Dark List Accent 1" w:uiPriority="70"/>
+    <w:lsdException w:name="Colorful Shading Accent 1" w:uiPriority="71"/>
+    <w:lsdException w:name="Colorful List Accent 1" w:uiPriority="72"/>
+    <w:lsdException w:name="Colorful Grid Accent 1" w:uiPriority="73"/>
+    <w:lsdException w:name="Light Shading Accent 2" w:uiPriority="60"/>
+    <w:lsdException w:name="Light List Accent 2" w:uiPriority="61"/>
+    <w:lsdException w:name="Light Grid Accent 2" w:uiPriority="62"/>
+    <w:lsdException w:name="Medium Shading 1 Accent 2" w:uiPriority="63"/>
+    <w:lsdException w:name="Medium Shading 2 Accent 2" w:uiPriority="64"/>
+    <w:lsdException w:name="Medium List 1 Accent 2" w:uiPriority="65"/>
+    <w:lsdException w:name="Medium List 2 Accent 2" w:uiPriority="66"/>
+    <w:lsdException w:name="Medium Grid 1 Accent 2" w:uiPriority="67"/>
+    <w:lsdException w:name="Medium Grid 2 Accent 2" w:uiPriority="68"/>
+    <w:lsdException w:name="Medium Grid 3 Accent 2" w:uiPriority="69"/>
+    <w:lsdException w:name="Dark List Accent 2" w:uiPriority="70"/>
+    <w:lsdException w:name="Colorful Shading Accent 2" w:uiPriority="71"/>
+    <w:lsdException w:name="Colorful List Accent 2" w:uiPriority="72"/>
+    <w:lsdException w:name="Colorful Grid Accent 2" w:uiPriority="73"/>
+    <w:lsdException w:name="Light Shading Accent 3" w:uiPriority="60"/>
+    <w:lsdException w:name="Light List Accent 3" w:uiPriority="61"/>
+    <w:lsdException w:name="Light Grid Accent 3" w:uiPriority="62"/>
+    <w:lsdException w:name="Medium Shading 1 Accent 3" w:uiPriority="63"/>
+    <w:lsdException w:name="Medium Shading 2 Accent 3" w:uiPriority="64"/>
+    <w:lsdException w:name="Medium List 1 Accent 3" w:uiPriority="65"/>
+    <w:lsdException w:name="Medium List 2 Accent 3" w:uiPriority="66"/>
+    <w:lsdException w:name="Medium Grid 1 Accent 3" w:uiPriority="67"/>
+    <w:lsdException w:name="Medium Grid 2 Accent 3" w:uiPriority="68"/>
+    <w:lsdException w:name="Medium Grid 3 Accent 3" w:uiPriority="69"/>
+    <w:lsdException w:name="Dark List Accent 3" w:uiPriority="70"/>
+    <w:lsdException w:name="Colorful Shading Accent 3" w:uiPriority="71"/>
+    <w:lsdException w:name="Colorful List Accent 3" w:uiPriority="72"/>
+    <w:lsdException w:name="Colorful Grid Accent 3" w:uiPriority="73"/>
+    <w:lsdException w:name="Light Shading Accent 4" w:uiPriority="60"/>
+    <w:lsdException w:name="Light List Accent 4" w:uiPriority="61"/>
+    <w:lsdException w:name="Light Grid Accent 4" w:uiPriority="62"/>
+    <w:lsdException w:name="Medium Shading 1 Accent 4" w:uiPriority="63"/>
+    <w:lsdException w:name="Medium Shading 2 Accent 4" w:uiPriority="64"/>
+    <w:lsdException w:name="Medium List 1 Accent 4" w:uiPriority="65"/>
+    <w:lsdException w:name="Medium List 2 Accent 4" w:uiPriority="66"/>
+    <w:lsdException w:name="Medium Grid 1 Accent 4" w:uiPriority="67"/>
+    <w:lsdException w:name="Medium Grid 2 Accent 4" w:uiPriority="68"/>
+    <w:lsdException w:name="Medium Grid 3 Accent 4" w:uiPriority="69"/>
+    <w:lsdException w:name="Dark List Accent 4" w:uiPriority="70"/>
+    <w:lsdException w:name="Colorful Shading Accent 4" w:uiPriority="71"/>
+    <w:lsdException w:name="Colorful List Accent 4" w:uiPriority="72"/>
+    <w:lsdException w:name="Colorful Grid Accent 4" w:uiPriority="73"/>
+    <w:lsdException w:name="Light Shading Accent 5" w:uiPriority="60"/>
+    <w:lsdException w:name="Light List Accent 5" w:uiPriority="61"/>
+    <w:lsdException w:name="Light Grid Accent 5" w:uiPriority="62"/>
+    <w:lsdException w:name="Medium Shading 1 Accent 5" w:uiPriority="63"/>
+    <w:lsdException w:name="Medium Shading 2 Accent 5" w:uiPriority="64"/>
+    <w:lsdException w:name="Medium List 1 Accent 5" w:uiPriority="65"/>
+    <w:lsdException w:name="Medium List 2 Accent 5" w:uiPriority="66"/>
+    <w:lsdException w:name="Medium Grid 1 Accent 5" w:uiPriority="67"/>
+    <w:lsdException w:name="Medium Grid 2 Accent 5" w:uiPriority="68"/>
+    <w:lsdException w:name="Medium Grid 3 Accent 5" w:uiPriority="69"/>
+    <w:lsdException w:name="Dark List Accent 5" w:uiPriority="70"/>
+    <w:lsdException w:name="Colorful Shading Accent 5" w:uiPriority="71"/>
+    <w:lsdException w:name="Colorful List Accent 5" w:uiPriority="72"/>
+    <w:lsdException w:name="Colorful Grid Accent 5" w:uiPriority="73"/>
+    <w:lsdException w:name="Light Shading Accent 6" w:uiPriority="60"/>
+    <w:lsdException w:name="Light List Accent 6" w:uiPriority="61"/>
+    <w:lsdException w:name="Light Grid Accent 6" w:uiPriority="62"/>
+    <w:lsdException w:name="Medium Shading 1 Accent 6" w:uiPriority="63"/>
+    <w:lsdException w:name="Medium Shading 2 Accent 6" w:uiPriority="64"/>
+    <w:lsdException w:name="Medium List 1 Accent 6" w:uiPriority="65"/>
+    <w:lsdException w:name="Medium List 2 Accent 6" w:uiPriority="66"/>
+    <w:lsdException w:name="Medium Grid 1 Accent 6" w:uiPriority="67"/>
+    <w:lsdException w:name="Medium Grid 2 Accent 6" w:uiPriority="68"/>
+    <w:lsdException w:name="Medium Grid 3 Accent 6" w:uiPriority="69"/>
+    <w:lsdException w:name="Dark List Accent 6" w:uiPriority="70"/>
+    <w:lsdException w:name="Colorful Shading Accent 6" w:uiPriority="71"/>
+    <w:lsdException w:name="Colorful List Accent 6" w:uiPriority="72"/>
+    <w:lsdException w:name="Colorful Grid Accent 6" w:uiPriority="73"/>
+    <w:lsdException w:name="Subtle Emphasis" w:uiPriority="19" w:qFormat="1"/>
+    <w:lsdException w:name="Intense Emphasis" w:uiPriority="21" w:qFormat="1"/>
+    <w:lsdException w:name="Subtle Reference" w:uiPriority="31" w:qFormat="1"/>
+    <w:lsdException w:name="Intense Reference" w:uiPriority="32" w:qFormat="1"/>
+    <w:lsdException w:name="Book Title" w:uiPriority="33" w:qFormat="1"/>
+    <w:lsdException w:name="Bibliography" w:semiHidden="1" w:uiPriority="37" w:unhideWhenUsed="1"/>
+    <w:lsdException w:name="TOC Heading" w:semiHidden="1" w:uiPriority="39" w:unhideWhenUsed="1" w:qFormat="1"/>
+    <w:lsdException w:name="Plain Table 1" w:uiPriority="41"/>
+    <w:lsdException w:name="Plain Table 2" w:uiPriority="42"/>
+    <w:lsdException w:name="Plain Table 3" w:uiPriority="43"/>
+    <w:lsdException w:name="Plain Table 4" w:uiPriority="44"/>
+    <w:lsdException w:name="Plain Table 5" w:uiPriority="45"/>
+    <w:lsdException w:name="Grid Table Light" w:uiPriority="40"/>
+    <w:lsdException w:name="Grid Table 1 Light" w:uiPriority="46"/>
+    <w:lsdException w:name="Grid Table 2" w:uiPriority="47"/>
+    <w:lsdException w:name="Grid Table 3" w:uiPriority="48"/>
+    <w:lsdException w:name="Grid Table 4" w:uiPriority="49"/>
+    <w:lsdException w:name="Grid Table 5 Dark" w:uiPriority="50"/>
+    <w:lsdException w:name="Grid Table 6 Colorful" w:uiPriority="51"/>
+    <w:lsdException w:name="Grid Table 7 Colorful" w:uiPriority="52"/>
+    <w:lsdException w:name="Grid Table 1 Light Accent 1" w:uiPriority="46"/>
+    <w:lsdException w:name="Grid Table 2 Accent 1" w:uiPriority="47"/>
+    <w:lsdException w:name="Grid Table 3 Accent 1" w:uiPriority="48"/>
+    <w:lsdException w:name="Grid Table 4 Accent 1" w:uiPriority="49"/>
+    <w:lsdException w:name="Grid Table 5 Dark Accent 1" w:uiPriority="50"/>
+    <w:lsdException w:name="Grid Table 6 Colorful Accent 1" w:uiPriority="51"/>
+    <w:lsdException w:name="Grid Table 7 Colorful Accent 1" w:uiPriority="52"/>
+    <w:lsdException w:name="Grid Table 1 Light Accent 2" w:uiPriority="46"/>
+    <w:lsdException w:name="Grid Table 2 Accent 2" w:uiPriority="47"/>
+    <w:lsdException w:name="Grid Table 3 Accent 2" w:uiPriority="48"/>
+    <w:lsdException w:name="Grid Table 4 Accent 2" w:uiPriority="49"/>
+    <w:lsdException w:name="Grid Table 5 Dark Accent 2" w:uiPriority="50"/>
+    <w:lsdException w:name="Grid Table 6 Colorful Accent 2" w:uiPriority="51"/>
+    <w:lsdException w:name="Grid Table 7 Colorful Accent 2" w:uiPriority="52"/>
+    <w:lsdException w:name="Grid Table 1 Light Accent 3" w:uiPriority="46"/>
+    <w:lsdException w:name="Grid Table 2 Accent 3" w:uiPriority="47"/>
+    <w:lsdException w:name="Grid Table 3 Accent 3" w:uiPriority="48"/>
+    <w:lsdException w:name="Grid Table 4 Accent 3" w:uiPriority="49"/>
+    <w:lsdException w:name="Grid Table 5 Dark Accent 3" w:uiPriority="50"/>
+    <w:lsdException w:name="Grid Table 6 Colorful Accent 3" w:uiPriority="51"/>
+    <w:lsdException w:name="Grid Table 7 Colorful Accent 3" w:uiPriority="52"/>
+    <w:lsdException w:name="Grid Table 1 Light Accent 4" w:uiPriority="46"/>
+    <w:lsdException w:name="Grid Table 2 Accent 4" w:uiPriority="47"/>
+    <w:lsdException w:name="Grid Table 3 Accent 4" w:uiPriority="48"/>
+    <w:lsdException w:name="Grid Table 4 Accent 4" w:uiPriority="49"/>
+    <w:lsdException w:name="Grid Table 5 Dark Accent 4" w:uiPriority="50"/>
+    <w:lsdException w:name="Grid Table 6 Colorful Accent 4" w:uiPriority="51"/>
+    <w:lsdException w:name="Grid Table 7 Colorful Accent 4" w:uiPriority="52"/>
+    <w:lsdException w:name="Grid Table 1 Light Accent 5" w:uiPriority="46"/>
+    <w:lsdException w:name="Grid Table 2 Accent 5" w:uiPriority="47"/>
+    <w:lsdException w:name="Grid Table 3 Accent 5" w:uiPriority="48"/>
+    <w:lsdException w:name="Grid Table 4 Accent 5" w:uiPriority="49"/>
+    <w:lsdException w:name="Grid Table 5 Dark Accent 5" w:uiPriority="50"/>
+    <w:lsdException w:name="Grid Table 6 Colorful Accent 5" w:uiPriority="51"/>
+    <w:lsdException w:name="Grid Table 7 Colorful Accent 5" w:uiPriority="52"/>
+    <w:lsdException w:name="Grid Table 1 Light Accent 6" w:uiPriority="46"/>
+    <w:lsdException w:name="Grid Table 2 Accent 6" w:uiPriority="47"/>
+    <w:lsdException w:name="Grid Table 3 Accent 6" w:uiPriority="48"/>
+    <w:lsdException w:name="Grid Table 4 Accent 6" w:uiPriority="49"/>
+    <w:lsdException w:name="Grid Table 5 Dark Accent 6" w:uiPriority="50"/>
+    <w:lsdException w:name="Grid Table 6 Colorful Accent 6" w:uiPriority="51"/>
+    <w:lsdException w:name="Grid Table 7 Colorful Accent 6" w:uiPriority="52"/>
+    <w:lsdException w:name="List Table 1 Light" w:uiPriority="46"/>
+    <w:lsdException w:name="List Table 2" w:uiPriority="47"/>
+    <w:lsdException w:name="List Table 3" w:uiPriority="48"/>
+    <w:lsdException w:name="List Table 4" w:uiPriority="49"/>
+    <w:lsdException w:name="List Table 5 Dark" w:uiPriority="50"/>
+    <w:lsdException w:name="List Table 6 Colorful" w:uiPriority="51"/>
+    <w:lsdException w:name="List Table 7 Colorful" w:uiPriority="52"/>
+    <w:lsdException w:name="List Table 1 Light Accent 1" w:uiPriority="46"/>
+    <w:lsdException w:name="List Table 2 Accent 1" w:uiPriority="47"/>
+    <w:lsdException w:name="List Table 3 Accent 1" w:uiPriority="48"/>
+    <w:lsdException w:name="List Table 4 Accent 1" w:uiPriority="49"/>
+    <w:lsdException w:name="List Table 5 Dark Accent 1" w:uiPriority="50"/>
+    <w:lsdException w:name="List Table 6 Colorful Accent 1" w:uiPriority="51"/>
+    <w:lsdException w:name="List Table 7 Colorful Accent 1" w:uiPriority="52"/>
+    <w:lsdException w:name="List Table 1 Light Accent 2" w:uiPriority="46"/>
+    <w:lsdException w:name="List Table 2 Accent 2" w:uiPriority="47"/>
+    <w:lsdException w:name="List Table 3 Accent 2" w:uiPriority="48"/>
+    <w:lsdException w:name="List Table 4 Accent 2" w:uiPriority="49"/>
+    <w:lsdException w:name="List Table 5 Dark Accent 2" w:uiPriority="50"/>
+    <w:lsdException w:name="List Table 6 Colorful Accent 2" w:uiPriority="51"/>
+    <w:lsdException w:name="List Table 7 Colorful Accent 2" w:uiPriority="52"/>
+    <w:lsdException w:name="List Table 1 Light Accent 3" w:uiPriority="46"/>
+    <w:lsdException w:name="List Table 2 Accent 3" w:uiPriority="47"/>
+    <w:lsdException w:name="List Table 3 Accent 3" w:uiPriority="48"/>
+    <w:lsdException w:name="List Table 4 Accent 3" w:uiPriority="49"/>
+    <w:lsdException w:name="List Table 5 Dark Accent 3" w:uiPriority="50"/>
+    <w:lsdException w:name="List Table 6 Colorful Accent 3" w:uiPriority="51"/>
+    <w:lsdException w:name="List Table 7 Colorful Accent 3" w:uiPriority="52"/>
+    <w:lsdException w:name="List Table 1 Light Accent 4" w:uiPriority="46"/>
+    <w:lsdException w:name="List Table 2 Accent 4" w:uiPriority="47"/>
+    <w:lsdException w:name="List Table 3 Accent 4" w:uiPriority="48"/>
+    <w:lsdException w:name="List Table 4 Accent 4" w:uiPriority="49"/>
+    <w:lsdException w:name="List Table 5 Dark Accent 4" w:uiPriority="50"/>
+    <w:lsdException w:name="List Table 6 Colorful Accent 4" w:uiPriority="51"/>
+    <w:lsdException w:name="List Table 7 Colorful Accent 4" w:uiPriority="52"/>
+    <w:lsdException w:name="List Table 1 Light Accent 5" w:uiPriority="46"/>
+    <w:lsdException w:name="List Table 2 Accent 5" w:uiPriority="47"/>
+    <w:lsdException w:name="List Table 3 Accent 5" w:uiPriority="48"/>
+    <w:lsdException w:name="List Table 4 Accent 5" w:uiPriority="49"/>
+    <w:lsdException w:name="List Table 5 Dark Accent 5" w:uiPriority="50"/>
+    <w:lsdException w:name="List Table 6 Colorful Accent 5" w:uiPriority="51"/>
+    <w:lsdException w:name="List Table 7 Colorful Accent 5" w:uiPriority="52"/>
+    <w:lsdException w:name="List Table 1 Light Accent 6" w:uiPriority="46"/>
+    <w:lsdException w:name="List Table 2 Accent 6" w:uiPriority="47"/>
+    <w:lsdException w:name="List Table 3 Accent 6" w:uiPriority="48"/>
+    <w:lsdException w:name="List Table 4 Accent 6" w:uiPriority="49"/>
+    <w:lsdException w:name="List Table 5 Dark Accent 6" w:uiPriority="50"/>
+    <w:lsdException w:name="List Table 6 Colorful Accent 6" w:uiPriority="51"/>
+    <w:lsdException w:name="List Table 7 Colorful Accent 6" w:uiPriority="52"/>
+    <w:lsdException w:name="Mention" w:semiHidden="1" w:unhideWhenUsed="1"/>
+    <w:lsdException w:name="Smart Hyperlink" w:semiHidden="1" w:unhideWhenUsed="1"/>
+    <w:lsdException w:name="Hashtag" w:semiHidden="1" w:unhideWhenUsed="1"/>
+    <w:lsdException w:name="Unresolved Mention" w:semiHidden="1" w:unhideWhenUsed="1"/>
+    <w:lsdException w:name="Smart Link" w:semiHidden="1" w:unhideWhenUsed="1"/>
+  </w:latentStyles>
+  <w:style w:type="paragraph" w:default="1" w:styleId="Normal">
+    <w:name w:val="Normal"/>
     <w:qFormat/>
-    <w:rPr>
-      <w:sz w:val="56"/>
-      <w:szCs w:val="56"/>
-    </w:rPr>
   </w:style>
   <w:style w:type="paragraph" w:styleId="Heading1">
-    <w:name w:val="Heading 1"/>
-    <w:basedOn w:val="Normal"/>
-    <w:next w:val="Normal"/>
+    <w:name w:val="heading 1"/>
+    <w:uiPriority w:val="9"/>
     <w:qFormat/>
+    <w:pPr>
+      <w:outlineLvl w:val="0"/>
+    </w:pPr>
     <w:rPr>
       <w:color w:val="2E74B5"/>
       <w:sz w:val="32"/>
@@ -2143,10 +6795,13 @@
     </w:rPr>
   </w:style>
   <w:style w:type="paragraph" w:styleId="Heading2">
-    <w:name w:val="Heading 2"/>
-    <w:basedOn w:val="Normal"/>
-    <w:next w:val="Normal"/>
+    <w:name w:val="heading 2"/>
+    <w:uiPriority w:val="9"/>
+    <w:unhideWhenUsed/>
     <w:qFormat/>
+    <w:pPr>
+      <w:outlineLvl w:val="1"/>
+    </w:pPr>
     <w:rPr>
       <w:color w:val="2E74B5"/>
       <w:sz w:val="26"/>
@@ -2154,10 +6809,14 @@
     </w:rPr>
   </w:style>
   <w:style w:type="paragraph" w:styleId="Heading3">
-    <w:name w:val="Heading 3"/>
-    <w:basedOn w:val="Normal"/>
-    <w:next w:val="Normal"/>
+    <w:name w:val="heading 3"/>
+    <w:uiPriority w:val="9"/>
+    <w:semiHidden/>
+    <w:unhideWhenUsed/>
     <w:qFormat/>
+    <w:pPr>
+      <w:outlineLvl w:val="2"/>
+    </w:pPr>
     <w:rPr>
       <w:color w:val="1F4D78"/>
       <w:sz w:val="24"/>
@@ -2165,10 +6824,14 @@
     </w:rPr>
   </w:style>
   <w:style w:type="paragraph" w:styleId="Heading4">
-    <w:name w:val="Heading 4"/>
-    <w:basedOn w:val="Normal"/>
-    <w:next w:val="Normal"/>
+    <w:name w:val="heading 4"/>
+    <w:uiPriority w:val="9"/>
+    <w:semiHidden/>
+    <w:unhideWhenUsed/>
     <w:qFormat/>
+    <w:pPr>
+      <w:outlineLvl w:val="3"/>
+    </w:pPr>
     <w:rPr>
       <w:i/>
       <w:iCs/>
@@ -2176,27 +6839,69 @@
     </w:rPr>
   </w:style>
   <w:style w:type="paragraph" w:styleId="Heading5">
-    <w:name w:val="Heading 5"/>
-    <w:basedOn w:val="Normal"/>
-    <w:next w:val="Normal"/>
+    <w:name w:val="heading 5"/>
+    <w:uiPriority w:val="9"/>
+    <w:semiHidden/>
+    <w:unhideWhenUsed/>
     <w:qFormat/>
+    <w:pPr>
+      <w:outlineLvl w:val="4"/>
+    </w:pPr>
     <w:rPr>
       <w:color w:val="2E74B5"/>
     </w:rPr>
   </w:style>
   <w:style w:type="paragraph" w:styleId="Heading6">
-    <w:name w:val="Heading 6"/>
-    <w:basedOn w:val="Normal"/>
-    <w:next w:val="Normal"/>
+    <w:name w:val="heading 6"/>
+    <w:uiPriority w:val="9"/>
+    <w:semiHidden/>
+    <w:unhideWhenUsed/>
     <w:qFormat/>
+    <w:pPr>
+      <w:outlineLvl w:val="5"/>
+    </w:pPr>
     <w:rPr>
       <w:color w:val="1F4D78"/>
     </w:rPr>
   </w:style>
-  <w:style w:type="paragraph" w:styleId="Strong">
-    <w:name w:val="Strong"/>
-    <w:basedOn w:val="Normal"/>
-    <w:next w:val="Normal"/>
+  <w:style w:type="character" w:default="1" w:styleId="DefaultParagraphFont">
+    <w:name w:val="Default Paragraph Font"/>
+    <w:uiPriority w:val="1"/>
+    <w:semiHidden/>
+    <w:unhideWhenUsed/>
+  </w:style>
+  <w:style w:type="table" w:default="1" w:styleId="TableNormal">
+    <w:name w:val="Normal Table"/>
+    <w:uiPriority w:val="99"/>
+    <w:semiHidden/>
+    <w:unhideWhenUsed/>
+    <w:tblPr>
+      <w:tblInd w:w="0" w:type="dxa"/>
+      <w:tblCellMar>
+        <w:top w:w="0" w:type="dxa"/>
+        <w:left w:w="108" w:type="dxa"/>
+        <w:bottom w:w="0" w:type="dxa"/>
+        <w:right w:w="108" w:type="dxa"/>
+      </w:tblCellMar>
+    </w:tblPr>
+  </w:style>
+  <w:style w:type="numbering" w:default="1" w:styleId="NoList">
+    <w:name w:val="No List"/>
+    <w:uiPriority w:val="99"/>
+    <w:semiHidden/>
+    <w:unhideWhenUsed/>
+  </w:style>
+  <w:style w:type="paragraph" w:styleId="Title">
+    <w:name w:val="Title"/>
+    <w:uiPriority w:val="10"/>
+    <w:qFormat/>
+    <w:rPr>
+      <w:sz w:val="56"/>
+      <w:szCs w:val="56"/>
+    </w:rPr>
+  </w:style>
+  <w:style w:type="paragraph" w:customStyle="1" w:styleId="Strong1">
+    <w:name w:val="Strong1"/>
     <w:qFormat/>
     <w:rPr>
       <w:b/>
@@ -2205,12 +6910,10 @@
   </w:style>
   <w:style w:type="paragraph" w:styleId="ListParagraph">
     <w:name w:val="List Paragraph"/>
-    <w:basedOn w:val="Normal"/>
     <w:qFormat/>
   </w:style>
   <w:style w:type="character" w:styleId="Hyperlink">
     <w:name w:val="Hyperlink"/>
-    <w:basedOn w:val="DefaultParagraphFont"/>
     <w:uiPriority w:val="99"/>
     <w:unhideWhenUsed/>
     <w:rPr>
@@ -2220,7 +6923,6 @@
   </w:style>
   <w:style w:type="character" w:styleId="FootnoteReference">
     <w:name w:val="footnote reference"/>
-    <w:basedOn w:val="DefaultParagraphFont"/>
     <w:uiPriority w:val="99"/>
     <w:semiHidden/>
     <w:unhideWhenUsed/>
@@ -2230,22 +6932,13 @@
   </w:style>
   <w:style w:type="paragraph" w:styleId="FootnoteText">
     <w:name w:val="footnote text"/>
-    <w:basedOn w:val="Normal"/>
     <w:link w:val="FootnoteTextChar"/>
     <w:uiPriority w:val="99"/>
     <w:semiHidden/>
     <w:unhideWhenUsed/>
-    <w:pPr>
-      <w:spacing w:after="0" w:line="240" w:lineRule="auto"/>
-    </w:pPr>
-    <w:rPr>
-      <w:sz w:val="20"/>
-      <w:szCs w:val="20"/>
-    </w:rPr>
   </w:style>
-  <w:style w:type="character" w:styleId="FootnoteTextChar">
+  <w:style w:type="character" w:customStyle="1" w:styleId="FootnoteTextChar">
     <w:name w:val="Footnote Text Char"/>
-    <w:basedOn w:val="DefaultParagraphFont"/>
     <w:link w:val="FootnoteText"/>
     <w:uiPriority w:val="99"/>
     <w:semiHidden/>
@@ -2257,7 +6950,6 @@
   </w:style>
   <w:style w:type="character" w:styleId="EndnoteReference">
     <w:name w:val="endnote reference"/>
-    <w:basedOn w:val="DefaultParagraphFont"/>
     <w:uiPriority w:val="99"/>
     <w:semiHidden/>
     <w:unhideWhenUsed/>
@@ -2267,22 +6959,13 @@
   </w:style>
   <w:style w:type="paragraph" w:styleId="EndnoteText">
     <w:name w:val="endnote text"/>
-    <w:basedOn w:val="Normal"/>
     <w:link w:val="EndnoteTextChar"/>
     <w:uiPriority w:val="99"/>
     <w:semiHidden/>
     <w:unhideWhenUsed/>
-    <w:pPr>
-      <w:spacing w:after="0" w:line="240" w:lineRule="auto"/>
-    </w:pPr>
-    <w:rPr>
-      <w:sz w:val="20"/>
-      <w:szCs w:val="20"/>
-    </w:rPr>
   </w:style>
-  <w:style w:type="character" w:styleId="EndnoteTextChar">
+  <w:style w:type="character" w:customStyle="1" w:styleId="EndnoteTextChar">
     <w:name w:val="Endnote Text Char"/>
-    <w:basedOn w:val="DefaultParagraphFont"/>
     <w:link w:val="EndnoteText"/>
     <w:uiPriority w:val="99"/>
     <w:semiHidden/>
@@ -2293,4 +6976,319 @@
     </w:rPr>
   </w:style>
 </w:styles>
+</file>
+
+<file path=word/theme/theme1.xml><?xml version="1.0" encoding="utf-8"?>
+<a:theme xmlns:a="http://schemas.openxmlformats.org/drawingml/2006/main" name="Office Theme">
+  <a:themeElements>
+    <a:clrScheme name="Office">
+      <a:dk1>
+        <a:sysClr val="windowText" lastClr="000000"/>
+      </a:dk1>
+      <a:lt1>
+        <a:sysClr val="window" lastClr="FFFFFF"/>
+      </a:lt1>
+      <a:dk2>
+        <a:srgbClr val="0E2841"/>
+      </a:dk2>
+      <a:lt2>
+        <a:srgbClr val="E8E8E8"/>
+      </a:lt2>
+      <a:accent1>
+        <a:srgbClr val="156082"/>
+      </a:accent1>
+      <a:accent2>
+        <a:srgbClr val="E97132"/>
+      </a:accent2>
+      <a:accent3>
+        <a:srgbClr val="196B24"/>
+      </a:accent3>
+      <a:accent4>
+        <a:srgbClr val="0F9ED5"/>
+      </a:accent4>
+      <a:accent5>
+        <a:srgbClr val="A02B93"/>
+      </a:accent5>
+      <a:accent6>
+        <a:srgbClr val="4EA72E"/>
+      </a:accent6>
+      <a:hlink>
+        <a:srgbClr val="467886"/>
+      </a:hlink>
+      <a:folHlink>
+        <a:srgbClr val="96607D"/>
+      </a:folHlink>
+    </a:clrScheme>
+    <a:fontScheme name="Office">
+      <a:majorFont>
+        <a:latin typeface="Aptos Display" panose="02110004020202020204"/>
+        <a:ea typeface=""/>
+        <a:cs typeface=""/>
+        <a:font script="Jpan" typeface="游ゴシック Light"/>
+        <a:font script="Hang" typeface="맑은 고딕"/>
+        <a:font script="Hans" typeface="等线 Light"/>
+        <a:font script="Hant" typeface="新細明體"/>
+        <a:font script="Arab" typeface="Times New Roman"/>
+        <a:font script="Hebr" typeface="Times New Roman"/>
+        <a:font script="Thai" typeface="Angsana New"/>
+        <a:font script="Ethi" typeface="Nyala"/>
+        <a:font script="Beng" typeface="Vrinda"/>
+        <a:font script="Gujr" typeface="Shruti"/>
+        <a:font script="Khmr" typeface="MoolBoran"/>
+        <a:font script="Knda" typeface="Tunga"/>
+        <a:font script="Guru" typeface="Raavi"/>
+        <a:font script="Cans" typeface="Euphemia"/>
+        <a:font script="Cher" typeface="Plantagenet Cherokee"/>
+        <a:font script="Yiii" typeface="Microsoft Yi Baiti"/>
+        <a:font script="Tibt" typeface="Microsoft Himalaya"/>
+        <a:font script="Thaa" typeface="MV Boli"/>
+        <a:font script="Deva" typeface="Mangal"/>
+        <a:font script="Telu" typeface="Gautami"/>
+        <a:font script="Taml" typeface="Latha"/>
+        <a:font script="Syrc" typeface="Estrangelo Edessa"/>
+        <a:font script="Orya" typeface="Kalinga"/>
+        <a:font script="Mlym" typeface="Kartika"/>
+        <a:font script="Laoo" typeface="DokChampa"/>
+        <a:font script="Sinh" typeface="Iskoola Pota"/>
+        <a:font script="Mong" typeface="Mongolian Baiti"/>
+        <a:font script="Viet" typeface="Times New Roman"/>
+        <a:font script="Uigh" typeface="Microsoft Uighur"/>
+        <a:font script="Geor" typeface="Sylfaen"/>
+        <a:font script="Armn" typeface="Arial"/>
+        <a:font script="Bugi" typeface="Leelawadee UI"/>
+        <a:font script="Bopo" typeface="Microsoft JhengHei"/>
+        <a:font script="Java" typeface="Javanese Text"/>
+        <a:font script="Lisu" typeface="Segoe UI"/>
+        <a:font script="Mymr" typeface="Myanmar Text"/>
+        <a:font script="Nkoo" typeface="Ebrima"/>
+        <a:font script="Olck" typeface="Nirmala UI"/>
+        <a:font script="Osma" typeface="Ebrima"/>
+        <a:font script="Phag" typeface="Phagspa"/>
+        <a:font script="Syrn" typeface="Estrangelo Edessa"/>
+        <a:font script="Syrj" typeface="Estrangelo Edessa"/>
+        <a:font script="Syre" typeface="Estrangelo Edessa"/>
+        <a:font script="Sora" typeface="Nirmala UI"/>
+        <a:font script="Tale" typeface="Microsoft Tai Le"/>
+        <a:font script="Talu" typeface="Microsoft New Tai Lue"/>
+        <a:font script="Tfng" typeface="Ebrima"/>
+      </a:majorFont>
+      <a:minorFont>
+        <a:latin typeface="Aptos" panose="02110004020202020204"/>
+        <a:ea typeface=""/>
+        <a:cs typeface=""/>
+        <a:font script="Jpan" typeface="游明朝"/>
+        <a:font script="Hang" typeface="맑은 고딕"/>
+        <a:font script="Hans" typeface="等线"/>
+        <a:font script="Hant" typeface="新細明體"/>
+        <a:font script="Arab" typeface="Arial"/>
+        <a:font script="Hebr" typeface="Arial"/>
+        <a:font script="Thai" typeface="Cordia New"/>
+        <a:font script="Ethi" typeface="Nyala"/>
+        <a:font script="Beng" typeface="Vrinda"/>
+        <a:font script="Gujr" typeface="Shruti"/>
+        <a:font script="Khmr" typeface="DaunPenh"/>
+        <a:font script="Knda" typeface="Tunga"/>
+        <a:font script="Guru" typeface="Raavi"/>
+        <a:font script="Cans" typeface="Euphemia"/>
+        <a:font script="Cher" typeface="Plantagenet Cherokee"/>
+        <a:font script="Yiii" typeface="Microsoft Yi Baiti"/>
+        <a:font script="Tibt" typeface="Microsoft Himalaya"/>
+        <a:font script="Thaa" typeface="MV Boli"/>
+        <a:font script="Deva" typeface="Mangal"/>
+        <a:font script="Telu" typeface="Gautami"/>
+        <a:font script="Taml" typeface="Latha"/>
+        <a:font script="Syrc" typeface="Estrangelo Edessa"/>
+        <a:font script="Orya" typeface="Kalinga"/>
+        <a:font script="Mlym" typeface="Kartika"/>
+        <a:font script="Laoo" typeface="DokChampa"/>
+        <a:font script="Sinh" typeface="Iskoola Pota"/>
+        <a:font script="Mong" typeface="Mongolian Baiti"/>
+        <a:font script="Viet" typeface="Arial"/>
+        <a:font script="Uigh" typeface="Microsoft Uighur"/>
+        <a:font script="Geor" typeface="Sylfaen"/>
+        <a:font script="Armn" typeface="Arial"/>
+        <a:font script="Bugi" typeface="Leelawadee UI"/>
+        <a:font script="Bopo" typeface="Microsoft JhengHei"/>
+        <a:font script="Java" typeface="Javanese Text"/>
+        <a:font script="Lisu" typeface="Segoe UI"/>
+        <a:font script="Mymr" typeface="Myanmar Text"/>
+        <a:font script="Nkoo" typeface="Ebrima"/>
+        <a:font script="Olck" typeface="Nirmala UI"/>
+        <a:font script="Osma" typeface="Ebrima"/>
+        <a:font script="Phag" typeface="Phagspa"/>
+        <a:font script="Syrn" typeface="Estrangelo Edessa"/>
+        <a:font script="Syrj" typeface="Estrangelo Edessa"/>
+        <a:font script="Syre" typeface="Estrangelo Edessa"/>
+        <a:font script="Sora" typeface="Nirmala UI"/>
+        <a:font script="Tale" typeface="Microsoft Tai Le"/>
+        <a:font script="Talu" typeface="Microsoft New Tai Lue"/>
+        <a:font script="Tfng" typeface="Ebrima"/>
+      </a:minorFont>
+    </a:fontScheme>
+    <a:fmtScheme name="Office">
+      <a:fillStyleLst>
+        <a:solidFill>
+          <a:schemeClr val="phClr"/>
+        </a:solidFill>
+        <a:gradFill rotWithShape="1">
+          <a:gsLst>
+            <a:gs pos="0">
+              <a:schemeClr val="phClr">
+                <a:lumMod val="110000"/>
+                <a:satMod val="105000"/>
+                <a:tint val="67000"/>
+              </a:schemeClr>
+            </a:gs>
+            <a:gs pos="50000">
+              <a:schemeClr val="phClr">
+                <a:lumMod val="105000"/>
+                <a:satMod val="103000"/>
+                <a:tint val="73000"/>
+              </a:schemeClr>
+            </a:gs>
+            <a:gs pos="100000">
+              <a:schemeClr val="phClr">
+                <a:lumMod val="105000"/>
+                <a:satMod val="109000"/>
+                <a:tint val="81000"/>
+              </a:schemeClr>
+            </a:gs>
+          </a:gsLst>
+          <a:lin ang="5400000" scaled="0"/>
+        </a:gradFill>
+        <a:gradFill rotWithShape="1">
+          <a:gsLst>
+            <a:gs pos="0">
+              <a:schemeClr val="phClr">
+                <a:satMod val="103000"/>
+                <a:lumMod val="102000"/>
+                <a:tint val="94000"/>
+              </a:schemeClr>
+            </a:gs>
+            <a:gs pos="50000">
+              <a:schemeClr val="phClr">
+                <a:satMod val="110000"/>
+                <a:lumMod val="100000"/>
+                <a:shade val="100000"/>
+              </a:schemeClr>
+            </a:gs>
+            <a:gs pos="100000">
+              <a:schemeClr val="phClr">
+                <a:lumMod val="99000"/>
+                <a:satMod val="120000"/>
+                <a:shade val="78000"/>
+              </a:schemeClr>
+            </a:gs>
+          </a:gsLst>
+          <a:lin ang="5400000" scaled="0"/>
+        </a:gradFill>
+      </a:fillStyleLst>
+      <a:lnStyleLst>
+        <a:ln w="12700" cap="flat" cmpd="sng" algn="ctr">
+          <a:solidFill>
+            <a:schemeClr val="phClr"/>
+          </a:solidFill>
+          <a:prstDash val="solid"/>
+          <a:miter lim="800000"/>
+        </a:ln>
+        <a:ln w="19050" cap="flat" cmpd="sng" algn="ctr">
+          <a:solidFill>
+            <a:schemeClr val="phClr"/>
+          </a:solidFill>
+          <a:prstDash val="solid"/>
+          <a:miter lim="800000"/>
+        </a:ln>
+        <a:ln w="25400" cap="flat" cmpd="sng" algn="ctr">
+          <a:solidFill>
+            <a:schemeClr val="phClr"/>
+          </a:solidFill>
+          <a:prstDash val="solid"/>
+          <a:miter lim="800000"/>
+        </a:ln>
+      </a:lnStyleLst>
+      <a:effectStyleLst>
+        <a:effectStyle>
+          <a:effectLst/>
+        </a:effectStyle>
+        <a:effectStyle>
+          <a:effectLst/>
+        </a:effectStyle>
+        <a:effectStyle>
+          <a:effectLst>
+            <a:outerShdw blurRad="57150" dist="19050" dir="5400000" algn="ctr" rotWithShape="0">
+              <a:srgbClr val="000000">
+                <a:alpha val="63000"/>
+              </a:srgbClr>
+            </a:outerShdw>
+          </a:effectLst>
+        </a:effectStyle>
+      </a:effectStyleLst>
+      <a:bgFillStyleLst>
+        <a:solidFill>
+          <a:schemeClr val="phClr"/>
+        </a:solidFill>
+        <a:solidFill>
+          <a:schemeClr val="phClr">
+            <a:tint val="95000"/>
+            <a:satMod val="170000"/>
+          </a:schemeClr>
+        </a:solidFill>
+        <a:gradFill rotWithShape="1">
+          <a:gsLst>
+            <a:gs pos="0">
+              <a:schemeClr val="phClr">
+                <a:tint val="93000"/>
+                <a:satMod val="150000"/>
+                <a:shade val="98000"/>
+                <a:lumMod val="102000"/>
+              </a:schemeClr>
+            </a:gs>
+            <a:gs pos="50000">
+              <a:schemeClr val="phClr">
+                <a:tint val="98000"/>
+                <a:satMod val="130000"/>
+                <a:shade val="90000"/>
+                <a:lumMod val="103000"/>
+              </a:schemeClr>
+            </a:gs>
+            <a:gs pos="100000">
+              <a:schemeClr val="phClr">
+                <a:shade val="63000"/>
+                <a:satMod val="120000"/>
+              </a:schemeClr>
+            </a:gs>
+          </a:gsLst>
+          <a:lin ang="5400000" scaled="0"/>
+        </a:gradFill>
+      </a:bgFillStyleLst>
+    </a:fmtScheme>
+  </a:themeElements>
+  <a:objectDefaults>
+    <a:lnDef>
+      <a:spPr/>
+      <a:bodyPr/>
+      <a:lstStyle/>
+      <a:style>
+        <a:lnRef idx="2">
+          <a:schemeClr val="accent1"/>
+        </a:lnRef>
+        <a:fillRef idx="0">
+          <a:schemeClr val="accent1"/>
+        </a:fillRef>
+        <a:effectRef idx="1">
+          <a:schemeClr val="accent1"/>
+        </a:effectRef>
+        <a:fontRef idx="minor">
+          <a:schemeClr val="tx1"/>
+        </a:fontRef>
+      </a:style>
+    </a:lnDef>
+  </a:objectDefaults>
+  <a:extraClrSchemeLst/>
+  <a:extLst>
+    <a:ext uri="{05A4C25C-085E-4340-85A3-A5531E510DB2}">
+      <thm15:themeFamily xmlns:thm15="http://schemas.microsoft.com/office/thememl/2012/main" name="Office Theme" id="{2E142A2C-CD16-42D6-873A-C26D2A0506FA}" vid="{1BDDFF52-6CD6-40A5-AB3C-68EB2F1E4D0A}"/>
+    </a:ext>
+  </a:extLst>
+</a:theme>
 </file>